--- a/skills/doc-convert/assets/style-preview.docx
+++ b/skills/doc-convert/assets/style-preview.docx
@@ -23,7 +23,10 @@
       </w:r>
       <w:r>
         <w:rPr>
-          <w:rStyle w:val="VerbatimChar"/>
+          <w:rFonts w:ascii="Cascadia Code" w:hAnsi="Cascadia Code" w:cs="Cascadia Code"/>
+          <w:sz w:val="19"/>
+          <w:szCs w:val="19"/>
+          <w:shd w:val="clear" w:color="auto" w:fill="F0F0F0"/>
         </w:rPr>
         <w:t xml:space="preserve">artemis-program.md</w:t>
       </w:r>
@@ -433,7 +436,10 @@
       </w:r>
       <w:r>
         <w:rPr>
-          <w:rStyle w:val="VerbatimChar"/>
+          <w:rFonts w:ascii="Cascadia Code" w:hAnsi="Cascadia Code" w:cs="Cascadia Code"/>
+          <w:sz w:val="19"/>
+          <w:szCs w:val="19"/>
+          <w:shd w:val="clear" w:color="auto" w:fill="F0F0F0"/>
         </w:rPr>
         <w:t xml:space="preserve">#</w:t>
       </w:r>
@@ -448,7 +454,10 @@
       </w:r>
       <w:r>
         <w:rPr>
-          <w:rStyle w:val="VerbatimChar"/>
+          <w:rFonts w:ascii="Cascadia Code" w:hAnsi="Cascadia Code" w:cs="Cascadia Code"/>
+          <w:sz w:val="19"/>
+          <w:szCs w:val="19"/>
+          <w:shd w:val="clear" w:color="auto" w:fill="F0F0F0"/>
         </w:rPr>
         <w:t xml:space="preserve">#</w:t>
       </w:r>
@@ -474,62 +483,120 @@
     <w:p>
       <w:pPr>
         <w:pStyle w:val="SourceCode"/>
-      </w:pPr>
-      <w:r>
-        <w:rPr>
-          <w:rStyle w:val="FunctionTok"/>
+        <w:shd w:val="clear" w:color="auto" w:fill="F6F6F6"/>
+        <w:pBdr>
+          <w:left w:val="single" w:sz="24" w:space="10" w:color="C8510A"/>
+        </w:pBdr>
+        <w:spacing w:before="0" w:after="0" w:line="280" w:lineRule="auto"/>
+      </w:pPr>
+      <w:r>
+        <w:rPr>
+          <w:rFonts w:ascii="Cascadia Code" w:hAnsi="Cascadia Code" w:cs="Cascadia Code"/>
+          <w:sz w:val="19"/>
+          <w:szCs w:val="19"/>
+          <w:shd w:val="clear" w:color="auto" w:fill="F6F6F6"/>
         </w:rPr>
         <w:t xml:space="preserve"># Heading 1</w:t>
       </w:r>
-      <w:r>
-        <w:br/>
-      </w:r>
-      <w:r>
-        <w:rPr>
-          <w:rStyle w:val="FunctionTok"/>
+    </w:p>
+    <w:p>
+      <w:pPr>
+        <w:pStyle w:val="SourceCode"/>
+        <w:shd w:val="clear" w:color="auto" w:fill="F6F6F6"/>
+        <w:pBdr>
+          <w:left w:val="single" w:sz="24" w:space="10" w:color="C8510A"/>
+        </w:pBdr>
+        <w:spacing w:before="0" w:after="0" w:line="280" w:lineRule="auto"/>
+      </w:pPr>
+      <w:r>
+        <w:rPr>
+          <w:rFonts w:ascii="Cascadia Code" w:hAnsi="Cascadia Code" w:cs="Cascadia Code"/>
+          <w:sz w:val="19"/>
+          <w:szCs w:val="19"/>
+          <w:shd w:val="clear" w:color="auto" w:fill="F6F6F6"/>
         </w:rPr>
         <w:t xml:space="preserve">## Heading 2</w:t>
       </w:r>
-      <w:r>
-        <w:br/>
-      </w:r>
-      <w:r>
-        <w:rPr>
-          <w:rStyle w:val="FunctionTok"/>
+    </w:p>
+    <w:p>
+      <w:pPr>
+        <w:pStyle w:val="SourceCode"/>
+        <w:shd w:val="clear" w:color="auto" w:fill="F6F6F6"/>
+        <w:pBdr>
+          <w:left w:val="single" w:sz="24" w:space="10" w:color="C8510A"/>
+        </w:pBdr>
+        <w:spacing w:before="0" w:after="0" w:line="280" w:lineRule="auto"/>
+      </w:pPr>
+      <w:r>
+        <w:rPr>
+          <w:rFonts w:ascii="Cascadia Code" w:hAnsi="Cascadia Code" w:cs="Cascadia Code"/>
+          <w:sz w:val="19"/>
+          <w:szCs w:val="19"/>
+          <w:shd w:val="clear" w:color="auto" w:fill="F6F6F6"/>
         </w:rPr>
         <w:t xml:space="preserve">### Heading 3</w:t>
       </w:r>
-      <w:r>
-        <w:br/>
-      </w:r>
-      <w:r>
-        <w:rPr>
-          <w:rStyle w:val="FunctionTok"/>
+    </w:p>
+    <w:p>
+      <w:pPr>
+        <w:pStyle w:val="SourceCode"/>
+        <w:shd w:val="clear" w:color="auto" w:fill="F6F6F6"/>
+        <w:pBdr>
+          <w:left w:val="single" w:sz="24" w:space="10" w:color="C8510A"/>
+        </w:pBdr>
+        <w:spacing w:before="0" w:after="0" w:line="280" w:lineRule="auto"/>
+      </w:pPr>
+      <w:r>
+        <w:rPr>
+          <w:rFonts w:ascii="Cascadia Code" w:hAnsi="Cascadia Code" w:cs="Cascadia Code"/>
+          <w:sz w:val="19"/>
+          <w:szCs w:val="19"/>
+          <w:shd w:val="clear" w:color="auto" w:fill="F6F6F6"/>
         </w:rPr>
         <w:t xml:space="preserve">#### Heading 4</w:t>
       </w:r>
-      <w:r>
-        <w:br/>
-      </w:r>
-      <w:r>
-        <w:rPr>
-          <w:rStyle w:val="FunctionTok"/>
+    </w:p>
+    <w:p>
+      <w:pPr>
+        <w:pStyle w:val="SourceCode"/>
+        <w:shd w:val="clear" w:color="auto" w:fill="F6F6F6"/>
+        <w:pBdr>
+          <w:left w:val="single" w:sz="24" w:space="10" w:color="C8510A"/>
+        </w:pBdr>
+        <w:spacing w:before="0" w:after="0" w:line="280" w:lineRule="auto"/>
+      </w:pPr>
+      <w:r>
+        <w:rPr>
+          <w:rFonts w:ascii="Cascadia Code" w:hAnsi="Cascadia Code" w:cs="Cascadia Code"/>
+          <w:sz w:val="19"/>
+          <w:szCs w:val="19"/>
+          <w:shd w:val="clear" w:color="auto" w:fill="F6F6F6"/>
         </w:rPr>
         <w:t xml:space="preserve">##### Heading 5</w:t>
       </w:r>
-      <w:r>
-        <w:br/>
-      </w:r>
-      <w:r>
-        <w:rPr>
-          <w:rStyle w:val="FunctionTok"/>
+    </w:p>
+    <w:p>
+      <w:pPr>
+        <w:pStyle w:val="SourceCode"/>
+        <w:shd w:val="clear" w:color="auto" w:fill="F6F6F6"/>
+        <w:pBdr>
+          <w:left w:val="single" w:sz="24" w:space="10" w:color="C8510A"/>
+        </w:pBdr>
+        <w:spacing w:before="0" w:after="0" w:line="280" w:lineRule="auto"/>
+      </w:pPr>
+      <w:r>
+        <w:rPr>
+          <w:rFonts w:ascii="Cascadia Code" w:hAnsi="Cascadia Code" w:cs="Cascadia Code"/>
+          <w:sz w:val="19"/>
+          <w:szCs w:val="19"/>
+          <w:shd w:val="clear" w:color="auto" w:fill="F6F6F6"/>
         </w:rPr>
         <w:t xml:space="preserve">###### Heading 6</w:t>
       </w:r>
     </w:p>
     <w:p>
       <w:pPr>
-        <w:pStyle w:val="FirstParagraph"/>
+        <w:pStyle w:val="BodyText"/>
       </w:pPr>
       <w:r>
         <w:rPr>
@@ -555,7 +622,10 @@
       </w:r>
       <w:r>
         <w:rPr>
-          <w:rStyle w:val="VerbatimChar"/>
+          <w:rFonts w:ascii="Cascadia Code" w:hAnsi="Cascadia Code" w:cs="Cascadia Code"/>
+          <w:sz w:val="19"/>
+          <w:szCs w:val="19"/>
+          <w:shd w:val="clear" w:color="auto" w:fill="F0F0F0"/>
         </w:rPr>
         <w:t xml:space="preserve">#</w:t>
       </w:r>
@@ -625,29 +695,63 @@
     <w:p>
       <w:pPr>
         <w:pStyle w:val="SourceCode"/>
-      </w:pPr>
-      <w:r>
-        <w:rPr>
-          <w:rStyle w:val="NormalTok"/>
+        <w:shd w:val="clear" w:color="auto" w:fill="F6F6F6"/>
+        <w:pBdr>
+          <w:left w:val="single" w:sz="24" w:space="10" w:color="C8510A"/>
+        </w:pBdr>
+        <w:spacing w:before="0" w:after="0" w:line="280" w:lineRule="auto"/>
+      </w:pPr>
+      <w:r>
+        <w:rPr>
+          <w:rFonts w:ascii="Cascadia Code" w:hAnsi="Cascadia Code" w:cs="Cascadia Code"/>
+          <w:sz w:val="19"/>
+          <w:szCs w:val="19"/>
+          <w:shd w:val="clear" w:color="auto" w:fill="F6F6F6"/>
         </w:rPr>
         <w:t xml:space="preserve">This is the first paragraph.</w:t>
       </w:r>
-      <w:r>
-        <w:br/>
-      </w:r>
-      <w:r>
-        <w:br/>
-      </w:r>
-      <w:r>
-        <w:rPr>
-          <w:rStyle w:val="NormalTok"/>
+    </w:p>
+    <w:p>
+      <w:pPr>
+        <w:pStyle w:val="SourceCode"/>
+        <w:shd w:val="clear" w:color="auto" w:fill="F6F6F6"/>
+        <w:pBdr>
+          <w:left w:val="single" w:sz="24" w:space="10" w:color="C8510A"/>
+        </w:pBdr>
+        <w:spacing w:before="0" w:after="0" w:line="280" w:lineRule="auto"/>
+      </w:pPr>
+      <w:r>
+        <w:rPr>
+          <w:rFonts w:ascii="Cascadia Code" w:hAnsi="Cascadia Code" w:cs="Cascadia Code"/>
+          <w:sz w:val="19"/>
+          <w:szCs w:val="19"/>
+          <w:shd w:val="clear" w:color="auto" w:fill="F6F6F6"/>
+        </w:rPr>
+        <w:t xml:space="preserve"> </w:t>
+      </w:r>
+    </w:p>
+    <w:p>
+      <w:pPr>
+        <w:pStyle w:val="SourceCode"/>
+        <w:shd w:val="clear" w:color="auto" w:fill="F6F6F6"/>
+        <w:pBdr>
+          <w:left w:val="single" w:sz="24" w:space="10" w:color="C8510A"/>
+        </w:pBdr>
+        <w:spacing w:before="0" w:after="0" w:line="280" w:lineRule="auto"/>
+      </w:pPr>
+      <w:r>
+        <w:rPr>
+          <w:rFonts w:ascii="Cascadia Code" w:hAnsi="Cascadia Code" w:cs="Cascadia Code"/>
+          <w:sz w:val="19"/>
+          <w:szCs w:val="19"/>
+          <w:shd w:val="clear" w:color="auto" w:fill="F6F6F6"/>
         </w:rPr>
         <w:t xml:space="preserve">This is the second paragraph.</w:t>
       </w:r>
     </w:p>
     <w:p>
       <w:pPr>
-        <w:pStyle w:val="FirstParagraph"/>
+        <w:pStyle w:val="BodyText"/>
       </w:pPr>
       <w:r>
         <w:t xml:space="preserve">To force a line break without starting a new paragraph, end a line with two spaces or use</w:t>
@@ -657,7 +761,10 @@
       </w:r>
       <w:r>
         <w:rPr>
-          <w:rStyle w:val="VerbatimChar"/>
+          <w:rFonts w:ascii="Cascadia Code" w:hAnsi="Cascadia Code" w:cs="Cascadia Code"/>
+          <w:sz w:val="19"/>
+          <w:szCs w:val="19"/>
+          <w:shd w:val="clear" w:color="auto" w:fill="F0F0F0"/>
         </w:rPr>
         <w:t xml:space="preserve">&lt;br&gt;</w:t>
       </w:r>
@@ -668,58 +775,94 @@
     <w:p>
       <w:pPr>
         <w:pStyle w:val="SourceCode"/>
-      </w:pPr>
-      <w:r>
-        <w:rPr>
-          <w:rStyle w:val="NormalTok"/>
+        <w:shd w:val="clear" w:color="auto" w:fill="F6F6F6"/>
+        <w:pBdr>
+          <w:left w:val="single" w:sz="24" w:space="10" w:color="C8510A"/>
+        </w:pBdr>
+        <w:spacing w:before="0" w:after="0" w:line="280" w:lineRule="auto"/>
+      </w:pPr>
+      <w:r>
+        <w:rPr>
+          <w:rFonts w:ascii="Cascadia Code" w:hAnsi="Cascadia Code" w:cs="Cascadia Code"/>
+          <w:sz w:val="19"/>
+          <w:szCs w:val="19"/>
+          <w:shd w:val="clear" w:color="auto" w:fill="F6F6F6"/>
         </w:rPr>
         <w:t xml:space="preserve">Line one with two trailing spaces  </w:t>
       </w:r>
-      <w:r>
-        <w:br/>
-      </w:r>
-      <w:r>
-        <w:rPr>
-          <w:rStyle w:val="NormalTok"/>
+    </w:p>
+    <w:p>
+      <w:pPr>
+        <w:pStyle w:val="SourceCode"/>
+        <w:shd w:val="clear" w:color="auto" w:fill="F6F6F6"/>
+        <w:pBdr>
+          <w:left w:val="single" w:sz="24" w:space="10" w:color="C8510A"/>
+        </w:pBdr>
+        <w:spacing w:before="0" w:after="0" w:line="280" w:lineRule="auto"/>
+      </w:pPr>
+      <w:r>
+        <w:rPr>
+          <w:rFonts w:ascii="Cascadia Code" w:hAnsi="Cascadia Code" w:cs="Cascadia Code"/>
+          <w:sz w:val="19"/>
+          <w:szCs w:val="19"/>
+          <w:shd w:val="clear" w:color="auto" w:fill="F6F6F6"/>
         </w:rPr>
         <w:t xml:space="preserve">Line two appears directly below.</w:t>
       </w:r>
-      <w:r>
-        <w:br/>
-      </w:r>
-      <w:r>
-        <w:br/>
-      </w:r>
-      <w:r>
-        <w:rPr>
-          <w:rStyle w:val="NormalTok"/>
-        </w:rPr>
-        <w:t xml:space="preserve">Line one with a break tag</w:t>
-      </w:r>
-      <w:r>
-        <w:rPr>
-          <w:rStyle w:val="DataTypeTok"/>
-        </w:rPr>
-        <w:t xml:space="preserve">&lt;</w:t>
-      </w:r>
-      <w:r>
-        <w:rPr>
-          <w:rStyle w:val="KeywordTok"/>
-        </w:rPr>
-        <w:t xml:space="preserve">br</w:t>
-      </w:r>
-      <w:r>
-        <w:rPr>
-          <w:rStyle w:val="DataTypeTok"/>
-        </w:rPr>
-        <w:t xml:space="preserve">&gt;</w:t>
-      </w:r>
-      <w:r>
-        <w:br/>
-      </w:r>
-      <w:r>
-        <w:rPr>
-          <w:rStyle w:val="NormalTok"/>
+    </w:p>
+    <w:p>
+      <w:pPr>
+        <w:pStyle w:val="SourceCode"/>
+        <w:shd w:val="clear" w:color="auto" w:fill="F6F6F6"/>
+        <w:pBdr>
+          <w:left w:val="single" w:sz="24" w:space="10" w:color="C8510A"/>
+        </w:pBdr>
+        <w:spacing w:before="0" w:after="0" w:line="280" w:lineRule="auto"/>
+      </w:pPr>
+      <w:r>
+        <w:rPr>
+          <w:rFonts w:ascii="Cascadia Code" w:hAnsi="Cascadia Code" w:cs="Cascadia Code"/>
+          <w:sz w:val="19"/>
+          <w:szCs w:val="19"/>
+          <w:shd w:val="clear" w:color="auto" w:fill="F6F6F6"/>
+        </w:rPr>
+        <w:t xml:space="preserve"> </w:t>
+      </w:r>
+    </w:p>
+    <w:p>
+      <w:pPr>
+        <w:pStyle w:val="SourceCode"/>
+        <w:shd w:val="clear" w:color="auto" w:fill="F6F6F6"/>
+        <w:pBdr>
+          <w:left w:val="single" w:sz="24" w:space="10" w:color="C8510A"/>
+        </w:pBdr>
+        <w:spacing w:before="0" w:after="0" w:line="280" w:lineRule="auto"/>
+      </w:pPr>
+      <w:r>
+        <w:rPr>
+          <w:rFonts w:ascii="Cascadia Code" w:hAnsi="Cascadia Code" w:cs="Cascadia Code"/>
+          <w:sz w:val="19"/>
+          <w:szCs w:val="19"/>
+          <w:shd w:val="clear" w:color="auto" w:fill="F6F6F6"/>
+        </w:rPr>
+        <w:t xml:space="preserve">Line one with a break tag&lt;br&gt;</w:t>
+      </w:r>
+    </w:p>
+    <w:p>
+      <w:pPr>
+        <w:pStyle w:val="SourceCode"/>
+        <w:shd w:val="clear" w:color="auto" w:fill="F6F6F6"/>
+        <w:pBdr>
+          <w:left w:val="single" w:sz="24" w:space="10" w:color="C8510A"/>
+        </w:pBdr>
+        <w:spacing w:before="0" w:after="0" w:line="280" w:lineRule="auto"/>
+      </w:pPr>
+      <w:r>
+        <w:rPr>
+          <w:rFonts w:ascii="Cascadia Code" w:hAnsi="Cascadia Code" w:cs="Cascadia Code"/>
+          <w:sz w:val="19"/>
+          <w:szCs w:val="19"/>
+          <w:shd w:val="clear" w:color="auto" w:fill="F6F6F6"/>
         </w:rPr>
         <w:t xml:space="preserve">Line two appears directly below.</w:t>
       </w:r>
@@ -756,53 +899,101 @@
     <w:p>
       <w:pPr>
         <w:pStyle w:val="SourceCode"/>
-      </w:pPr>
-      <w:r>
-        <w:rPr>
-          <w:rStyle w:val="NormalTok"/>
+        <w:shd w:val="clear" w:color="auto" w:fill="F6F6F6"/>
+        <w:pBdr>
+          <w:left w:val="single" w:sz="24" w:space="10" w:color="C8510A"/>
+        </w:pBdr>
+        <w:spacing w:before="0" w:after="0" w:line="280" w:lineRule="auto"/>
+      </w:pPr>
+      <w:r>
+        <w:rPr>
+          <w:rFonts w:ascii="Cascadia Code" w:hAnsi="Cascadia Code" w:cs="Cascadia Code"/>
+          <w:sz w:val="19"/>
+          <w:szCs w:val="19"/>
+          <w:shd w:val="clear" w:color="auto" w:fill="F6F6F6"/>
         </w:rPr>
         <w:t xml:space="preserve">**bold text**</w:t>
       </w:r>
-      <w:r>
-        <w:br/>
-      </w:r>
-      <w:r>
-        <w:rPr>
-          <w:rStyle w:val="NormalTok"/>
+    </w:p>
+    <w:p>
+      <w:pPr>
+        <w:pStyle w:val="SourceCode"/>
+        <w:shd w:val="clear" w:color="auto" w:fill="F6F6F6"/>
+        <w:pBdr>
+          <w:left w:val="single" w:sz="24" w:space="10" w:color="C8510A"/>
+        </w:pBdr>
+        <w:spacing w:before="0" w:after="0" w:line="280" w:lineRule="auto"/>
+      </w:pPr>
+      <w:r>
+        <w:rPr>
+          <w:rFonts w:ascii="Cascadia Code" w:hAnsi="Cascadia Code" w:cs="Cascadia Code"/>
+          <w:sz w:val="19"/>
+          <w:szCs w:val="19"/>
+          <w:shd w:val="clear" w:color="auto" w:fill="F6F6F6"/>
         </w:rPr>
         <w:t xml:space="preserve">*italic text*</w:t>
       </w:r>
-      <w:r>
-        <w:br/>
-      </w:r>
-      <w:r>
-        <w:rPr>
-          <w:rStyle w:val="NormalTok"/>
+    </w:p>
+    <w:p>
+      <w:pPr>
+        <w:pStyle w:val="SourceCode"/>
+        <w:shd w:val="clear" w:color="auto" w:fill="F6F6F6"/>
+        <w:pBdr>
+          <w:left w:val="single" w:sz="24" w:space="10" w:color="C8510A"/>
+        </w:pBdr>
+        <w:spacing w:before="0" w:after="0" w:line="280" w:lineRule="auto"/>
+      </w:pPr>
+      <w:r>
+        <w:rPr>
+          <w:rFonts w:ascii="Cascadia Code" w:hAnsi="Cascadia Code" w:cs="Cascadia Code"/>
+          <w:sz w:val="19"/>
+          <w:szCs w:val="19"/>
+          <w:shd w:val="clear" w:color="auto" w:fill="F6F6F6"/>
         </w:rPr>
         <w:t xml:space="preserve">***bold and italic***</w:t>
       </w:r>
-      <w:r>
-        <w:br/>
-      </w:r>
-      <w:r>
-        <w:rPr>
-          <w:rStyle w:val="NormalTok"/>
+    </w:p>
+    <w:p>
+      <w:pPr>
+        <w:pStyle w:val="SourceCode"/>
+        <w:shd w:val="clear" w:color="auto" w:fill="F6F6F6"/>
+        <w:pBdr>
+          <w:left w:val="single" w:sz="24" w:space="10" w:color="C8510A"/>
+        </w:pBdr>
+        <w:spacing w:before="0" w:after="0" w:line="280" w:lineRule="auto"/>
+      </w:pPr>
+      <w:r>
+        <w:rPr>
+          <w:rFonts w:ascii="Cascadia Code" w:hAnsi="Cascadia Code" w:cs="Cascadia Code"/>
+          <w:sz w:val="19"/>
+          <w:szCs w:val="19"/>
+          <w:shd w:val="clear" w:color="auto" w:fill="F6F6F6"/>
         </w:rPr>
         <w:t xml:space="preserve">~~strikethrough~~</w:t>
       </w:r>
-      <w:r>
-        <w:br/>
-      </w:r>
-      <w:r>
-        <w:rPr>
-          <w:rStyle w:val="InformationTok"/>
+    </w:p>
+    <w:p>
+      <w:pPr>
+        <w:pStyle w:val="SourceCode"/>
+        <w:shd w:val="clear" w:color="auto" w:fill="F6F6F6"/>
+        <w:pBdr>
+          <w:left w:val="single" w:sz="24" w:space="10" w:color="C8510A"/>
+        </w:pBdr>
+        <w:spacing w:before="0" w:after="0" w:line="280" w:lineRule="auto"/>
+      </w:pPr>
+      <w:r>
+        <w:rPr>
+          <w:rFonts w:ascii="Cascadia Code" w:hAnsi="Cascadia Code" w:cs="Cascadia Code"/>
+          <w:sz w:val="19"/>
+          <w:szCs w:val="19"/>
+          <w:shd w:val="clear" w:color="auto" w:fill="F6F6F6"/>
         </w:rPr>
         <w:t xml:space="preserve">`inline code`</w:t>
       </w:r>
     </w:p>
     <w:p>
       <w:pPr>
-        <w:pStyle w:val="FirstParagraph"/>
+        <w:pStyle w:val="BodyText"/>
       </w:pPr>
       <w:r>
         <w:rPr>
@@ -887,7 +1078,10 @@
       </w:pPr>
       <w:r>
         <w:rPr>
-          <w:rStyle w:val="VerbatimChar"/>
+          <w:rFonts w:ascii="Cascadia Code" w:hAnsi="Cascadia Code" w:cs="Cascadia Code"/>
+          <w:sz w:val="19"/>
+          <w:szCs w:val="19"/>
+          <w:shd w:val="clear" w:color="auto" w:fill="F0F0F0"/>
         </w:rPr>
         <w:t xml:space="preserve">inline code</w:t>
       </w:r>
@@ -911,7 +1105,10 @@
       </w:r>
       <w:r>
         <w:rPr>
-          <w:rStyle w:val="VerbatimChar"/>
+          <w:rFonts w:ascii="Cascadia Code" w:hAnsi="Cascadia Code" w:cs="Cascadia Code"/>
+          <w:sz w:val="19"/>
+          <w:szCs w:val="19"/>
+          <w:shd w:val="clear" w:color="auto" w:fill="F0F0F0"/>
         </w:rPr>
         <w:t xml:space="preserve">_italic_</w:t>
       </w:r>
@@ -923,7 +1120,10 @@
       </w:r>
       <w:r>
         <w:rPr>
-          <w:rStyle w:val="VerbatimChar"/>
+          <w:rFonts w:ascii="Cascadia Code" w:hAnsi="Cascadia Code" w:cs="Cascadia Code"/>
+          <w:sz w:val="19"/>
+          <w:szCs w:val="19"/>
+          <w:shd w:val="clear" w:color="auto" w:fill="F0F0F0"/>
         </w:rPr>
         <w:t xml:space="preserve">__bold__</w:t>
       </w:r>
@@ -938,7 +1138,10 @@
       </w:r>
       <w:r>
         <w:rPr>
-          <w:rStyle w:val="VerbatimChar"/>
+          <w:rFonts w:ascii="Cascadia Code" w:hAnsi="Cascadia Code" w:cs="Cascadia Code"/>
+          <w:sz w:val="19"/>
+          <w:szCs w:val="19"/>
+          <w:shd w:val="clear" w:color="auto" w:fill="F0F0F0"/>
         </w:rPr>
         <w:t xml:space="preserve">~~</w:t>
       </w:r>
@@ -975,7 +1178,10 @@
       </w:r>
       <w:r>
         <w:rPr>
-          <w:rStyle w:val="VerbatimChar"/>
+          <w:rFonts w:ascii="Cascadia Code" w:hAnsi="Cascadia Code" w:cs="Cascadia Code"/>
+          <w:sz w:val="19"/>
+          <w:szCs w:val="19"/>
+          <w:shd w:val="clear" w:color="auto" w:fill="F0F0F0"/>
         </w:rPr>
         <w:t xml:space="preserve">&gt;</w:t>
       </w:r>
@@ -998,68 +1204,158 @@
     <w:p>
       <w:pPr>
         <w:pStyle w:val="SourceCode"/>
-      </w:pPr>
-      <w:r>
-        <w:rPr>
-          <w:rStyle w:val="AttributeTok"/>
+        <w:shd w:val="clear" w:color="auto" w:fill="F6F6F6"/>
+        <w:pBdr>
+          <w:left w:val="single" w:sz="24" w:space="10" w:color="C8510A"/>
+        </w:pBdr>
+        <w:spacing w:before="0" w:after="0" w:line="280" w:lineRule="auto"/>
+      </w:pPr>
+      <w:r>
+        <w:rPr>
+          <w:rFonts w:ascii="Cascadia Code" w:hAnsi="Cascadia Code" w:cs="Cascadia Code"/>
+          <w:sz w:val="19"/>
+          <w:szCs w:val="19"/>
+          <w:shd w:val="clear" w:color="auto" w:fill="F6F6F6"/>
         </w:rPr>
         <w:t xml:space="preserve">&gt; This is a blockquote.</w:t>
       </w:r>
-      <w:r>
-        <w:br/>
-      </w:r>
-      <w:r>
-        <w:br/>
-      </w:r>
-      <w:r>
-        <w:rPr>
-          <w:rStyle w:val="AttributeTok"/>
+    </w:p>
+    <w:p>
+      <w:pPr>
+        <w:pStyle w:val="SourceCode"/>
+        <w:shd w:val="clear" w:color="auto" w:fill="F6F6F6"/>
+        <w:pBdr>
+          <w:left w:val="single" w:sz="24" w:space="10" w:color="C8510A"/>
+        </w:pBdr>
+        <w:spacing w:before="0" w:after="0" w:line="280" w:lineRule="auto"/>
+      </w:pPr>
+      <w:r>
+        <w:rPr>
+          <w:rFonts w:ascii="Cascadia Code" w:hAnsi="Cascadia Code" w:cs="Cascadia Code"/>
+          <w:sz w:val="19"/>
+          <w:szCs w:val="19"/>
+          <w:shd w:val="clear" w:color="auto" w:fill="F6F6F6"/>
+        </w:rPr>
+        <w:t xml:space="preserve"> </w:t>
+      </w:r>
+    </w:p>
+    <w:p>
+      <w:pPr>
+        <w:pStyle w:val="SourceCode"/>
+        <w:shd w:val="clear" w:color="auto" w:fill="F6F6F6"/>
+        <w:pBdr>
+          <w:left w:val="single" w:sz="24" w:space="10" w:color="C8510A"/>
+        </w:pBdr>
+        <w:spacing w:before="0" w:after="0" w:line="280" w:lineRule="auto"/>
+      </w:pPr>
+      <w:r>
+        <w:rPr>
+          <w:rFonts w:ascii="Cascadia Code" w:hAnsi="Cascadia Code" w:cs="Cascadia Code"/>
+          <w:sz w:val="19"/>
+          <w:szCs w:val="19"/>
+          <w:shd w:val="clear" w:color="auto" w:fill="F6F6F6"/>
         </w:rPr>
         <w:t xml:space="preserve">&gt; This is a multi-line blockquote.</w:t>
       </w:r>
-      <w:r>
-        <w:br/>
-      </w:r>
-      <w:r>
-        <w:rPr>
-          <w:rStyle w:val="AttributeTok"/>
+    </w:p>
+    <w:p>
+      <w:pPr>
+        <w:pStyle w:val="SourceCode"/>
+        <w:shd w:val="clear" w:color="auto" w:fill="F6F6F6"/>
+        <w:pBdr>
+          <w:left w:val="single" w:sz="24" w:space="10" w:color="C8510A"/>
+        </w:pBdr>
+        <w:spacing w:before="0" w:after="0" w:line="280" w:lineRule="auto"/>
+      </w:pPr>
+      <w:r>
+        <w:rPr>
+          <w:rFonts w:ascii="Cascadia Code" w:hAnsi="Cascadia Code" w:cs="Cascadia Code"/>
+          <w:sz w:val="19"/>
+          <w:szCs w:val="19"/>
+          <w:shd w:val="clear" w:color="auto" w:fill="F6F6F6"/>
         </w:rPr>
         <w:t xml:space="preserve">&gt; It continues on the next line.</w:t>
       </w:r>
-      <w:r>
-        <w:br/>
-      </w:r>
-      <w:r>
-        <w:br/>
-      </w:r>
-      <w:r>
-        <w:rPr>
-          <w:rStyle w:val="AttributeTok"/>
+    </w:p>
+    <w:p>
+      <w:pPr>
+        <w:pStyle w:val="SourceCode"/>
+        <w:shd w:val="clear" w:color="auto" w:fill="F6F6F6"/>
+        <w:pBdr>
+          <w:left w:val="single" w:sz="24" w:space="10" w:color="C8510A"/>
+        </w:pBdr>
+        <w:spacing w:before="0" w:after="0" w:line="280" w:lineRule="auto"/>
+      </w:pPr>
+      <w:r>
+        <w:rPr>
+          <w:rFonts w:ascii="Cascadia Code" w:hAnsi="Cascadia Code" w:cs="Cascadia Code"/>
+          <w:sz w:val="19"/>
+          <w:szCs w:val="19"/>
+          <w:shd w:val="clear" w:color="auto" w:fill="F6F6F6"/>
+        </w:rPr>
+        <w:t xml:space="preserve"> </w:t>
+      </w:r>
+    </w:p>
+    <w:p>
+      <w:pPr>
+        <w:pStyle w:val="SourceCode"/>
+        <w:shd w:val="clear" w:color="auto" w:fill="F6F6F6"/>
+        <w:pBdr>
+          <w:left w:val="single" w:sz="24" w:space="10" w:color="C8510A"/>
+        </w:pBdr>
+        <w:spacing w:before="0" w:after="0" w:line="280" w:lineRule="auto"/>
+      </w:pPr>
+      <w:r>
+        <w:rPr>
+          <w:rFonts w:ascii="Cascadia Code" w:hAnsi="Cascadia Code" w:cs="Cascadia Code"/>
+          <w:sz w:val="19"/>
+          <w:szCs w:val="19"/>
+          <w:shd w:val="clear" w:color="auto" w:fill="F6F6F6"/>
         </w:rPr>
         <w:t xml:space="preserve">&gt; **Nested blockquote:**</w:t>
       </w:r>
-      <w:r>
-        <w:br/>
-      </w:r>
-      <w:r>
-        <w:rPr>
-          <w:rStyle w:val="AttributeTok"/>
+    </w:p>
+    <w:p>
+      <w:pPr>
+        <w:pStyle w:val="SourceCode"/>
+        <w:shd w:val="clear" w:color="auto" w:fill="F6F6F6"/>
+        <w:pBdr>
+          <w:left w:val="single" w:sz="24" w:space="10" w:color="C8510A"/>
+        </w:pBdr>
+        <w:spacing w:before="0" w:after="0" w:line="280" w:lineRule="auto"/>
+      </w:pPr>
+      <w:r>
+        <w:rPr>
+          <w:rFonts w:ascii="Cascadia Code" w:hAnsi="Cascadia Code" w:cs="Cascadia Code"/>
+          <w:sz w:val="19"/>
+          <w:szCs w:val="19"/>
+          <w:shd w:val="clear" w:color="auto" w:fill="F6F6F6"/>
         </w:rPr>
         <w:t xml:space="preserve">&gt;</w:t>
       </w:r>
-      <w:r>
-        <w:br/>
-      </w:r>
-      <w:r>
-        <w:rPr>
-          <w:rStyle w:val="AttributeTok"/>
+    </w:p>
+    <w:p>
+      <w:pPr>
+        <w:pStyle w:val="SourceCode"/>
+        <w:shd w:val="clear" w:color="auto" w:fill="F6F6F6"/>
+        <w:pBdr>
+          <w:left w:val="single" w:sz="24" w:space="10" w:color="C8510A"/>
+        </w:pBdr>
+        <w:spacing w:before="0" w:after="0" w:line="280" w:lineRule="auto"/>
+      </w:pPr>
+      <w:r>
+        <w:rPr>
+          <w:rFonts w:ascii="Cascadia Code" w:hAnsi="Cascadia Code" w:cs="Cascadia Code"/>
+          <w:sz w:val="19"/>
+          <w:szCs w:val="19"/>
+          <w:shd w:val="clear" w:color="auto" w:fill="F6F6F6"/>
         </w:rPr>
         <w:t xml:space="preserve">&gt; &gt; This is indented one level deeper.</w:t>
       </w:r>
     </w:p>
     <w:p>
       <w:pPr>
-        <w:pStyle w:val="FirstParagraph"/>
+        <w:pStyle w:val="BodyText"/>
       </w:pPr>
       <w:r>
         <w:rPr>
@@ -1149,7 +1445,10 @@
       </w:r>
       <w:r>
         <w:rPr>
-          <w:rStyle w:val="VerbatimChar"/>
+          <w:rFonts w:ascii="Cascadia Code" w:hAnsi="Cascadia Code" w:cs="Cascadia Code"/>
+          <w:sz w:val="19"/>
+          <w:szCs w:val="19"/>
+          <w:shd w:val="clear" w:color="auto" w:fill="F0F0F0"/>
         </w:rPr>
         <w:t xml:space="preserve">-</w:t>
       </w:r>
@@ -1161,7 +1460,10 @@
       </w:r>
       <w:r>
         <w:rPr>
-          <w:rStyle w:val="VerbatimChar"/>
+          <w:rFonts w:ascii="Cascadia Code" w:hAnsi="Cascadia Code" w:cs="Cascadia Code"/>
+          <w:sz w:val="19"/>
+          <w:szCs w:val="19"/>
+          <w:shd w:val="clear" w:color="auto" w:fill="F0F0F0"/>
         </w:rPr>
         <w:t xml:space="preserve">*</w:t>
       </w:r>
@@ -1173,7 +1475,10 @@
       </w:r>
       <w:r>
         <w:rPr>
-          <w:rStyle w:val="VerbatimChar"/>
+          <w:rFonts w:ascii="Cascadia Code" w:hAnsi="Cascadia Code" w:cs="Cascadia Code"/>
+          <w:sz w:val="19"/>
+          <w:szCs w:val="19"/>
+          <w:shd w:val="clear" w:color="auto" w:fill="F0F0F0"/>
         </w:rPr>
         <w:t xml:space="preserve">+</w:t>
       </w:r>
@@ -1187,93 +1492,115 @@
     <w:p>
       <w:pPr>
         <w:pStyle w:val="SourceCode"/>
-      </w:pPr>
-      <w:r>
-        <w:rPr>
-          <w:rStyle w:val="SpecialStringTok"/>
-        </w:rPr>
-        <w:t xml:space="preserve">- </w:t>
-      </w:r>
-      <w:r>
-        <w:rPr>
-          <w:rStyle w:val="NormalTok"/>
-        </w:rPr>
-        <w:t xml:space="preserve">Item one</w:t>
-      </w:r>
-      <w:r>
-        <w:br/>
-      </w:r>
-      <w:r>
-        <w:rPr>
-          <w:rStyle w:val="SpecialStringTok"/>
-        </w:rPr>
-        <w:t xml:space="preserve">- </w:t>
-      </w:r>
-      <w:r>
-        <w:rPr>
-          <w:rStyle w:val="NormalTok"/>
-        </w:rPr>
-        <w:t xml:space="preserve">Item two</w:t>
-      </w:r>
-      <w:r>
-        <w:br/>
-      </w:r>
-      <w:r>
-        <w:rPr>
-          <w:rStyle w:val="SpecialStringTok"/>
-        </w:rPr>
-        <w:t xml:space="preserve">  - </w:t>
-      </w:r>
-      <w:r>
-        <w:rPr>
-          <w:rStyle w:val="NormalTok"/>
-        </w:rPr>
-        <w:t xml:space="preserve">Nested item</w:t>
-      </w:r>
-      <w:r>
-        <w:br/>
-      </w:r>
-      <w:r>
-        <w:rPr>
-          <w:rStyle w:val="SpecialStringTok"/>
-        </w:rPr>
-        <w:t xml:space="preserve">  - </w:t>
-      </w:r>
-      <w:r>
-        <w:rPr>
-          <w:rStyle w:val="NormalTok"/>
-        </w:rPr>
-        <w:t xml:space="preserve">Another nested item</w:t>
-      </w:r>
-      <w:r>
-        <w:br/>
-      </w:r>
-      <w:r>
-        <w:rPr>
-          <w:rStyle w:val="SpecialStringTok"/>
-        </w:rPr>
-        <w:t xml:space="preserve">    - </w:t>
-      </w:r>
-      <w:r>
-        <w:rPr>
-          <w:rStyle w:val="NormalTok"/>
-        </w:rPr>
-        <w:t xml:space="preserve">Deeply nested</w:t>
-      </w:r>
-      <w:r>
-        <w:br/>
-      </w:r>
-      <w:r>
-        <w:rPr>
-          <w:rStyle w:val="SpecialStringTok"/>
-        </w:rPr>
-        <w:t xml:space="preserve">- </w:t>
-      </w:r>
-      <w:r>
-        <w:rPr>
-          <w:rStyle w:val="NormalTok"/>
-        </w:rPr>
-        <w:t xml:space="preserve">Item three</w:t>
+        <w:shd w:val="clear" w:color="auto" w:fill="F6F6F6"/>
+        <w:pBdr>
+          <w:left w:val="single" w:sz="24" w:space="10" w:color="C8510A"/>
+        </w:pBdr>
+        <w:spacing w:before="0" w:after="0" w:line="280" w:lineRule="auto"/>
+      </w:pPr>
+      <w:r>
+        <w:rPr>
+          <w:rFonts w:ascii="Cascadia Code" w:hAnsi="Cascadia Code" w:cs="Cascadia Code"/>
+          <w:sz w:val="19"/>
+          <w:szCs w:val="19"/>
+          <w:shd w:val="clear" w:color="auto" w:fill="F6F6F6"/>
+        </w:rPr>
+        <w:t xml:space="preserve">- Item one</w:t>
+      </w:r>
+    </w:p>
+    <w:p>
+      <w:pPr>
+        <w:pStyle w:val="SourceCode"/>
+        <w:shd w:val="clear" w:color="auto" w:fill="F6F6F6"/>
+        <w:pBdr>
+          <w:left w:val="single" w:sz="24" w:space="10" w:color="C8510A"/>
+        </w:pBdr>
+        <w:spacing w:before="0" w:after="0" w:line="280" w:lineRule="auto"/>
+      </w:pPr>
+      <w:r>
+        <w:rPr>
+          <w:rFonts w:ascii="Cascadia Code" w:hAnsi="Cascadia Code" w:cs="Cascadia Code"/>
+          <w:sz w:val="19"/>
+          <w:szCs w:val="19"/>
+          <w:shd w:val="clear" w:color="auto" w:fill="F6F6F6"/>
+        </w:rPr>
+        <w:t xml:space="preserve">- Item two</w:t>
+      </w:r>
+    </w:p>
+    <w:p>
+      <w:pPr>
+        <w:pStyle w:val="SourceCode"/>
+        <w:shd w:val="clear" w:color="auto" w:fill="F6F6F6"/>
+        <w:pBdr>
+          <w:left w:val="single" w:sz="24" w:space="10" w:color="C8510A"/>
+        </w:pBdr>
+        <w:spacing w:before="0" w:after="0" w:line="280" w:lineRule="auto"/>
+      </w:pPr>
+      <w:r>
+        <w:rPr>
+          <w:rFonts w:ascii="Cascadia Code" w:hAnsi="Cascadia Code" w:cs="Cascadia Code"/>
+          <w:sz w:val="19"/>
+          <w:szCs w:val="19"/>
+          <w:shd w:val="clear" w:color="auto" w:fill="F6F6F6"/>
+        </w:rPr>
+        <w:t xml:space="preserve">  - Nested item</w:t>
+      </w:r>
+    </w:p>
+    <w:p>
+      <w:pPr>
+        <w:pStyle w:val="SourceCode"/>
+        <w:shd w:val="clear" w:color="auto" w:fill="F6F6F6"/>
+        <w:pBdr>
+          <w:left w:val="single" w:sz="24" w:space="10" w:color="C8510A"/>
+        </w:pBdr>
+        <w:spacing w:before="0" w:after="0" w:line="280" w:lineRule="auto"/>
+      </w:pPr>
+      <w:r>
+        <w:rPr>
+          <w:rFonts w:ascii="Cascadia Code" w:hAnsi="Cascadia Code" w:cs="Cascadia Code"/>
+          <w:sz w:val="19"/>
+          <w:szCs w:val="19"/>
+          <w:shd w:val="clear" w:color="auto" w:fill="F6F6F6"/>
+        </w:rPr>
+        <w:t xml:space="preserve">  - Another nested item</w:t>
+      </w:r>
+    </w:p>
+    <w:p>
+      <w:pPr>
+        <w:pStyle w:val="SourceCode"/>
+        <w:shd w:val="clear" w:color="auto" w:fill="F6F6F6"/>
+        <w:pBdr>
+          <w:left w:val="single" w:sz="24" w:space="10" w:color="C8510A"/>
+        </w:pBdr>
+        <w:spacing w:before="0" w:after="0" w:line="280" w:lineRule="auto"/>
+      </w:pPr>
+      <w:r>
+        <w:rPr>
+          <w:rFonts w:ascii="Cascadia Code" w:hAnsi="Cascadia Code" w:cs="Cascadia Code"/>
+          <w:sz w:val="19"/>
+          <w:szCs w:val="19"/>
+          <w:shd w:val="clear" w:color="auto" w:fill="F6F6F6"/>
+        </w:rPr>
+        <w:t xml:space="preserve">    - Deeply nested</w:t>
+      </w:r>
+    </w:p>
+    <w:p>
+      <w:pPr>
+        <w:pStyle w:val="SourceCode"/>
+        <w:shd w:val="clear" w:color="auto" w:fill="F6F6F6"/>
+        <w:pBdr>
+          <w:left w:val="single" w:sz="24" w:space="10" w:color="C8510A"/>
+        </w:pBdr>
+        <w:spacing w:before="0" w:after="0" w:line="280" w:lineRule="auto"/>
+      </w:pPr>
+      <w:r>
+        <w:rPr>
+          <w:rFonts w:ascii="Cascadia Code" w:hAnsi="Cascadia Code" w:cs="Cascadia Code"/>
+          <w:sz w:val="19"/>
+          <w:szCs w:val="19"/>
+          <w:shd w:val="clear" w:color="auto" w:fill="F6F6F6"/>
+        </w:rPr>
+        <w:t xml:space="preserve">- Item three</w:t>
       </w:r>
     </w:p>
     <w:p>
@@ -1369,78 +1696,96 @@
     <w:p>
       <w:pPr>
         <w:pStyle w:val="SourceCode"/>
-      </w:pPr>
-      <w:r>
-        <w:rPr>
-          <w:rStyle w:val="SpecialStringTok"/>
-        </w:rPr>
-        <w:t xml:space="preserve">1. </w:t>
-      </w:r>
-      <w:r>
-        <w:rPr>
-          <w:rStyle w:val="NormalTok"/>
-        </w:rPr>
-        <w:t xml:space="preserve">First item</w:t>
-      </w:r>
-      <w:r>
-        <w:br/>
-      </w:r>
-      <w:r>
-        <w:rPr>
-          <w:rStyle w:val="SpecialStringTok"/>
-        </w:rPr>
-        <w:t xml:space="preserve">2. </w:t>
-      </w:r>
-      <w:r>
-        <w:rPr>
-          <w:rStyle w:val="NormalTok"/>
-        </w:rPr>
-        <w:t xml:space="preserve">Second item</w:t>
-      </w:r>
-      <w:r>
-        <w:br/>
-      </w:r>
-      <w:r>
-        <w:rPr>
-          <w:rStyle w:val="SpecialStringTok"/>
-        </w:rPr>
-        <w:t xml:space="preserve">3. </w:t>
-      </w:r>
-      <w:r>
-        <w:rPr>
-          <w:rStyle w:val="NormalTok"/>
-        </w:rPr>
-        <w:t xml:space="preserve">Third item</w:t>
-      </w:r>
-      <w:r>
-        <w:br/>
-      </w:r>
-      <w:r>
-        <w:rPr>
-          <w:rStyle w:val="SpecialStringTok"/>
-        </w:rPr>
-        <w:t xml:space="preserve">   1. </w:t>
-      </w:r>
-      <w:r>
-        <w:rPr>
-          <w:rStyle w:val="NormalTok"/>
-        </w:rPr>
-        <w:t xml:space="preserve">Sub-item A</w:t>
-      </w:r>
-      <w:r>
-        <w:br/>
-      </w:r>
-      <w:r>
-        <w:rPr>
-          <w:rStyle w:val="SpecialStringTok"/>
-        </w:rPr>
-        <w:t xml:space="preserve">   2. </w:t>
-      </w:r>
-      <w:r>
-        <w:rPr>
-          <w:rStyle w:val="NormalTok"/>
-        </w:rPr>
-        <w:t xml:space="preserve">Sub-item B</w:t>
+        <w:shd w:val="clear" w:color="auto" w:fill="F6F6F6"/>
+        <w:pBdr>
+          <w:left w:val="single" w:sz="24" w:space="10" w:color="C8510A"/>
+        </w:pBdr>
+        <w:spacing w:before="0" w:after="0" w:line="280" w:lineRule="auto"/>
+      </w:pPr>
+      <w:r>
+        <w:rPr>
+          <w:rFonts w:ascii="Cascadia Code" w:hAnsi="Cascadia Code" w:cs="Cascadia Code"/>
+          <w:sz w:val="19"/>
+          <w:szCs w:val="19"/>
+          <w:shd w:val="clear" w:color="auto" w:fill="F6F6F6"/>
+        </w:rPr>
+        <w:t xml:space="preserve">1. First item</w:t>
+      </w:r>
+    </w:p>
+    <w:p>
+      <w:pPr>
+        <w:pStyle w:val="SourceCode"/>
+        <w:shd w:val="clear" w:color="auto" w:fill="F6F6F6"/>
+        <w:pBdr>
+          <w:left w:val="single" w:sz="24" w:space="10" w:color="C8510A"/>
+        </w:pBdr>
+        <w:spacing w:before="0" w:after="0" w:line="280" w:lineRule="auto"/>
+      </w:pPr>
+      <w:r>
+        <w:rPr>
+          <w:rFonts w:ascii="Cascadia Code" w:hAnsi="Cascadia Code" w:cs="Cascadia Code"/>
+          <w:sz w:val="19"/>
+          <w:szCs w:val="19"/>
+          <w:shd w:val="clear" w:color="auto" w:fill="F6F6F6"/>
+        </w:rPr>
+        <w:t xml:space="preserve">2. Second item</w:t>
+      </w:r>
+    </w:p>
+    <w:p>
+      <w:pPr>
+        <w:pStyle w:val="SourceCode"/>
+        <w:shd w:val="clear" w:color="auto" w:fill="F6F6F6"/>
+        <w:pBdr>
+          <w:left w:val="single" w:sz="24" w:space="10" w:color="C8510A"/>
+        </w:pBdr>
+        <w:spacing w:before="0" w:after="0" w:line="280" w:lineRule="auto"/>
+      </w:pPr>
+      <w:r>
+        <w:rPr>
+          <w:rFonts w:ascii="Cascadia Code" w:hAnsi="Cascadia Code" w:cs="Cascadia Code"/>
+          <w:sz w:val="19"/>
+          <w:szCs w:val="19"/>
+          <w:shd w:val="clear" w:color="auto" w:fill="F6F6F6"/>
+        </w:rPr>
+        <w:t xml:space="preserve">3. Third item</w:t>
+      </w:r>
+    </w:p>
+    <w:p>
+      <w:pPr>
+        <w:pStyle w:val="SourceCode"/>
+        <w:shd w:val="clear" w:color="auto" w:fill="F6F6F6"/>
+        <w:pBdr>
+          <w:left w:val="single" w:sz="24" w:space="10" w:color="C8510A"/>
+        </w:pBdr>
+        <w:spacing w:before="0" w:after="0" w:line="280" w:lineRule="auto"/>
+      </w:pPr>
+      <w:r>
+        <w:rPr>
+          <w:rFonts w:ascii="Cascadia Code" w:hAnsi="Cascadia Code" w:cs="Cascadia Code"/>
+          <w:sz w:val="19"/>
+          <w:szCs w:val="19"/>
+          <w:shd w:val="clear" w:color="auto" w:fill="F6F6F6"/>
+        </w:rPr>
+        <w:t xml:space="preserve">   1. Sub-item A</w:t>
+      </w:r>
+    </w:p>
+    <w:p>
+      <w:pPr>
+        <w:pStyle w:val="SourceCode"/>
+        <w:shd w:val="clear" w:color="auto" w:fill="F6F6F6"/>
+        <w:pBdr>
+          <w:left w:val="single" w:sz="24" w:space="10" w:color="C8510A"/>
+        </w:pBdr>
+        <w:spacing w:before="0" w:after="0" w:line="280" w:lineRule="auto"/>
+      </w:pPr>
+      <w:r>
+        <w:rPr>
+          <w:rFonts w:ascii="Cascadia Code" w:hAnsi="Cascadia Code" w:cs="Cascadia Code"/>
+          <w:sz w:val="19"/>
+          <w:szCs w:val="19"/>
+          <w:shd w:val="clear" w:color="auto" w:fill="F6F6F6"/>
+        </w:rPr>
+        <w:t xml:space="preserve">   2. Sub-item B</w:t>
       </w:r>
     </w:p>
     <w:p>
@@ -1525,7 +1870,10 @@
       </w:r>
       <w:r>
         <w:rPr>
-          <w:rStyle w:val="VerbatimChar"/>
+          <w:rFonts w:ascii="Cascadia Code" w:hAnsi="Cascadia Code" w:cs="Cascadia Code"/>
+          <w:sz w:val="19"/>
+          <w:szCs w:val="19"/>
+          <w:shd w:val="clear" w:color="auto" w:fill="F0F0F0"/>
         </w:rPr>
         <w:t xml:space="preserve">1.</w:t>
       </w:r>
@@ -1572,7 +1920,10 @@
       </w:r>
       <w:r>
         <w:rPr>
-          <w:rStyle w:val="VerbatimChar"/>
+          <w:rFonts w:ascii="Cascadia Code" w:hAnsi="Cascadia Code" w:cs="Cascadia Code"/>
+          <w:sz w:val="19"/>
+          <w:szCs w:val="19"/>
+          <w:shd w:val="clear" w:color="auto" w:fill="F0F0F0"/>
         </w:rPr>
         <w:t xml:space="preserve">- [ ]</w:t>
       </w:r>
@@ -1587,7 +1938,10 @@
       </w:r>
       <w:r>
         <w:rPr>
-          <w:rStyle w:val="VerbatimChar"/>
+          <w:rFonts w:ascii="Cascadia Code" w:hAnsi="Cascadia Code" w:cs="Cascadia Code"/>
+          <w:sz w:val="19"/>
+          <w:szCs w:val="19"/>
+          <w:shd w:val="clear" w:color="auto" w:fill="F0F0F0"/>
         </w:rPr>
         <w:t xml:space="preserve">- [x]</w:t>
       </w:r>
@@ -1613,71 +1967,63 @@
     <w:p>
       <w:pPr>
         <w:pStyle w:val="SourceCode"/>
-      </w:pPr>
-      <w:r>
-        <w:rPr>
-          <w:rStyle w:val="SpecialStringTok"/>
-        </w:rPr>
-        <w:t xml:space="preserve">- </w:t>
-      </w:r>
-      <w:r>
-        <w:rPr>
-          <w:rStyle w:val="VariableTok"/>
-        </w:rPr>
-        <w:t xml:space="preserve">[x]</w:t>
-      </w:r>
-      <w:r>
-        <w:rPr>
-          <w:rStyle w:val="NormalTok"/>
-        </w:rPr>
-        <w:t xml:space="preserve"> Completed task</w:t>
-      </w:r>
-      <w:r>
-        <w:br/>
-      </w:r>
-      <w:r>
-        <w:rPr>
-          <w:rStyle w:val="SpecialStringTok"/>
-        </w:rPr>
-        <w:t xml:space="preserve">- </w:t>
-      </w:r>
-      <w:r>
-        <w:rPr>
-          <w:rStyle w:val="VariableTok"/>
-        </w:rPr>
-        <w:t xml:space="preserve">[ ]</w:t>
-      </w:r>
-      <w:r>
-        <w:rPr>
-          <w:rStyle w:val="NormalTok"/>
-        </w:rPr>
-        <w:t xml:space="preserve"> Incomplete task</w:t>
-      </w:r>
-      <w:r>
-        <w:br/>
-      </w:r>
-      <w:r>
-        <w:rPr>
-          <w:rStyle w:val="SpecialStringTok"/>
-        </w:rPr>
-        <w:t xml:space="preserve">- </w:t>
-      </w:r>
-      <w:r>
-        <w:rPr>
-          <w:rStyle w:val="VariableTok"/>
-        </w:rPr>
-        <w:t xml:space="preserve">[ ]</w:t>
-      </w:r>
-      <w:r>
-        <w:rPr>
-          <w:rStyle w:val="NormalTok"/>
-        </w:rPr>
-        <w:t xml:space="preserve"> Another incomplete task</w:t>
-      </w:r>
-    </w:p>
-    <w:p>
-      <w:pPr>
-        <w:pStyle w:val="FirstParagraph"/>
+        <w:shd w:val="clear" w:color="auto" w:fill="F6F6F6"/>
+        <w:pBdr>
+          <w:left w:val="single" w:sz="24" w:space="10" w:color="C8510A"/>
+        </w:pBdr>
+        <w:spacing w:before="0" w:after="0" w:line="280" w:lineRule="auto"/>
+      </w:pPr>
+      <w:r>
+        <w:rPr>
+          <w:rFonts w:ascii="Cascadia Code" w:hAnsi="Cascadia Code" w:cs="Cascadia Code"/>
+          <w:sz w:val="19"/>
+          <w:szCs w:val="19"/>
+          <w:shd w:val="clear" w:color="auto" w:fill="F6F6F6"/>
+        </w:rPr>
+        <w:t xml:space="preserve">- [x] Completed task</w:t>
+      </w:r>
+    </w:p>
+    <w:p>
+      <w:pPr>
+        <w:pStyle w:val="SourceCode"/>
+        <w:shd w:val="clear" w:color="auto" w:fill="F6F6F6"/>
+        <w:pBdr>
+          <w:left w:val="single" w:sz="24" w:space="10" w:color="C8510A"/>
+        </w:pBdr>
+        <w:spacing w:before="0" w:after="0" w:line="280" w:lineRule="auto"/>
+      </w:pPr>
+      <w:r>
+        <w:rPr>
+          <w:rFonts w:ascii="Cascadia Code" w:hAnsi="Cascadia Code" w:cs="Cascadia Code"/>
+          <w:sz w:val="19"/>
+          <w:szCs w:val="19"/>
+          <w:shd w:val="clear" w:color="auto" w:fill="F6F6F6"/>
+        </w:rPr>
+        <w:t xml:space="preserve">- [ ] Incomplete task</w:t>
+      </w:r>
+    </w:p>
+    <w:p>
+      <w:pPr>
+        <w:pStyle w:val="SourceCode"/>
+        <w:shd w:val="clear" w:color="auto" w:fill="F6F6F6"/>
+        <w:pBdr>
+          <w:left w:val="single" w:sz="24" w:space="10" w:color="C8510A"/>
+        </w:pBdr>
+        <w:spacing w:before="0" w:after="0" w:line="280" w:lineRule="auto"/>
+      </w:pPr>
+      <w:r>
+        <w:rPr>
+          <w:rFonts w:ascii="Cascadia Code" w:hAnsi="Cascadia Code" w:cs="Cascadia Code"/>
+          <w:sz w:val="19"/>
+          <w:szCs w:val="19"/>
+          <w:shd w:val="clear" w:color="auto" w:fill="F6F6F6"/>
+        </w:rPr>
+        <w:t xml:space="preserve">- [ ] Another incomplete task</w:t>
+      </w:r>
+    </w:p>
+    <w:p>
+      <w:pPr>
+        <w:pStyle w:val="BodyText"/>
       </w:pPr>
       <w:r>
         <w:rPr>
@@ -1776,45 +2122,39 @@
     <w:p>
       <w:pPr>
         <w:pStyle w:val="SourceCode"/>
-      </w:pPr>
-      <w:r>
-        <w:rPr>
-          <w:rStyle w:val="CommentTok"/>
-        </w:rPr>
-        <w:t xml:space="preserve">[</w:t>
-      </w:r>
-      <w:r>
-        <w:rPr>
-          <w:rStyle w:val="OtherTok"/>
-        </w:rPr>
-        <w:t xml:space="preserve">Link text</w:t>
-      </w:r>
-      <w:r>
-        <w:rPr>
-          <w:rStyle w:val="CommentTok"/>
-        </w:rPr>
-        <w:t xml:space="preserve">](https://example.com)</w:t>
-      </w:r>
-      <w:r>
-        <w:br/>
-      </w:r>
-      <w:r>
-        <w:rPr>
-          <w:rStyle w:val="CommentTok"/>
-        </w:rPr>
-        <w:t xml:space="preserve">[</w:t>
-      </w:r>
-      <w:r>
-        <w:rPr>
-          <w:rStyle w:val="OtherTok"/>
-        </w:rPr>
-        <w:t xml:space="preserve">Link with title</w:t>
-      </w:r>
-      <w:r>
-        <w:rPr>
-          <w:rStyle w:val="CommentTok"/>
-        </w:rPr>
-        <w:t xml:space="preserve">](https://example.com "Hover text")</w:t>
+        <w:shd w:val="clear" w:color="auto" w:fill="F6F6F6"/>
+        <w:pBdr>
+          <w:left w:val="single" w:sz="24" w:space="10" w:color="C8510A"/>
+        </w:pBdr>
+        <w:spacing w:before="0" w:after="0" w:line="280" w:lineRule="auto"/>
+      </w:pPr>
+      <w:r>
+        <w:rPr>
+          <w:rFonts w:ascii="Cascadia Code" w:hAnsi="Cascadia Code" w:cs="Cascadia Code"/>
+          <w:sz w:val="19"/>
+          <w:szCs w:val="19"/>
+          <w:shd w:val="clear" w:color="auto" w:fill="F6F6F6"/>
+        </w:rPr>
+        <w:t xml:space="preserve">[Link text](https://example.com)</w:t>
+      </w:r>
+    </w:p>
+    <w:p>
+      <w:pPr>
+        <w:pStyle w:val="SourceCode"/>
+        <w:shd w:val="clear" w:color="auto" w:fill="F6F6F6"/>
+        <w:pBdr>
+          <w:left w:val="single" w:sz="24" w:space="10" w:color="C8510A"/>
+        </w:pBdr>
+        <w:spacing w:before="0" w:after="0" w:line="280" w:lineRule="auto"/>
+      </w:pPr>
+      <w:r>
+        <w:rPr>
+          <w:rFonts w:ascii="Cascadia Code" w:hAnsi="Cascadia Code" w:cs="Cascadia Code"/>
+          <w:sz w:val="19"/>
+          <w:szCs w:val="19"/>
+          <w:shd w:val="clear" w:color="auto" w:fill="F6F6F6"/>
+        </w:rPr>
+        <w:t xml:space="preserve">[Link with title](https://example.com "Hover text")</w:t>
       </w:r>
     </w:p>
     <w:p>
@@ -1862,50 +2202,44 @@
     <w:p>
       <w:pPr>
         <w:pStyle w:val="SourceCode"/>
-      </w:pPr>
-      <w:r>
-        <w:rPr>
-          <w:rStyle w:val="CommentTok"/>
-        </w:rPr>
-        <w:t xml:space="preserve">[</w:t>
-      </w:r>
-      <w:r>
-        <w:rPr>
-          <w:rStyle w:val="OtherTok"/>
-        </w:rPr>
-        <w:t xml:space="preserve">Jump to Tables</w:t>
-      </w:r>
-      <w:r>
-        <w:rPr>
-          <w:rStyle w:val="CommentTok"/>
-        </w:rPr>
-        <w:t xml:space="preserve">](#tables)</w:t>
-      </w:r>
-      <w:r>
-        <w:br/>
-      </w:r>
-      <w:r>
-        <w:rPr>
-          <w:rStyle w:val="CommentTok"/>
-        </w:rPr>
-        <w:t xml:space="preserve">[</w:t>
-      </w:r>
-      <w:r>
-        <w:rPr>
-          <w:rStyle w:val="OtherTok"/>
-        </w:rPr>
-        <w:t xml:space="preserve">Jump to Budget &amp; Funding</w:t>
-      </w:r>
-      <w:r>
-        <w:rPr>
-          <w:rStyle w:val="CommentTok"/>
-        </w:rPr>
-        <w:t xml:space="preserve">](#budget--funding)</w:t>
-      </w:r>
-    </w:p>
-    <w:p>
-      <w:pPr>
-        <w:pStyle w:val="FirstParagraph"/>
+        <w:shd w:val="clear" w:color="auto" w:fill="F6F6F6"/>
+        <w:pBdr>
+          <w:left w:val="single" w:sz="24" w:space="10" w:color="C8510A"/>
+        </w:pBdr>
+        <w:spacing w:before="0" w:after="0" w:line="280" w:lineRule="auto"/>
+      </w:pPr>
+      <w:r>
+        <w:rPr>
+          <w:rFonts w:ascii="Cascadia Code" w:hAnsi="Cascadia Code" w:cs="Cascadia Code"/>
+          <w:sz w:val="19"/>
+          <w:szCs w:val="19"/>
+          <w:shd w:val="clear" w:color="auto" w:fill="F6F6F6"/>
+        </w:rPr>
+        <w:t xml:space="preserve">[Jump to Tables](#tables)</w:t>
+      </w:r>
+    </w:p>
+    <w:p>
+      <w:pPr>
+        <w:pStyle w:val="SourceCode"/>
+        <w:shd w:val="clear" w:color="auto" w:fill="F6F6F6"/>
+        <w:pBdr>
+          <w:left w:val="single" w:sz="24" w:space="10" w:color="C8510A"/>
+        </w:pBdr>
+        <w:spacing w:before="0" w:after="0" w:line="280" w:lineRule="auto"/>
+      </w:pPr>
+      <w:r>
+        <w:rPr>
+          <w:rFonts w:ascii="Cascadia Code" w:hAnsi="Cascadia Code" w:cs="Cascadia Code"/>
+          <w:sz w:val="19"/>
+          <w:szCs w:val="19"/>
+          <w:shd w:val="clear" w:color="auto" w:fill="F6F6F6"/>
+        </w:rPr>
+        <w:t xml:space="preserve">[Jump to Budget &amp; Funding](#budget--funding)</w:t>
+      </w:r>
+    </w:p>
+    <w:p>
+      <w:pPr>
+        <w:pStyle w:val="BodyText"/>
       </w:pPr>
       <w:r>
         <w:rPr>
@@ -1931,7 +2265,10 @@
       </w:r>
       <w:r>
         <w:rPr>
-          <w:rStyle w:val="VerbatimChar"/>
+          <w:rFonts w:ascii="Cascadia Code" w:hAnsi="Cascadia Code" w:cs="Cascadia Code"/>
+          <w:sz w:val="19"/>
+          <w:szCs w:val="19"/>
+          <w:shd w:val="clear" w:color="auto" w:fill="F0F0F0"/>
         </w:rPr>
         <w:t xml:space="preserve">-</w:t>
       </w:r>
@@ -1952,7 +2289,10 @@
       </w:r>
       <w:r>
         <w:rPr>
-          <w:rStyle w:val="VerbatimChar"/>
+          <w:rFonts w:ascii="Cascadia Code" w:hAnsi="Cascadia Code" w:cs="Cascadia Code"/>
+          <w:sz w:val="19"/>
+          <w:szCs w:val="19"/>
+          <w:shd w:val="clear" w:color="auto" w:fill="F0F0F0"/>
         </w:rPr>
         <w:t xml:space="preserve">&amp;</w:t>
       </w:r>
@@ -1979,7 +2319,10 @@
       </w:r>
       <w:r>
         <w:rPr>
-          <w:rStyle w:val="VerbatimChar"/>
+          <w:rFonts w:ascii="Cascadia Code" w:hAnsi="Cascadia Code" w:cs="Cascadia Code"/>
+          <w:sz w:val="19"/>
+          <w:szCs w:val="19"/>
+          <w:shd w:val="clear" w:color="auto" w:fill="F0F0F0"/>
         </w:rPr>
         <w:t xml:space="preserve">budget--funding</w:t>
       </w:r>
@@ -2005,10 +2348,18 @@
     <w:p>
       <w:pPr>
         <w:pStyle w:val="SourceCode"/>
-      </w:pPr>
-      <w:r>
-        <w:rPr>
-          <w:rStyle w:val="NormalTok"/>
+        <w:shd w:val="clear" w:color="auto" w:fill="F6F6F6"/>
+        <w:pBdr>
+          <w:left w:val="single" w:sz="24" w:space="10" w:color="C8510A"/>
+        </w:pBdr>
+        <w:spacing w:before="0" w:after="0" w:line="280" w:lineRule="auto"/>
+      </w:pPr>
+      <w:r>
+        <w:rPr>
+          <w:rFonts w:ascii="Cascadia Code" w:hAnsi="Cascadia Code" w:cs="Cascadia Code"/>
+          <w:sz w:val="19"/>
+          <w:szCs w:val="19"/>
+          <w:shd w:val="clear" w:color="auto" w:fill="F6F6F6"/>
         </w:rPr>
         <w:t xml:space="preserve">https://www.nasa.gov</w:t>
       </w:r>
@@ -2043,7 +2394,10 @@
       </w:r>
       <w:r>
         <w:rPr>
-          <w:rStyle w:val="VerbatimChar"/>
+          <w:rFonts w:ascii="Cascadia Code" w:hAnsi="Cascadia Code" w:cs="Cascadia Code"/>
+          <w:sz w:val="19"/>
+          <w:szCs w:val="19"/>
+          <w:shd w:val="clear" w:color="auto" w:fill="F0F0F0"/>
         </w:rPr>
         <w:t xml:space="preserve">!</w:t>
       </w:r>
@@ -2066,26 +2420,44 @@
     <w:p>
       <w:pPr>
         <w:pStyle w:val="SourceCode"/>
-      </w:pPr>
-      <w:r>
-        <w:rPr>
-          <w:rStyle w:val="AlertTok"/>
+        <w:shd w:val="clear" w:color="auto" w:fill="F6F6F6"/>
+        <w:pBdr>
+          <w:left w:val="single" w:sz="24" w:space="10" w:color="C8510A"/>
+        </w:pBdr>
+        <w:spacing w:before="0" w:after="0" w:line="280" w:lineRule="auto"/>
+      </w:pPr>
+      <w:r>
+        <w:rPr>
+          <w:rFonts w:ascii="Cascadia Code" w:hAnsi="Cascadia Code" w:cs="Cascadia Code"/>
+          <w:sz w:val="19"/>
+          <w:szCs w:val="19"/>
+          <w:shd w:val="clear" w:color="auto" w:fill="F6F6F6"/>
         </w:rPr>
         <w:t xml:space="preserve">![Alt text](https://example.com/image.png)</w:t>
       </w:r>
-      <w:r>
-        <w:br/>
-      </w:r>
-      <w:r>
-        <w:rPr>
-          <w:rStyle w:val="AlertTok"/>
+    </w:p>
+    <w:p>
+      <w:pPr>
+        <w:pStyle w:val="SourceCode"/>
+        <w:shd w:val="clear" w:color="auto" w:fill="F6F6F6"/>
+        <w:pBdr>
+          <w:left w:val="single" w:sz="24" w:space="10" w:color="C8510A"/>
+        </w:pBdr>
+        <w:spacing w:before="0" w:after="0" w:line="280" w:lineRule="auto"/>
+      </w:pPr>
+      <w:r>
+        <w:rPr>
+          <w:rFonts w:ascii="Cascadia Code" w:hAnsi="Cascadia Code" w:cs="Cascadia Code"/>
+          <w:sz w:val="19"/>
+          <w:szCs w:val="19"/>
+          <w:shd w:val="clear" w:color="auto" w:fill="F6F6F6"/>
         </w:rPr>
         <w:t xml:space="preserve">![Alt text](https://example.com/image.png "Optional title")</w:t>
       </w:r>
     </w:p>
     <w:p>
       <w:pPr>
-        <w:pStyle w:val="FirstParagraph"/>
+        <w:pStyle w:val="BodyText"/>
       </w:pPr>
       <w:r>
         <w:rPr>
@@ -2116,78 +2488,20 @@
     <w:p>
       <w:pPr>
         <w:pStyle w:val="SourceCode"/>
-      </w:pPr>
-      <w:r>
-        <w:rPr>
-          <w:rStyle w:val="DataTypeTok"/>
-        </w:rPr>
-        <w:t xml:space="preserve">&lt;</w:t>
-      </w:r>
-      <w:r>
-        <w:rPr>
-          <w:rStyle w:val="KeywordTok"/>
-        </w:rPr>
-        <w:t xml:space="preserve">img</w:t>
-      </w:r>
-      <w:r>
-        <w:rPr>
-          <w:rStyle w:val="OtherTok"/>
-        </w:rPr>
-        <w:t xml:space="preserve"> src</w:t>
-      </w:r>
-      <w:r>
-        <w:rPr>
-          <w:rStyle w:val="OperatorTok"/>
-        </w:rPr>
-        <w:t xml:space="preserve">=</w:t>
-      </w:r>
-      <w:r>
-        <w:rPr>
-          <w:rStyle w:val="StringTok"/>
-        </w:rPr>
-        <w:t xml:space="preserve">"image.png"</w:t>
-      </w:r>
-      <w:r>
-        <w:rPr>
-          <w:rStyle w:val="OtherTok"/>
-        </w:rPr>
-        <w:t xml:space="preserve"> alt</w:t>
-      </w:r>
-      <w:r>
-        <w:rPr>
-          <w:rStyle w:val="OperatorTok"/>
-        </w:rPr>
-        <w:t xml:space="preserve">=</w:t>
-      </w:r>
-      <w:r>
-        <w:rPr>
-          <w:rStyle w:val="StringTok"/>
-        </w:rPr>
-        <w:t xml:space="preserve">"Description"</w:t>
-      </w:r>
-      <w:r>
-        <w:rPr>
-          <w:rStyle w:val="OtherTok"/>
-        </w:rPr>
-        <w:t xml:space="preserve"> width</w:t>
-      </w:r>
-      <w:r>
-        <w:rPr>
-          <w:rStyle w:val="OperatorTok"/>
-        </w:rPr>
-        <w:t xml:space="preserve">=</w:t>
-      </w:r>
-      <w:r>
-        <w:rPr>
-          <w:rStyle w:val="StringTok"/>
-        </w:rPr>
-        <w:t xml:space="preserve">"400"</w:t>
-      </w:r>
-      <w:r>
-        <w:rPr>
-          <w:rStyle w:val="DataTypeTok"/>
-        </w:rPr>
-        <w:t xml:space="preserve">&gt;</w:t>
+        <w:shd w:val="clear" w:color="auto" w:fill="F6F6F6"/>
+        <w:pBdr>
+          <w:left w:val="single" w:sz="24" w:space="10" w:color="C8510A"/>
+        </w:pBdr>
+        <w:spacing w:before="0" w:after="0" w:line="280" w:lineRule="auto"/>
+      </w:pPr>
+      <w:r>
+        <w:rPr>
+          <w:rFonts w:ascii="Cascadia Code" w:hAnsi="Cascadia Code" w:cs="Cascadia Code"/>
+          <w:sz w:val="19"/>
+          <w:szCs w:val="19"/>
+          <w:shd w:val="clear" w:color="auto" w:fill="F6F6F6"/>
+        </w:rPr>
+        <w:t xml:space="preserve">&lt;img src="image.png" alt="Description" width="400"&gt;</w:t>
       </w:r>
     </w:p>
     <w:p>
@@ -2227,29 +2541,25 @@
     <w:p>
       <w:pPr>
         <w:pStyle w:val="SourceCode"/>
-      </w:pPr>
-      <w:r>
-        <w:rPr>
-          <w:rStyle w:val="NormalTok"/>
-        </w:rPr>
-        <w:t xml:space="preserve">Use the </w:t>
-      </w:r>
-      <w:r>
-        <w:rPr>
-          <w:rStyle w:val="InformationTok"/>
-        </w:rPr>
-        <w:t xml:space="preserve">`print()`</w:t>
-      </w:r>
-      <w:r>
-        <w:rPr>
-          <w:rStyle w:val="NormalTok"/>
-        </w:rPr>
-        <w:t xml:space="preserve"> function to output text.</w:t>
-      </w:r>
-    </w:p>
-    <w:p>
-      <w:pPr>
-        <w:pStyle w:val="FirstParagraph"/>
+        <w:shd w:val="clear" w:color="auto" w:fill="F6F6F6"/>
+        <w:pBdr>
+          <w:left w:val="single" w:sz="24" w:space="10" w:color="C8510A"/>
+        </w:pBdr>
+        <w:spacing w:before="0" w:after="0" w:line="280" w:lineRule="auto"/>
+      </w:pPr>
+      <w:r>
+        <w:rPr>
+          <w:rFonts w:ascii="Cascadia Code" w:hAnsi="Cascadia Code" w:cs="Cascadia Code"/>
+          <w:sz w:val="19"/>
+          <w:szCs w:val="19"/>
+          <w:shd w:val="clear" w:color="auto" w:fill="F6F6F6"/>
+        </w:rPr>
+        <w:t xml:space="preserve">Use the `print()` function to output text.</w:t>
+      </w:r>
+    </w:p>
+    <w:p>
+      <w:pPr>
+        <w:pStyle w:val="BodyText"/>
       </w:pPr>
       <w:r>
         <w:t xml:space="preserve">Use the</w:t>
@@ -2259,7 +2569,10 @@
       </w:r>
       <w:r>
         <w:rPr>
-          <w:rStyle w:val="VerbatimChar"/>
+          <w:rFonts w:ascii="Cascadia Code" w:hAnsi="Cascadia Code" w:cs="Cascadia Code"/>
+          <w:sz w:val="19"/>
+          <w:szCs w:val="19"/>
+          <w:shd w:val="clear" w:color="auto" w:fill="F0F0F0"/>
         </w:rPr>
         <w:t xml:space="preserve">print()</w:t>
       </w:r>
@@ -2289,7 +2602,10 @@
       </w:r>
       <w:r>
         <w:rPr>
-          <w:rStyle w:val="VerbatimChar"/>
+          <w:rFonts w:ascii="Cascadia Code" w:hAnsi="Cascadia Code" w:cs="Cascadia Code"/>
+          <w:sz w:val="19"/>
+          <w:szCs w:val="19"/>
+          <w:shd w:val="clear" w:color="auto" w:fill="F0F0F0"/>
         </w:rPr>
         <w:t xml:space="preserve">```</w:t>
       </w:r>
@@ -2300,121 +2616,75 @@
     <w:p>
       <w:pPr>
         <w:pStyle w:val="SourceCode"/>
-      </w:pPr>
-      <w:r>
-        <w:rPr>
-          <w:rStyle w:val="InformationTok"/>
+        <w:shd w:val="clear" w:color="auto" w:fill="F6F6F6"/>
+        <w:pBdr>
+          <w:left w:val="single" w:sz="24" w:space="10" w:color="C8510A"/>
+        </w:pBdr>
+        <w:spacing w:before="0" w:after="0" w:line="280" w:lineRule="auto"/>
+      </w:pPr>
+      <w:r>
+        <w:rPr>
+          <w:rFonts w:ascii="Cascadia Code" w:hAnsi="Cascadia Code" w:cs="Cascadia Code"/>
+          <w:sz w:val="19"/>
+          <w:szCs w:val="19"/>
+          <w:shd w:val="clear" w:color="auto" w:fill="F6F6F6"/>
         </w:rPr>
         <w:t xml:space="preserve">```python</w:t>
       </w:r>
-      <w:r>
-        <w:br/>
-      </w:r>
-      <w:r>
-        <w:rPr>
-          <w:rStyle w:val="KeywordTok"/>
-        </w:rPr>
-        <w:t xml:space="preserve">def</w:t>
-      </w:r>
-      <w:r>
-        <w:rPr>
-          <w:rStyle w:val="NormalTok"/>
-        </w:rPr>
-        <w:t xml:space="preserve"> greet(name: </w:t>
-      </w:r>
-      <w:r>
-        <w:rPr>
-          <w:rStyle w:val="BuiltInTok"/>
-        </w:rPr>
-        <w:t xml:space="preserve">str</w:t>
-      </w:r>
-      <w:r>
-        <w:rPr>
-          <w:rStyle w:val="NormalTok"/>
-        </w:rPr>
-        <w:t xml:space="preserve">) </w:t>
-      </w:r>
-      <w:r>
-        <w:rPr>
-          <w:rStyle w:val="OperatorTok"/>
-        </w:rPr>
-        <w:t xml:space="preserve">-&gt;</w:t>
-      </w:r>
-      <w:r>
-        <w:rPr>
-          <w:rStyle w:val="NormalTok"/>
-        </w:rPr>
-        <w:t xml:space="preserve"> </w:t>
-      </w:r>
-      <w:r>
-        <w:rPr>
-          <w:rStyle w:val="BuiltInTok"/>
-        </w:rPr>
-        <w:t xml:space="preserve">str</w:t>
-      </w:r>
-      <w:r>
-        <w:rPr>
-          <w:rStyle w:val="NormalTok"/>
-        </w:rPr>
-        <w:t xml:space="preserve">:</w:t>
-      </w:r>
-      <w:r>
-        <w:br/>
-      </w:r>
-      <w:r>
-        <w:rPr>
-          <w:rStyle w:val="NormalTok"/>
-        </w:rPr>
-        <w:t xml:space="preserve">    </w:t>
-      </w:r>
-      <w:r>
-        <w:rPr>
-          <w:rStyle w:val="ControlFlowTok"/>
-        </w:rPr>
-        <w:t xml:space="preserve">return</w:t>
-      </w:r>
-      <w:r>
-        <w:rPr>
-          <w:rStyle w:val="NormalTok"/>
-        </w:rPr>
-        <w:t xml:space="preserve"> </w:t>
-      </w:r>
-      <w:r>
-        <w:rPr>
-          <w:rStyle w:val="SpecialStringTok"/>
-        </w:rPr>
-        <w:t xml:space="preserve">f"Hello, </w:t>
-      </w:r>
-      <w:r>
-        <w:rPr>
-          <w:rStyle w:val="SpecialCharTok"/>
-        </w:rPr>
-        <w:t xml:space="preserve">{</w:t>
-      </w:r>
-      <w:r>
-        <w:rPr>
-          <w:rStyle w:val="NormalTok"/>
-        </w:rPr>
-        <w:t xml:space="preserve">name</w:t>
-      </w:r>
-      <w:r>
-        <w:rPr>
-          <w:rStyle w:val="SpecialCharTok"/>
-        </w:rPr>
-        <w:t xml:space="preserve">}</w:t>
-      </w:r>
-      <w:r>
-        <w:rPr>
-          <w:rStyle w:val="SpecialStringTok"/>
-        </w:rPr>
-        <w:t xml:space="preserve">!"</w:t>
-      </w:r>
-      <w:r>
-        <w:br/>
-      </w:r>
-      <w:r>
-        <w:rPr>
-          <w:rStyle w:val="InformationTok"/>
+    </w:p>
+    <w:p>
+      <w:pPr>
+        <w:pStyle w:val="SourceCode"/>
+        <w:shd w:val="clear" w:color="auto" w:fill="F6F6F6"/>
+        <w:pBdr>
+          <w:left w:val="single" w:sz="24" w:space="10" w:color="C8510A"/>
+        </w:pBdr>
+        <w:spacing w:before="0" w:after="0" w:line="280" w:lineRule="auto"/>
+      </w:pPr>
+      <w:r>
+        <w:rPr>
+          <w:rFonts w:ascii="Cascadia Code" w:hAnsi="Cascadia Code" w:cs="Cascadia Code"/>
+          <w:sz w:val="19"/>
+          <w:szCs w:val="19"/>
+          <w:shd w:val="clear" w:color="auto" w:fill="F6F6F6"/>
+        </w:rPr>
+        <w:t xml:space="preserve">def greet(name: str) -&gt; str:</w:t>
+      </w:r>
+    </w:p>
+    <w:p>
+      <w:pPr>
+        <w:pStyle w:val="SourceCode"/>
+        <w:shd w:val="clear" w:color="auto" w:fill="F6F6F6"/>
+        <w:pBdr>
+          <w:left w:val="single" w:sz="24" w:space="10" w:color="C8510A"/>
+        </w:pBdr>
+        <w:spacing w:before="0" w:after="0" w:line="280" w:lineRule="auto"/>
+      </w:pPr>
+      <w:r>
+        <w:rPr>
+          <w:rFonts w:ascii="Cascadia Code" w:hAnsi="Cascadia Code" w:cs="Cascadia Code"/>
+          <w:sz w:val="19"/>
+          <w:szCs w:val="19"/>
+          <w:shd w:val="clear" w:color="auto" w:fill="F6F6F6"/>
+        </w:rPr>
+        <w:t xml:space="preserve">    return f"Hello, {name}!"</w:t>
+      </w:r>
+    </w:p>
+    <w:p>
+      <w:pPr>
+        <w:pStyle w:val="SourceCode"/>
+        <w:shd w:val="clear" w:color="auto" w:fill="F6F6F6"/>
+        <w:pBdr>
+          <w:left w:val="single" w:sz="24" w:space="10" w:color="C8510A"/>
+        </w:pBdr>
+        <w:spacing w:before="0" w:after="0" w:line="280" w:lineRule="auto"/>
+      </w:pPr>
+      <w:r>
+        <w:rPr>
+          <w:rFonts w:ascii="Cascadia Code" w:hAnsi="Cascadia Code" w:cs="Cascadia Code"/>
+          <w:sz w:val="19"/>
+          <w:szCs w:val="19"/>
+          <w:shd w:val="clear" w:color="auto" w:fill="F6F6F6"/>
         </w:rPr>
         <w:t xml:space="preserve">```</w:t>
       </w:r>
@@ -2422,105 +2692,39 @@
     <w:p>
       <w:pPr>
         <w:pStyle w:val="SourceCode"/>
-      </w:pPr>
-      <w:r>
-        <w:rPr>
-          <w:rStyle w:val="KeywordTok"/>
-        </w:rPr>
-        <w:t xml:space="preserve">def</w:t>
-      </w:r>
-      <w:r>
-        <w:rPr>
-          <w:rStyle w:val="NormalTok"/>
-        </w:rPr>
-        <w:t xml:space="preserve"> greet(name: </w:t>
-      </w:r>
-      <w:r>
-        <w:rPr>
-          <w:rStyle w:val="BuiltInTok"/>
-        </w:rPr>
-        <w:t xml:space="preserve">str</w:t>
-      </w:r>
-      <w:r>
-        <w:rPr>
-          <w:rStyle w:val="NormalTok"/>
-        </w:rPr>
-        <w:t xml:space="preserve">) </w:t>
-      </w:r>
-      <w:r>
-        <w:rPr>
-          <w:rStyle w:val="OperatorTok"/>
-        </w:rPr>
-        <w:t xml:space="preserve">-&gt;</w:t>
-      </w:r>
-      <w:r>
-        <w:rPr>
-          <w:rStyle w:val="NormalTok"/>
-        </w:rPr>
-        <w:t xml:space="preserve"> </w:t>
-      </w:r>
-      <w:r>
-        <w:rPr>
-          <w:rStyle w:val="BuiltInTok"/>
-        </w:rPr>
-        <w:t xml:space="preserve">str</w:t>
-      </w:r>
-      <w:r>
-        <w:rPr>
-          <w:rStyle w:val="NormalTok"/>
-        </w:rPr>
-        <w:t xml:space="preserve">:</w:t>
-      </w:r>
-      <w:r>
-        <w:br/>
-      </w:r>
-      <w:r>
-        <w:rPr>
-          <w:rStyle w:val="NormalTok"/>
-        </w:rPr>
-        <w:t xml:space="preserve">    </w:t>
-      </w:r>
-      <w:r>
-        <w:rPr>
-          <w:rStyle w:val="ControlFlowTok"/>
-        </w:rPr>
-        <w:t xml:space="preserve">return</w:t>
-      </w:r>
-      <w:r>
-        <w:rPr>
-          <w:rStyle w:val="NormalTok"/>
-        </w:rPr>
-        <w:t xml:space="preserve"> </w:t>
-      </w:r>
-      <w:r>
-        <w:rPr>
-          <w:rStyle w:val="SpecialStringTok"/>
-        </w:rPr>
-        <w:t xml:space="preserve">f"Hello, </w:t>
-      </w:r>
-      <w:r>
-        <w:rPr>
-          <w:rStyle w:val="SpecialCharTok"/>
-        </w:rPr>
-        <w:t xml:space="preserve">{</w:t>
-      </w:r>
-      <w:r>
-        <w:rPr>
-          <w:rStyle w:val="NormalTok"/>
-        </w:rPr>
-        <w:t xml:space="preserve">name</w:t>
-      </w:r>
-      <w:r>
-        <w:rPr>
-          <w:rStyle w:val="SpecialCharTok"/>
-        </w:rPr>
-        <w:t xml:space="preserve">}</w:t>
-      </w:r>
-      <w:r>
-        <w:rPr>
-          <w:rStyle w:val="SpecialStringTok"/>
-        </w:rPr>
-        <w:t xml:space="preserve">!"</w:t>
+        <w:shd w:val="clear" w:color="auto" w:fill="F6F6F6"/>
+        <w:pBdr>
+          <w:left w:val="single" w:sz="24" w:space="10" w:color="C8510A"/>
+        </w:pBdr>
+        <w:spacing w:before="0" w:after="0" w:line="280" w:lineRule="auto"/>
+      </w:pPr>
+      <w:r>
+        <w:rPr>
+          <w:rFonts w:ascii="Cascadia Code" w:hAnsi="Cascadia Code" w:cs="Cascadia Code"/>
+          <w:sz w:val="19"/>
+          <w:szCs w:val="19"/>
+          <w:shd w:val="clear" w:color="auto" w:fill="F6F6F6"/>
+        </w:rPr>
+        <w:t xml:space="preserve">def greet(name: str) -&gt; str:</w:t>
+      </w:r>
+    </w:p>
+    <w:p>
+      <w:pPr>
+        <w:pStyle w:val="SourceCode"/>
+        <w:shd w:val="clear" w:color="auto" w:fill="F6F6F6"/>
+        <w:pBdr>
+          <w:left w:val="single" w:sz="24" w:space="10" w:color="C8510A"/>
+        </w:pBdr>
+        <w:spacing w:before="0" w:after="0" w:line="280" w:lineRule="auto"/>
+      </w:pPr>
+      <w:r>
+        <w:rPr>
+          <w:rFonts w:ascii="Cascadia Code" w:hAnsi="Cascadia Code" w:cs="Cascadia Code"/>
+          <w:sz w:val="19"/>
+          <w:szCs w:val="19"/>
+          <w:shd w:val="clear" w:color="auto" w:fill="F6F6F6"/>
+        </w:rPr>
+        <w:t xml:space="preserve">    return f"Hello, {name}!"</w:t>
       </w:r>
     </w:p>
     <w:bookmarkEnd w:id="25"/>
@@ -2582,7 +2786,10 @@
             </w:pPr>
             <w:r>
               <w:rPr>
-                <w:rStyle w:val="VerbatimChar"/>
+                <w:rFonts w:ascii="Cascadia Code" w:hAnsi="Cascadia Code" w:cs="Cascadia Code"/>
+                <w:sz w:val="19"/>
+                <w:szCs w:val="19"/>
+                <w:shd w:val="clear" w:color="auto" w:fill="F0F0F0"/>
               </w:rPr>
               <w:t xml:space="preserve">python</w:t>
             </w:r>
@@ -2611,7 +2818,10 @@
             </w:pPr>
             <w:r>
               <w:rPr>
-                <w:rStyle w:val="VerbatimChar"/>
+                <w:rFonts w:ascii="Cascadia Code" w:hAnsi="Cascadia Code" w:cs="Cascadia Code"/>
+                <w:sz w:val="19"/>
+                <w:szCs w:val="19"/>
+                <w:shd w:val="clear" w:color="auto" w:fill="F0F0F0"/>
               </w:rPr>
               <w:t xml:space="preserve">javascript</w:t>
             </w:r>
@@ -2640,7 +2850,10 @@
             </w:pPr>
             <w:r>
               <w:rPr>
-                <w:rStyle w:val="VerbatimChar"/>
+                <w:rFonts w:ascii="Cascadia Code" w:hAnsi="Cascadia Code" w:cs="Cascadia Code"/>
+                <w:sz w:val="19"/>
+                <w:szCs w:val="19"/>
+                <w:shd w:val="clear" w:color="auto" w:fill="F0F0F0"/>
               </w:rPr>
               <w:t xml:space="preserve">typescript</w:t>
             </w:r>
@@ -2669,7 +2882,10 @@
             </w:pPr>
             <w:r>
               <w:rPr>
-                <w:rStyle w:val="VerbatimChar"/>
+                <w:rFonts w:ascii="Cascadia Code" w:hAnsi="Cascadia Code" w:cs="Cascadia Code"/>
+                <w:sz w:val="19"/>
+                <w:szCs w:val="19"/>
+                <w:shd w:val="clear" w:color="auto" w:fill="F0F0F0"/>
               </w:rPr>
               <w:t xml:space="preserve">json</w:t>
             </w:r>
@@ -2698,7 +2914,10 @@
             </w:pPr>
             <w:r>
               <w:rPr>
-                <w:rStyle w:val="VerbatimChar"/>
+                <w:rFonts w:ascii="Cascadia Code" w:hAnsi="Cascadia Code" w:cs="Cascadia Code"/>
+                <w:sz w:val="19"/>
+                <w:szCs w:val="19"/>
+                <w:shd w:val="clear" w:color="auto" w:fill="F0F0F0"/>
               </w:rPr>
               <w:t xml:space="preserve">bash</w:t>
             </w:r>
@@ -2727,7 +2946,10 @@
             </w:pPr>
             <w:r>
               <w:rPr>
-                <w:rStyle w:val="VerbatimChar"/>
+                <w:rFonts w:ascii="Cascadia Code" w:hAnsi="Cascadia Code" w:cs="Cascadia Code"/>
+                <w:sz w:val="19"/>
+                <w:szCs w:val="19"/>
+                <w:shd w:val="clear" w:color="auto" w:fill="F0F0F0"/>
               </w:rPr>
               <w:t xml:space="preserve">html</w:t>
             </w:r>
@@ -2756,7 +2978,10 @@
             </w:pPr>
             <w:r>
               <w:rPr>
-                <w:rStyle w:val="VerbatimChar"/>
+                <w:rFonts w:ascii="Cascadia Code" w:hAnsi="Cascadia Code" w:cs="Cascadia Code"/>
+                <w:sz w:val="19"/>
+                <w:szCs w:val="19"/>
+                <w:shd w:val="clear" w:color="auto" w:fill="F0F0F0"/>
               </w:rPr>
               <w:t xml:space="preserve">css</w:t>
             </w:r>
@@ -2785,7 +3010,10 @@
             </w:pPr>
             <w:r>
               <w:rPr>
-                <w:rStyle w:val="VerbatimChar"/>
+                <w:rFonts w:ascii="Cascadia Code" w:hAnsi="Cascadia Code" w:cs="Cascadia Code"/>
+                <w:sz w:val="19"/>
+                <w:szCs w:val="19"/>
+                <w:shd w:val="clear" w:color="auto" w:fill="F0F0F0"/>
               </w:rPr>
               <w:t xml:space="preserve">sql</w:t>
             </w:r>
@@ -2814,7 +3042,10 @@
             </w:pPr>
             <w:r>
               <w:rPr>
-                <w:rStyle w:val="VerbatimChar"/>
+                <w:rFonts w:ascii="Cascadia Code" w:hAnsi="Cascadia Code" w:cs="Cascadia Code"/>
+                <w:sz w:val="19"/>
+                <w:szCs w:val="19"/>
+                <w:shd w:val="clear" w:color="auto" w:fill="F0F0F0"/>
               </w:rPr>
               <w:t xml:space="preserve">yaml</w:t>
             </w:r>
@@ -2843,7 +3074,10 @@
             </w:pPr>
             <w:r>
               <w:rPr>
-                <w:rStyle w:val="VerbatimChar"/>
+                <w:rFonts w:ascii="Cascadia Code" w:hAnsi="Cascadia Code" w:cs="Cascadia Code"/>
+                <w:sz w:val="19"/>
+                <w:szCs w:val="19"/>
+                <w:shd w:val="clear" w:color="auto" w:fill="F0F0F0"/>
               </w:rPr>
               <w:t xml:space="preserve">markdown</w:t>
             </w:r>
@@ -2872,7 +3106,10 @@
             </w:pPr>
             <w:r>
               <w:rPr>
-                <w:rStyle w:val="VerbatimChar"/>
+                <w:rFonts w:ascii="Cascadia Code" w:hAnsi="Cascadia Code" w:cs="Cascadia Code"/>
+                <w:sz w:val="19"/>
+                <w:szCs w:val="19"/>
+                <w:shd w:val="clear" w:color="auto" w:fill="F0F0F0"/>
               </w:rPr>
               <w:t xml:space="preserve">mermaid</w:t>
             </w:r>
@@ -2913,46 +3150,94 @@
     <w:p>
       <w:pPr>
         <w:pStyle w:val="SourceCode"/>
-      </w:pPr>
-      <w:r>
-        <w:rPr>
-          <w:rStyle w:val="InformationTok"/>
+        <w:shd w:val="clear" w:color="auto" w:fill="F6F6F6"/>
+        <w:pBdr>
+          <w:left w:val="single" w:sz="24" w:space="10" w:color="C8510A"/>
+        </w:pBdr>
+        <w:spacing w:before="0" w:after="0" w:line="280" w:lineRule="auto"/>
+      </w:pPr>
+      <w:r>
+        <w:rPr>
+          <w:rFonts w:ascii="Cascadia Code" w:hAnsi="Cascadia Code" w:cs="Cascadia Code"/>
+          <w:sz w:val="19"/>
+          <w:szCs w:val="19"/>
+          <w:shd w:val="clear" w:color="auto" w:fill="F6F6F6"/>
         </w:rPr>
         <w:t xml:space="preserve">```</w:t>
       </w:r>
-      <w:r>
-        <w:br/>
-      </w:r>
-      <w:r>
-        <w:rPr>
-          <w:rStyle w:val="InformationTok"/>
+    </w:p>
+    <w:p>
+      <w:pPr>
+        <w:pStyle w:val="SourceCode"/>
+        <w:shd w:val="clear" w:color="auto" w:fill="F6F6F6"/>
+        <w:pBdr>
+          <w:left w:val="single" w:sz="24" w:space="10" w:color="C8510A"/>
+        </w:pBdr>
+        <w:spacing w:before="0" w:after="0" w:line="280" w:lineRule="auto"/>
+      </w:pPr>
+      <w:r>
+        <w:rPr>
+          <w:rFonts w:ascii="Cascadia Code" w:hAnsi="Cascadia Code" w:cs="Cascadia Code"/>
+          <w:sz w:val="19"/>
+          <w:szCs w:val="19"/>
+          <w:shd w:val="clear" w:color="auto" w:fill="F6F6F6"/>
         </w:rPr>
         <w:t xml:space="preserve">┌──────────┐</w:t>
       </w:r>
-      <w:r>
-        <w:br/>
-      </w:r>
-      <w:r>
-        <w:rPr>
-          <w:rStyle w:val="InformationTok"/>
+    </w:p>
+    <w:p>
+      <w:pPr>
+        <w:pStyle w:val="SourceCode"/>
+        <w:shd w:val="clear" w:color="auto" w:fill="F6F6F6"/>
+        <w:pBdr>
+          <w:left w:val="single" w:sz="24" w:space="10" w:color="C8510A"/>
+        </w:pBdr>
+        <w:spacing w:before="0" w:after="0" w:line="280" w:lineRule="auto"/>
+      </w:pPr>
+      <w:r>
+        <w:rPr>
+          <w:rFonts w:ascii="Cascadia Code" w:hAnsi="Cascadia Code" w:cs="Cascadia Code"/>
+          <w:sz w:val="19"/>
+          <w:szCs w:val="19"/>
+          <w:shd w:val="clear" w:color="auto" w:fill="F6F6F6"/>
         </w:rPr>
         <w:t xml:space="preserve">│  Box     │</w:t>
       </w:r>
-      <w:r>
-        <w:br/>
-      </w:r>
-      <w:r>
-        <w:rPr>
-          <w:rStyle w:val="InformationTok"/>
+    </w:p>
+    <w:p>
+      <w:pPr>
+        <w:pStyle w:val="SourceCode"/>
+        <w:shd w:val="clear" w:color="auto" w:fill="F6F6F6"/>
+        <w:pBdr>
+          <w:left w:val="single" w:sz="24" w:space="10" w:color="C8510A"/>
+        </w:pBdr>
+        <w:spacing w:before="0" w:after="0" w:line="280" w:lineRule="auto"/>
+      </w:pPr>
+      <w:r>
+        <w:rPr>
+          <w:rFonts w:ascii="Cascadia Code" w:hAnsi="Cascadia Code" w:cs="Cascadia Code"/>
+          <w:sz w:val="19"/>
+          <w:szCs w:val="19"/>
+          <w:shd w:val="clear" w:color="auto" w:fill="F6F6F6"/>
         </w:rPr>
         <w:t xml:space="preserve">└──────────┘</w:t>
       </w:r>
-      <w:r>
-        <w:br/>
-      </w:r>
-      <w:r>
-        <w:rPr>
-          <w:rStyle w:val="InformationTok"/>
+    </w:p>
+    <w:p>
+      <w:pPr>
+        <w:pStyle w:val="SourceCode"/>
+        <w:shd w:val="clear" w:color="auto" w:fill="F6F6F6"/>
+        <w:pBdr>
+          <w:left w:val="single" w:sz="24" w:space="10" w:color="C8510A"/>
+        </w:pBdr>
+        <w:spacing w:before="0" w:after="0" w:line="280" w:lineRule="auto"/>
+      </w:pPr>
+      <w:r>
+        <w:rPr>
+          <w:rFonts w:ascii="Cascadia Code" w:hAnsi="Cascadia Code" w:cs="Cascadia Code"/>
+          <w:sz w:val="19"/>
+          <w:szCs w:val="19"/>
+          <w:shd w:val="clear" w:color="auto" w:fill="F6F6F6"/>
         </w:rPr>
         <w:t xml:space="preserve">```</w:t>
       </w:r>
@@ -2978,64 +3263,94 @@
     <w:p>
       <w:pPr>
         <w:pStyle w:val="SourceCode"/>
-      </w:pPr>
-      <w:r>
-        <w:rPr>
-          <w:rStyle w:val="InformationTok"/>
+        <w:shd w:val="clear" w:color="auto" w:fill="F6F6F6"/>
+        <w:pBdr>
+          <w:left w:val="single" w:sz="24" w:space="10" w:color="C8510A"/>
+        </w:pBdr>
+        <w:spacing w:before="0" w:after="0" w:line="280" w:lineRule="auto"/>
+      </w:pPr>
+      <w:r>
+        <w:rPr>
+          <w:rFonts w:ascii="Cascadia Code" w:hAnsi="Cascadia Code" w:cs="Cascadia Code"/>
+          <w:sz w:val="19"/>
+          <w:szCs w:val="19"/>
+          <w:shd w:val="clear" w:color="auto" w:fill="F6F6F6"/>
         </w:rPr>
         <w:t xml:space="preserve">````markdown</w:t>
       </w:r>
-      <w:r>
-        <w:br/>
-      </w:r>
-      <w:r>
-        <w:rPr>
-          <w:rStyle w:val="InformationTok"/>
+    </w:p>
+    <w:p>
+      <w:pPr>
+        <w:pStyle w:val="SourceCode"/>
+        <w:shd w:val="clear" w:color="auto" w:fill="F6F6F6"/>
+        <w:pBdr>
+          <w:left w:val="single" w:sz="24" w:space="10" w:color="C8510A"/>
+        </w:pBdr>
+        <w:spacing w:before="0" w:after="0" w:line="280" w:lineRule="auto"/>
+      </w:pPr>
+      <w:r>
+        <w:rPr>
+          <w:rFonts w:ascii="Cascadia Code" w:hAnsi="Cascadia Code" w:cs="Cascadia Code"/>
+          <w:sz w:val="19"/>
+          <w:szCs w:val="19"/>
+          <w:shd w:val="clear" w:color="auto" w:fill="F6F6F6"/>
         </w:rPr>
         <w:t xml:space="preserve">```python</w:t>
       </w:r>
-      <w:r>
-        <w:br/>
-      </w:r>
-      <w:r>
-        <w:rPr>
-          <w:rStyle w:val="BuiltInTok"/>
-        </w:rPr>
-        <w:t xml:space="preserve">print</w:t>
-      </w:r>
-      <w:r>
-        <w:rPr>
-          <w:rStyle w:val="NormalTok"/>
-        </w:rPr>
-        <w:t xml:space="preserve">(</w:t>
-      </w:r>
-      <w:r>
-        <w:rPr>
-          <w:rStyle w:val="StringTok"/>
-        </w:rPr>
-        <w:t xml:space="preserve">"hello"</w:t>
-      </w:r>
-      <w:r>
-        <w:rPr>
-          <w:rStyle w:val="NormalTok"/>
-        </w:rPr>
-        <w:t xml:space="preserve">)</w:t>
-      </w:r>
-      <w:r>
-        <w:br/>
-      </w:r>
-      <w:r>
-        <w:rPr>
-          <w:rStyle w:val="InformationTok"/>
+    </w:p>
+    <w:p>
+      <w:pPr>
+        <w:pStyle w:val="SourceCode"/>
+        <w:shd w:val="clear" w:color="auto" w:fill="F6F6F6"/>
+        <w:pBdr>
+          <w:left w:val="single" w:sz="24" w:space="10" w:color="C8510A"/>
+        </w:pBdr>
+        <w:spacing w:before="0" w:after="0" w:line="280" w:lineRule="auto"/>
+      </w:pPr>
+      <w:r>
+        <w:rPr>
+          <w:rFonts w:ascii="Cascadia Code" w:hAnsi="Cascadia Code" w:cs="Cascadia Code"/>
+          <w:sz w:val="19"/>
+          <w:szCs w:val="19"/>
+          <w:shd w:val="clear" w:color="auto" w:fill="F6F6F6"/>
+        </w:rPr>
+        <w:t xml:space="preserve">print("hello")</w:t>
+      </w:r>
+    </w:p>
+    <w:p>
+      <w:pPr>
+        <w:pStyle w:val="SourceCode"/>
+        <w:shd w:val="clear" w:color="auto" w:fill="F6F6F6"/>
+        <w:pBdr>
+          <w:left w:val="single" w:sz="24" w:space="10" w:color="C8510A"/>
+        </w:pBdr>
+        <w:spacing w:before="0" w:after="0" w:line="280" w:lineRule="auto"/>
+      </w:pPr>
+      <w:r>
+        <w:rPr>
+          <w:rFonts w:ascii="Cascadia Code" w:hAnsi="Cascadia Code" w:cs="Cascadia Code"/>
+          <w:sz w:val="19"/>
+          <w:szCs w:val="19"/>
+          <w:shd w:val="clear" w:color="auto" w:fill="F6F6F6"/>
         </w:rPr>
         <w:t xml:space="preserve">```</w:t>
       </w:r>
-      <w:r>
-        <w:br/>
-      </w:r>
-      <w:r>
-        <w:rPr>
-          <w:rStyle w:val="InformationTok"/>
+    </w:p>
+    <w:p>
+      <w:pPr>
+        <w:pStyle w:val="SourceCode"/>
+        <w:shd w:val="clear" w:color="auto" w:fill="F6F6F6"/>
+        <w:pBdr>
+          <w:left w:val="single" w:sz="24" w:space="10" w:color="C8510A"/>
+        </w:pBdr>
+        <w:spacing w:before="0" w:after="0" w:line="280" w:lineRule="auto"/>
+      </w:pPr>
+      <w:r>
+        <w:rPr>
+          <w:rFonts w:ascii="Cascadia Code" w:hAnsi="Cascadia Code" w:cs="Cascadia Code"/>
+          <w:sz w:val="19"/>
+          <w:szCs w:val="19"/>
+          <w:shd w:val="clear" w:color="auto" w:fill="F6F6F6"/>
         </w:rPr>
         <w:t xml:space="preserve">````</w:t>
       </w:r>
@@ -3067,7 +3382,10 @@
       </w:r>
       <w:r>
         <w:rPr>
-          <w:rStyle w:val="VerbatimChar"/>
+          <w:rFonts w:ascii="Cascadia Code" w:hAnsi="Cascadia Code" w:cs="Cascadia Code"/>
+          <w:sz w:val="19"/>
+          <w:szCs w:val="19"/>
+          <w:shd w:val="clear" w:color="auto" w:fill="F0F0F0"/>
         </w:rPr>
         <w:t xml:space="preserve">|</w:t>
       </w:r>
@@ -3076,7 +3394,10 @@
       </w:r>
       <w:r>
         <w:rPr>
-          <w:rStyle w:val="VerbatimChar"/>
+          <w:rFonts w:ascii="Cascadia Code" w:hAnsi="Cascadia Code" w:cs="Cascadia Code"/>
+          <w:sz w:val="19"/>
+          <w:szCs w:val="19"/>
+          <w:shd w:val="clear" w:color="auto" w:fill="F0F0F0"/>
         </w:rPr>
         <w:t xml:space="preserve">-</w:t>
       </w:r>
@@ -3099,152 +3420,82 @@
     <w:p>
       <w:pPr>
         <w:pStyle w:val="SourceCode"/>
-      </w:pPr>
-      <w:r>
-        <w:rPr>
-          <w:rStyle w:val="PreprocessorTok"/>
-        </w:rPr>
-        <w:t xml:space="preserve">|</w:t>
-      </w:r>
-      <w:r>
-        <w:rPr>
-          <w:rStyle w:val="NormalTok"/>
-        </w:rPr>
-        <w:t xml:space="preserve"> Left-aligned </w:t>
-      </w:r>
-      <w:r>
-        <w:rPr>
-          <w:rStyle w:val="PreprocessorTok"/>
-        </w:rPr>
-        <w:t xml:space="preserve">|</w:t>
-      </w:r>
-      <w:r>
-        <w:rPr>
-          <w:rStyle w:val="NormalTok"/>
-        </w:rPr>
-        <w:t xml:space="preserve"> Center-aligned </w:t>
-      </w:r>
-      <w:r>
-        <w:rPr>
-          <w:rStyle w:val="PreprocessorTok"/>
-        </w:rPr>
-        <w:t xml:space="preserve">|</w:t>
-      </w:r>
-      <w:r>
-        <w:rPr>
-          <w:rStyle w:val="NormalTok"/>
-        </w:rPr>
-        <w:t xml:space="preserve"> Right-aligned </w:t>
-      </w:r>
-      <w:r>
-        <w:rPr>
-          <w:rStyle w:val="PreprocessorTok"/>
-        </w:rPr>
-        <w:t xml:space="preserve">|</w:t>
-      </w:r>
-      <w:r>
-        <w:br/>
-      </w:r>
-      <w:r>
-        <w:rPr>
-          <w:rStyle w:val="PreprocessorTok"/>
+        <w:shd w:val="clear" w:color="auto" w:fill="F6F6F6"/>
+        <w:pBdr>
+          <w:left w:val="single" w:sz="24" w:space="10" w:color="C8510A"/>
+        </w:pBdr>
+        <w:spacing w:before="0" w:after="0" w:line="280" w:lineRule="auto"/>
+      </w:pPr>
+      <w:r>
+        <w:rPr>
+          <w:rFonts w:ascii="Cascadia Code" w:hAnsi="Cascadia Code" w:cs="Cascadia Code"/>
+          <w:sz w:val="19"/>
+          <w:szCs w:val="19"/>
+          <w:shd w:val="clear" w:color="auto" w:fill="F6F6F6"/>
+        </w:rPr>
+        <w:t xml:space="preserve">| Left-aligned | Center-aligned | Right-aligned |</w:t>
+      </w:r>
+    </w:p>
+    <w:p>
+      <w:pPr>
+        <w:pStyle w:val="SourceCode"/>
+        <w:shd w:val="clear" w:color="auto" w:fill="F6F6F6"/>
+        <w:pBdr>
+          <w:left w:val="single" w:sz="24" w:space="10" w:color="C8510A"/>
+        </w:pBdr>
+        <w:spacing w:before="0" w:after="0" w:line="280" w:lineRule="auto"/>
+      </w:pPr>
+      <w:r>
+        <w:rPr>
+          <w:rFonts w:ascii="Cascadia Code" w:hAnsi="Cascadia Code" w:cs="Cascadia Code"/>
+          <w:sz w:val="19"/>
+          <w:szCs w:val="19"/>
+          <w:shd w:val="clear" w:color="auto" w:fill="F6F6F6"/>
         </w:rPr>
         <w:t xml:space="preserve">|:-------------|:--------------:|--------------:|</w:t>
       </w:r>
-      <w:r>
-        <w:br/>
-      </w:r>
-      <w:r>
-        <w:rPr>
-          <w:rStyle w:val="PreprocessorTok"/>
-        </w:rPr>
-        <w:t xml:space="preserve">|</w:t>
-      </w:r>
-      <w:r>
-        <w:rPr>
-          <w:rStyle w:val="NormalTok"/>
-        </w:rPr>
-        <w:t xml:space="preserve"> Cell 1       </w:t>
-      </w:r>
-      <w:r>
-        <w:rPr>
-          <w:rStyle w:val="PreprocessorTok"/>
-        </w:rPr>
-        <w:t xml:space="preserve">|</w:t>
-      </w:r>
-      <w:r>
-        <w:rPr>
-          <w:rStyle w:val="NormalTok"/>
-        </w:rPr>
-        <w:t xml:space="preserve"> Cell 2         </w:t>
-      </w:r>
-      <w:r>
-        <w:rPr>
-          <w:rStyle w:val="PreprocessorTok"/>
-        </w:rPr>
-        <w:t xml:space="preserve">|</w:t>
-      </w:r>
-      <w:r>
-        <w:rPr>
-          <w:rStyle w:val="NormalTok"/>
-        </w:rPr>
-        <w:t xml:space="preserve">        Cell 3 </w:t>
-      </w:r>
-      <w:r>
-        <w:rPr>
-          <w:rStyle w:val="PreprocessorTok"/>
-        </w:rPr>
-        <w:t xml:space="preserve">|</w:t>
-      </w:r>
-      <w:r>
-        <w:br/>
-      </w:r>
-      <w:r>
-        <w:rPr>
-          <w:rStyle w:val="PreprocessorTok"/>
-        </w:rPr>
-        <w:t xml:space="preserve">|</w:t>
-      </w:r>
-      <w:r>
-        <w:rPr>
-          <w:rStyle w:val="NormalTok"/>
-        </w:rPr>
-        <w:t xml:space="preserve"> Cell 4       </w:t>
-      </w:r>
-      <w:r>
-        <w:rPr>
-          <w:rStyle w:val="PreprocessorTok"/>
-        </w:rPr>
-        <w:t xml:space="preserve">|</w:t>
-      </w:r>
-      <w:r>
-        <w:rPr>
-          <w:rStyle w:val="NormalTok"/>
-        </w:rPr>
-        <w:t xml:space="preserve"> Cell 5         </w:t>
-      </w:r>
-      <w:r>
-        <w:rPr>
-          <w:rStyle w:val="PreprocessorTok"/>
-        </w:rPr>
-        <w:t xml:space="preserve">|</w:t>
-      </w:r>
-      <w:r>
-        <w:rPr>
-          <w:rStyle w:val="NormalTok"/>
-        </w:rPr>
-        <w:t xml:space="preserve">        Cell 6 </w:t>
-      </w:r>
-      <w:r>
-        <w:rPr>
-          <w:rStyle w:val="PreprocessorTok"/>
-        </w:rPr>
-        <w:t xml:space="preserve">|</w:t>
-      </w:r>
-    </w:p>
-    <w:p>
-      <w:pPr>
-        <w:pStyle w:val="FirstParagraph"/>
+    </w:p>
+    <w:p>
+      <w:pPr>
+        <w:pStyle w:val="SourceCode"/>
+        <w:shd w:val="clear" w:color="auto" w:fill="F6F6F6"/>
+        <w:pBdr>
+          <w:left w:val="single" w:sz="24" w:space="10" w:color="C8510A"/>
+        </w:pBdr>
+        <w:spacing w:before="0" w:after="0" w:line="280" w:lineRule="auto"/>
+      </w:pPr>
+      <w:r>
+        <w:rPr>
+          <w:rFonts w:ascii="Cascadia Code" w:hAnsi="Cascadia Code" w:cs="Cascadia Code"/>
+          <w:sz w:val="19"/>
+          <w:szCs w:val="19"/>
+          <w:shd w:val="clear" w:color="auto" w:fill="F6F6F6"/>
+        </w:rPr>
+        <w:t xml:space="preserve">| Cell 1       | Cell 2         |        Cell 3 |</w:t>
+      </w:r>
+    </w:p>
+    <w:p>
+      <w:pPr>
+        <w:pStyle w:val="SourceCode"/>
+        <w:shd w:val="clear" w:color="auto" w:fill="F6F6F6"/>
+        <w:pBdr>
+          <w:left w:val="single" w:sz="24" w:space="10" w:color="C8510A"/>
+        </w:pBdr>
+        <w:spacing w:before="0" w:after="0" w:line="280" w:lineRule="auto"/>
+      </w:pPr>
+      <w:r>
+        <w:rPr>
+          <w:rFonts w:ascii="Cascadia Code" w:hAnsi="Cascadia Code" w:cs="Cascadia Code"/>
+          <w:sz w:val="19"/>
+          <w:szCs w:val="19"/>
+          <w:shd w:val="clear" w:color="auto" w:fill="F6F6F6"/>
+        </w:rPr>
+        <w:t xml:space="preserve">| Cell 4       | Cell 5         |        Cell 6 |</w:t>
+      </w:r>
+    </w:p>
+    <w:p>
+      <w:pPr>
+        <w:pStyle w:val="BodyText"/>
       </w:pPr>
       <w:r>
         <w:rPr>
@@ -3405,7 +3656,10 @@
       </w:r>
       <w:r>
         <w:rPr>
-          <w:rStyle w:val="VerbatimChar"/>
+          <w:rFonts w:ascii="Cascadia Code" w:hAnsi="Cascadia Code" w:cs="Cascadia Code"/>
+          <w:sz w:val="19"/>
+          <w:szCs w:val="19"/>
+          <w:shd w:val="clear" w:color="auto" w:fill="F0F0F0"/>
         </w:rPr>
         <w:t xml:space="preserve">:---</w:t>
       </w:r>
@@ -3426,7 +3680,10 @@
       </w:r>
       <w:r>
         <w:rPr>
-          <w:rStyle w:val="VerbatimChar"/>
+          <w:rFonts w:ascii="Cascadia Code" w:hAnsi="Cascadia Code" w:cs="Cascadia Code"/>
+          <w:sz w:val="19"/>
+          <w:szCs w:val="19"/>
+          <w:shd w:val="clear" w:color="auto" w:fill="F0F0F0"/>
         </w:rPr>
         <w:t xml:space="preserve">:---:</w:t>
       </w:r>
@@ -3447,7 +3704,10 @@
       </w:r>
       <w:r>
         <w:rPr>
-          <w:rStyle w:val="VerbatimChar"/>
+          <w:rFonts w:ascii="Cascadia Code" w:hAnsi="Cascadia Code" w:cs="Cascadia Code"/>
+          <w:sz w:val="19"/>
+          <w:szCs w:val="19"/>
+          <w:shd w:val="clear" w:color="auto" w:fill="F0F0F0"/>
         </w:rPr>
         <w:t xml:space="preserve">---:</w:t>
       </w:r>
@@ -3486,7 +3746,10 @@
       </w:r>
       <w:r>
         <w:rPr>
-          <w:rStyle w:val="VerbatimChar"/>
+          <w:rFonts w:ascii="Cascadia Code" w:hAnsi="Cascadia Code" w:cs="Cascadia Code"/>
+          <w:sz w:val="19"/>
+          <w:szCs w:val="19"/>
+          <w:shd w:val="clear" w:color="auto" w:fill="F0F0F0"/>
         </w:rPr>
         <w:t xml:space="preserve">**bold**</w:t>
       </w:r>
@@ -3498,7 +3761,10 @@
       </w:r>
       <w:r>
         <w:rPr>
-          <w:rStyle w:val="VerbatimChar"/>
+          <w:rFonts w:ascii="Cascadia Code" w:hAnsi="Cascadia Code" w:cs="Cascadia Code"/>
+          <w:sz w:val="19"/>
+          <w:szCs w:val="19"/>
+          <w:shd w:val="clear" w:color="auto" w:fill="F0F0F0"/>
         </w:rPr>
         <w:t xml:space="preserve">*italic*</w:t>
       </w:r>
@@ -3510,7 +3776,10 @@
       </w:r>
       <w:r>
         <w:rPr>
-          <w:rStyle w:val="VerbatimChar"/>
+          <w:rFonts w:ascii="Cascadia Code" w:hAnsi="Cascadia Code" w:cs="Cascadia Code"/>
+          <w:sz w:val="19"/>
+          <w:szCs w:val="19"/>
+          <w:shd w:val="clear" w:color="auto" w:fill="F0F0F0"/>
         </w:rPr>
         <w:t xml:space="preserve">`code`</w:t>
       </w:r>
@@ -3552,35 +3821,63 @@
     <w:p>
       <w:pPr>
         <w:pStyle w:val="SourceCode"/>
-      </w:pPr>
-      <w:r>
-        <w:rPr>
-          <w:rStyle w:val="CommentTok"/>
+        <w:shd w:val="clear" w:color="auto" w:fill="F6F6F6"/>
+        <w:pBdr>
+          <w:left w:val="single" w:sz="24" w:space="10" w:color="C8510A"/>
+        </w:pBdr>
+        <w:spacing w:before="0" w:after="0" w:line="280" w:lineRule="auto"/>
+      </w:pPr>
+      <w:r>
+        <w:rPr>
+          <w:rFonts w:ascii="Cascadia Code" w:hAnsi="Cascadia Code" w:cs="Cascadia Code"/>
+          <w:sz w:val="19"/>
+          <w:szCs w:val="19"/>
+          <w:shd w:val="clear" w:color="auto" w:fill="F6F6F6"/>
         </w:rPr>
         <w:t xml:space="preserve">---</w:t>
       </w:r>
-      <w:r>
-        <w:br/>
-      </w:r>
-      <w:r>
-        <w:rPr>
-          <w:rStyle w:val="CommentTok"/>
+    </w:p>
+    <w:p>
+      <w:pPr>
+        <w:pStyle w:val="SourceCode"/>
+        <w:shd w:val="clear" w:color="auto" w:fill="F6F6F6"/>
+        <w:pBdr>
+          <w:left w:val="single" w:sz="24" w:space="10" w:color="C8510A"/>
+        </w:pBdr>
+        <w:spacing w:before="0" w:after="0" w:line="280" w:lineRule="auto"/>
+      </w:pPr>
+      <w:r>
+        <w:rPr>
+          <w:rFonts w:ascii="Cascadia Code" w:hAnsi="Cascadia Code" w:cs="Cascadia Code"/>
+          <w:sz w:val="19"/>
+          <w:szCs w:val="19"/>
+          <w:shd w:val="clear" w:color="auto" w:fill="F6F6F6"/>
         </w:rPr>
         <w:t xml:space="preserve">***</w:t>
       </w:r>
-      <w:r>
-        <w:br/>
-      </w:r>
-      <w:r>
-        <w:rPr>
-          <w:rStyle w:val="CommentTok"/>
+    </w:p>
+    <w:p>
+      <w:pPr>
+        <w:pStyle w:val="SourceCode"/>
+        <w:shd w:val="clear" w:color="auto" w:fill="F6F6F6"/>
+        <w:pBdr>
+          <w:left w:val="single" w:sz="24" w:space="10" w:color="C8510A"/>
+        </w:pBdr>
+        <w:spacing w:before="0" w:after="0" w:line="280" w:lineRule="auto"/>
+      </w:pPr>
+      <w:r>
+        <w:rPr>
+          <w:rFonts w:ascii="Cascadia Code" w:hAnsi="Cascadia Code" w:cs="Cascadia Code"/>
+          <w:sz w:val="19"/>
+          <w:szCs w:val="19"/>
+          <w:shd w:val="clear" w:color="auto" w:fill="F6F6F6"/>
         </w:rPr>
         <w:t xml:space="preserve">___</w:t>
       </w:r>
     </w:p>
     <w:p>
       <w:pPr>
-        <w:pStyle w:val="FirstParagraph"/>
+        <w:pStyle w:val="BodyText"/>
       </w:pPr>
       <w:r>
         <w:t xml:space="preserve">All three produce the same result.</w:t>
@@ -3590,7 +3887,10 @@
       </w:r>
       <w:r>
         <w:rPr>
-          <w:rStyle w:val="VerbatimChar"/>
+          <w:rFonts w:ascii="Cascadia Code" w:hAnsi="Cascadia Code" w:cs="Cascadia Code"/>
+          <w:sz w:val="19"/>
+          <w:szCs w:val="19"/>
+          <w:shd w:val="clear" w:color="auto" w:fill="F0F0F0"/>
         </w:rPr>
         <w:t xml:space="preserve">---</w:t>
       </w:r>
@@ -3641,86 +3941,120 @@
     <w:p>
       <w:pPr>
         <w:pStyle w:val="SourceCode"/>
-      </w:pPr>
-      <w:r>
-        <w:rPr>
-          <w:rStyle w:val="NormalTok"/>
-        </w:rPr>
-        <w:t xml:space="preserve">This claim needs a source</w:t>
-      </w:r>
-      <w:r>
-        <w:rPr>
-          <w:rStyle w:val="OtherTok"/>
-        </w:rPr>
-        <w:t xml:space="preserve">[^1]</w:t>
-      </w:r>
-      <w:r>
-        <w:rPr>
-          <w:rStyle w:val="NormalTok"/>
-        </w:rPr>
-        <w:t xml:space="preserve">.</w:t>
-      </w:r>
-      <w:r>
-        <w:br/>
-      </w:r>
-      <w:r>
-        <w:br/>
-      </w:r>
-      <w:r>
-        <w:rPr>
-          <w:rStyle w:val="NormalTok"/>
-        </w:rPr>
-        <w:t xml:space="preserve">Another reference</w:t>
-      </w:r>
-      <w:r>
-        <w:rPr>
-          <w:rStyle w:val="OtherTok"/>
-        </w:rPr>
-        <w:t xml:space="preserve">[^note]</w:t>
-      </w:r>
-      <w:r>
-        <w:rPr>
-          <w:rStyle w:val="NormalTok"/>
-        </w:rPr>
-        <w:t xml:space="preserve">.</w:t>
-      </w:r>
-      <w:r>
-        <w:br/>
-      </w:r>
-      <w:r>
-        <w:br/>
-      </w:r>
-      <w:r>
-        <w:rPr>
-          <w:rStyle w:val="OtherTok"/>
-        </w:rPr>
-        <w:t xml:space="preserve">[^1]: </w:t>
-      </w:r>
-      <w:r>
-        <w:rPr>
-          <w:rStyle w:val="NormalTok"/>
-        </w:rPr>
-        <w:t xml:space="preserve">Source details go here.</w:t>
-      </w:r>
-      <w:r>
-        <w:br/>
-      </w:r>
-      <w:r>
-        <w:rPr>
-          <w:rStyle w:val="OtherTok"/>
-        </w:rPr>
-        <w:t xml:space="preserve">[^note]: </w:t>
-      </w:r>
-      <w:r>
-        <w:rPr>
-          <w:rStyle w:val="NormalTok"/>
-        </w:rPr>
-        <w:t xml:space="preserve">You can use words as identifiers too.</w:t>
-      </w:r>
-    </w:p>
-    <w:p>
-      <w:pPr>
-        <w:pStyle w:val="FirstParagraph"/>
+        <w:shd w:val="clear" w:color="auto" w:fill="F6F6F6"/>
+        <w:pBdr>
+          <w:left w:val="single" w:sz="24" w:space="10" w:color="C8510A"/>
+        </w:pBdr>
+        <w:spacing w:before="0" w:after="0" w:line="280" w:lineRule="auto"/>
+      </w:pPr>
+      <w:r>
+        <w:rPr>
+          <w:rFonts w:ascii="Cascadia Code" w:hAnsi="Cascadia Code" w:cs="Cascadia Code"/>
+          <w:sz w:val="19"/>
+          <w:szCs w:val="19"/>
+          <w:shd w:val="clear" w:color="auto" w:fill="F6F6F6"/>
+        </w:rPr>
+        <w:t xml:space="preserve">This claim needs a source[^1].</w:t>
+      </w:r>
+    </w:p>
+    <w:p>
+      <w:pPr>
+        <w:pStyle w:val="SourceCode"/>
+        <w:shd w:val="clear" w:color="auto" w:fill="F6F6F6"/>
+        <w:pBdr>
+          <w:left w:val="single" w:sz="24" w:space="10" w:color="C8510A"/>
+        </w:pBdr>
+        <w:spacing w:before="0" w:after="0" w:line="280" w:lineRule="auto"/>
+      </w:pPr>
+      <w:r>
+        <w:rPr>
+          <w:rFonts w:ascii="Cascadia Code" w:hAnsi="Cascadia Code" w:cs="Cascadia Code"/>
+          <w:sz w:val="19"/>
+          <w:szCs w:val="19"/>
+          <w:shd w:val="clear" w:color="auto" w:fill="F6F6F6"/>
+        </w:rPr>
+        <w:t xml:space="preserve"> </w:t>
+      </w:r>
+    </w:p>
+    <w:p>
+      <w:pPr>
+        <w:pStyle w:val="SourceCode"/>
+        <w:shd w:val="clear" w:color="auto" w:fill="F6F6F6"/>
+        <w:pBdr>
+          <w:left w:val="single" w:sz="24" w:space="10" w:color="C8510A"/>
+        </w:pBdr>
+        <w:spacing w:before="0" w:after="0" w:line="280" w:lineRule="auto"/>
+      </w:pPr>
+      <w:r>
+        <w:rPr>
+          <w:rFonts w:ascii="Cascadia Code" w:hAnsi="Cascadia Code" w:cs="Cascadia Code"/>
+          <w:sz w:val="19"/>
+          <w:szCs w:val="19"/>
+          <w:shd w:val="clear" w:color="auto" w:fill="F6F6F6"/>
+        </w:rPr>
+        <w:t xml:space="preserve">Another reference[^note].</w:t>
+      </w:r>
+    </w:p>
+    <w:p>
+      <w:pPr>
+        <w:pStyle w:val="SourceCode"/>
+        <w:shd w:val="clear" w:color="auto" w:fill="F6F6F6"/>
+        <w:pBdr>
+          <w:left w:val="single" w:sz="24" w:space="10" w:color="C8510A"/>
+        </w:pBdr>
+        <w:spacing w:before="0" w:after="0" w:line="280" w:lineRule="auto"/>
+      </w:pPr>
+      <w:r>
+        <w:rPr>
+          <w:rFonts w:ascii="Cascadia Code" w:hAnsi="Cascadia Code" w:cs="Cascadia Code"/>
+          <w:sz w:val="19"/>
+          <w:szCs w:val="19"/>
+          <w:shd w:val="clear" w:color="auto" w:fill="F6F6F6"/>
+        </w:rPr>
+        <w:t xml:space="preserve"> </w:t>
+      </w:r>
+    </w:p>
+    <w:p>
+      <w:pPr>
+        <w:pStyle w:val="SourceCode"/>
+        <w:shd w:val="clear" w:color="auto" w:fill="F6F6F6"/>
+        <w:pBdr>
+          <w:left w:val="single" w:sz="24" w:space="10" w:color="C8510A"/>
+        </w:pBdr>
+        <w:spacing w:before="0" w:after="0" w:line="280" w:lineRule="auto"/>
+      </w:pPr>
+      <w:r>
+        <w:rPr>
+          <w:rFonts w:ascii="Cascadia Code" w:hAnsi="Cascadia Code" w:cs="Cascadia Code"/>
+          <w:sz w:val="19"/>
+          <w:szCs w:val="19"/>
+          <w:shd w:val="clear" w:color="auto" w:fill="F6F6F6"/>
+        </w:rPr>
+        <w:t xml:space="preserve">[^1]: Source details go here.</w:t>
+      </w:r>
+    </w:p>
+    <w:p>
+      <w:pPr>
+        <w:pStyle w:val="SourceCode"/>
+        <w:shd w:val="clear" w:color="auto" w:fill="F6F6F6"/>
+        <w:pBdr>
+          <w:left w:val="single" w:sz="24" w:space="10" w:color="C8510A"/>
+        </w:pBdr>
+        <w:spacing w:before="0" w:after="0" w:line="280" w:lineRule="auto"/>
+      </w:pPr>
+      <w:r>
+        <w:rPr>
+          <w:rFonts w:ascii="Cascadia Code" w:hAnsi="Cascadia Code" w:cs="Cascadia Code"/>
+          <w:sz w:val="19"/>
+          <w:szCs w:val="19"/>
+          <w:shd w:val="clear" w:color="auto" w:fill="F6F6F6"/>
+        </w:rPr>
+        <w:t xml:space="preserve">[^note]: You can use words as identifiers too.</w:t>
+      </w:r>
+    </w:p>
+    <w:p>
+      <w:pPr>
+        <w:pStyle w:val="BodyText"/>
       </w:pPr>
       <w:r>
         <w:rPr>
@@ -3794,7 +4128,10 @@
       </w:r>
       <w:r>
         <w:rPr>
-          <w:rStyle w:val="VerbatimChar"/>
+          <w:rFonts w:ascii="Cascadia Code" w:hAnsi="Cascadia Code" w:cs="Cascadia Code"/>
+          <w:sz w:val="19"/>
+          <w:szCs w:val="19"/>
+          <w:shd w:val="clear" w:color="auto" w:fill="F0F0F0"/>
         </w:rPr>
         <w:t xml:space="preserve">$</w:t>
       </w:r>
@@ -3805,17 +4142,25 @@
     <w:p>
       <w:pPr>
         <w:pStyle w:val="SourceCode"/>
-      </w:pPr>
-      <w:r>
-        <w:rPr>
-          <w:rStyle w:val="NormalTok"/>
+        <w:shd w:val="clear" w:color="auto" w:fill="F6F6F6"/>
+        <w:pBdr>
+          <w:left w:val="single" w:sz="24" w:space="10" w:color="C8510A"/>
+        </w:pBdr>
+        <w:spacing w:before="0" w:after="0" w:line="280" w:lineRule="auto"/>
+      </w:pPr>
+      <w:r>
+        <w:rPr>
+          <w:rFonts w:ascii="Cascadia Code" w:hAnsi="Cascadia Code" w:cs="Cascadia Code"/>
+          <w:sz w:val="19"/>
+          <w:szCs w:val="19"/>
+          <w:shd w:val="clear" w:color="auto" w:fill="F6F6F6"/>
         </w:rPr>
         <w:t xml:space="preserve">The energy equation is $E = mc^2$.</w:t>
       </w:r>
     </w:p>
     <w:p>
       <w:pPr>
-        <w:pStyle w:val="FirstParagraph"/>
+        <w:pStyle w:val="BodyText"/>
       </w:pPr>
       <w:r>
         <w:t xml:space="preserve">The energy equation is</w:t>
@@ -3875,7 +4220,10 @@
       </w:r>
       <w:r>
         <w:rPr>
-          <w:rStyle w:val="VerbatimChar"/>
+          <w:rFonts w:ascii="Cascadia Code" w:hAnsi="Cascadia Code" w:cs="Cascadia Code"/>
+          <w:sz w:val="19"/>
+          <w:szCs w:val="19"/>
+          <w:shd w:val="clear" w:color="auto" w:fill="F0F0F0"/>
         </w:rPr>
         <w:t xml:space="preserve">$$</w:t>
       </w:r>
@@ -3886,35 +4234,63 @@
     <w:p>
       <w:pPr>
         <w:pStyle w:val="SourceCode"/>
-      </w:pPr>
-      <w:r>
-        <w:rPr>
-          <w:rStyle w:val="NormalTok"/>
+        <w:shd w:val="clear" w:color="auto" w:fill="F6F6F6"/>
+        <w:pBdr>
+          <w:left w:val="single" w:sz="24" w:space="10" w:color="C8510A"/>
+        </w:pBdr>
+        <w:spacing w:before="0" w:after="0" w:line="280" w:lineRule="auto"/>
+      </w:pPr>
+      <w:r>
+        <w:rPr>
+          <w:rFonts w:ascii="Cascadia Code" w:hAnsi="Cascadia Code" w:cs="Cascadia Code"/>
+          <w:sz w:val="19"/>
+          <w:szCs w:val="19"/>
+          <w:shd w:val="clear" w:color="auto" w:fill="F6F6F6"/>
         </w:rPr>
         <w:t xml:space="preserve">$$</w:t>
       </w:r>
-      <w:r>
-        <w:br/>
-      </w:r>
-      <w:r>
-        <w:rPr>
-          <w:rStyle w:val="NormalTok"/>
+    </w:p>
+    <w:p>
+      <w:pPr>
+        <w:pStyle w:val="SourceCode"/>
+        <w:shd w:val="clear" w:color="auto" w:fill="F6F6F6"/>
+        <w:pBdr>
+          <w:left w:val="single" w:sz="24" w:space="10" w:color="C8510A"/>
+        </w:pBdr>
+        <w:spacing w:before="0" w:after="0" w:line="280" w:lineRule="auto"/>
+      </w:pPr>
+      <w:r>
+        <w:rPr>
+          <w:rFonts w:ascii="Cascadia Code" w:hAnsi="Cascadia Code" w:cs="Cascadia Code"/>
+          <w:sz w:val="19"/>
+          <w:szCs w:val="19"/>
+          <w:shd w:val="clear" w:color="auto" w:fill="F6F6F6"/>
         </w:rPr>
         <w:t xml:space="preserve">F = G \frac{m_1 m_2}{r^2}</w:t>
       </w:r>
-      <w:r>
-        <w:br/>
-      </w:r>
-      <w:r>
-        <w:rPr>
-          <w:rStyle w:val="NormalTok"/>
+    </w:p>
+    <w:p>
+      <w:pPr>
+        <w:pStyle w:val="SourceCode"/>
+        <w:shd w:val="clear" w:color="auto" w:fill="F6F6F6"/>
+        <w:pBdr>
+          <w:left w:val="single" w:sz="24" w:space="10" w:color="C8510A"/>
+        </w:pBdr>
+        <w:spacing w:before="0" w:after="0" w:line="280" w:lineRule="auto"/>
+      </w:pPr>
+      <w:r>
+        <w:rPr>
+          <w:rFonts w:ascii="Cascadia Code" w:hAnsi="Cascadia Code" w:cs="Cascadia Code"/>
+          <w:sz w:val="19"/>
+          <w:szCs w:val="19"/>
+          <w:shd w:val="clear" w:color="auto" w:fill="F6F6F6"/>
         </w:rPr>
         <w:t xml:space="preserve">$$</w:t>
       </w:r>
     </w:p>
     <w:p>
       <w:pPr>
-        <w:pStyle w:val="FirstParagraph"/>
+        <w:pStyle w:val="BodyText"/>
       </w:pPr>
       <m:oMathPara>
         <m:oMathParaPr>
@@ -4066,7 +4442,10 @@
             </w:pPr>
             <w:r>
               <w:rPr>
-                <w:rStyle w:val="VerbatimChar"/>
+                <w:rFonts w:ascii="Cascadia Code" w:hAnsi="Cascadia Code" w:cs="Cascadia Code"/>
+                <w:sz w:val="19"/>
+                <w:szCs w:val="19"/>
+                <w:shd w:val="clear" w:color="auto" w:fill="F0F0F0"/>
               </w:rPr>
               <w:t xml:space="preserve">\frac{a}{b}</w:t>
             </w:r>
@@ -4121,7 +4500,10 @@
             </w:pPr>
             <w:r>
               <w:rPr>
-                <w:rStyle w:val="VerbatimChar"/>
+                <w:rFonts w:ascii="Cascadia Code" w:hAnsi="Cascadia Code" w:cs="Cascadia Code"/>
+                <w:sz w:val="19"/>
+                <w:szCs w:val="19"/>
+                <w:shd w:val="clear" w:color="auto" w:fill="F0F0F0"/>
               </w:rPr>
               <w:t xml:space="preserve">x_{i}</w:t>
             </w:r>
@@ -4173,7 +4555,10 @@
             </w:pPr>
             <w:r>
               <w:rPr>
-                <w:rStyle w:val="VerbatimChar"/>
+                <w:rFonts w:ascii="Cascadia Code" w:hAnsi="Cascadia Code" w:cs="Cascadia Code"/>
+                <w:sz w:val="19"/>
+                <w:szCs w:val="19"/>
+                <w:shd w:val="clear" w:color="auto" w:fill="F0F0F0"/>
               </w:rPr>
               <w:t xml:space="preserve">x^{2}</w:t>
             </w:r>
@@ -4225,7 +4610,10 @@
             </w:pPr>
             <w:r>
               <w:rPr>
-                <w:rStyle w:val="VerbatimChar"/>
+                <w:rFonts w:ascii="Cascadia Code" w:hAnsi="Cascadia Code" w:cs="Cascadia Code"/>
+                <w:sz w:val="19"/>
+                <w:szCs w:val="19"/>
+                <w:shd w:val="clear" w:color="auto" w:fill="F0F0F0"/>
               </w:rPr>
               <w:t xml:space="preserve">\sqrt{x}</w:t>
             </w:r>
@@ -4276,7 +4664,10 @@
             </w:pPr>
             <w:r>
               <w:rPr>
-                <w:rStyle w:val="VerbatimChar"/>
+                <w:rFonts w:ascii="Cascadia Code" w:hAnsi="Cascadia Code" w:cs="Cascadia Code"/>
+                <w:sz w:val="19"/>
+                <w:szCs w:val="19"/>
+                <w:shd w:val="clear" w:color="auto" w:fill="F0F0F0"/>
               </w:rPr>
               <w:t xml:space="preserve">\sum_{i=1}^{n} x_i</w:t>
             </w:r>
@@ -4357,7 +4748,10 @@
             </w:pPr>
             <w:r>
               <w:rPr>
-                <w:rStyle w:val="VerbatimChar"/>
+                <w:rFonts w:ascii="Cascadia Code" w:hAnsi="Cascadia Code" w:cs="Cascadia Code"/>
+                <w:sz w:val="19"/>
+                <w:szCs w:val="19"/>
+                <w:shd w:val="clear" w:color="auto" w:fill="F0F0F0"/>
               </w:rPr>
               <w:t xml:space="preserve">\alpha, \beta, \Delta</w:t>
             </w:r>
@@ -4421,7 +4815,10 @@
             </w:pPr>
             <w:r>
               <w:rPr>
-                <w:rStyle w:val="VerbatimChar"/>
+                <w:rFonts w:ascii="Cascadia Code" w:hAnsi="Cascadia Code" w:cs="Cascadia Code"/>
+                <w:sz w:val="19"/>
+                <w:szCs w:val="19"/>
+                <w:shd w:val="clear" w:color="auto" w:fill="F0F0F0"/>
               </w:rPr>
               <w:t xml:space="preserve">\approx</w:t>
             </w:r>
@@ -4467,7 +4864,10 @@
             </w:pPr>
             <w:r>
               <w:rPr>
-                <w:rStyle w:val="VerbatimChar"/>
+                <w:rFonts w:ascii="Cascadia Code" w:hAnsi="Cascadia Code" w:cs="Cascadia Code"/>
+                <w:sz w:val="19"/>
+                <w:szCs w:val="19"/>
+                <w:shd w:val="clear" w:color="auto" w:fill="F0F0F0"/>
               </w:rPr>
               <w:t xml:space="preserve">\leq, \geq</w:t>
             </w:r>
@@ -4545,80 +4945,158 @@
     <w:p>
       <w:pPr>
         <w:pStyle w:val="SourceCode"/>
-      </w:pPr>
-      <w:r>
-        <w:rPr>
-          <w:rStyle w:val="InformationTok"/>
+        <w:shd w:val="clear" w:color="auto" w:fill="F6F6F6"/>
+        <w:pBdr>
+          <w:left w:val="single" w:sz="24" w:space="10" w:color="C8510A"/>
+        </w:pBdr>
+        <w:spacing w:before="0" w:after="0" w:line="280" w:lineRule="auto"/>
+      </w:pPr>
+      <w:r>
+        <w:rPr>
+          <w:rFonts w:ascii="Cascadia Code" w:hAnsi="Cascadia Code" w:cs="Cascadia Code"/>
+          <w:sz w:val="19"/>
+          <w:szCs w:val="19"/>
+          <w:shd w:val="clear" w:color="auto" w:fill="F6F6F6"/>
         </w:rPr>
         <w:t xml:space="preserve">```mermaid</w:t>
       </w:r>
-      <w:r>
-        <w:br/>
-      </w:r>
-      <w:r>
-        <w:rPr>
-          <w:rStyle w:val="InformationTok"/>
+    </w:p>
+    <w:p>
+      <w:pPr>
+        <w:pStyle w:val="SourceCode"/>
+        <w:shd w:val="clear" w:color="auto" w:fill="F6F6F6"/>
+        <w:pBdr>
+          <w:left w:val="single" w:sz="24" w:space="10" w:color="C8510A"/>
+        </w:pBdr>
+        <w:spacing w:before="0" w:after="0" w:line="280" w:lineRule="auto"/>
+      </w:pPr>
+      <w:r>
+        <w:rPr>
+          <w:rFonts w:ascii="Cascadia Code" w:hAnsi="Cascadia Code" w:cs="Cascadia Code"/>
+          <w:sz w:val="19"/>
+          <w:szCs w:val="19"/>
+          <w:shd w:val="clear" w:color="auto" w:fill="F6F6F6"/>
         </w:rPr>
         <w:t xml:space="preserve">graph TD</w:t>
       </w:r>
-      <w:r>
-        <w:br/>
-      </w:r>
-      <w:r>
-        <w:rPr>
-          <w:rStyle w:val="InformationTok"/>
+    </w:p>
+    <w:p>
+      <w:pPr>
+        <w:pStyle w:val="SourceCode"/>
+        <w:shd w:val="clear" w:color="auto" w:fill="F6F6F6"/>
+        <w:pBdr>
+          <w:left w:val="single" w:sz="24" w:space="10" w:color="C8510A"/>
+        </w:pBdr>
+        <w:spacing w:before="0" w:after="0" w:line="280" w:lineRule="auto"/>
+      </w:pPr>
+      <w:r>
+        <w:rPr>
+          <w:rFonts w:ascii="Cascadia Code" w:hAnsi="Cascadia Code" w:cs="Cascadia Code"/>
+          <w:sz w:val="19"/>
+          <w:szCs w:val="19"/>
+          <w:shd w:val="clear" w:color="auto" w:fill="F6F6F6"/>
         </w:rPr>
         <w:t xml:space="preserve">    A[Start] --&gt; B{Decision}</w:t>
       </w:r>
-      <w:r>
-        <w:br/>
-      </w:r>
-      <w:r>
-        <w:rPr>
-          <w:rStyle w:val="InformationTok"/>
+    </w:p>
+    <w:p>
+      <w:pPr>
+        <w:pStyle w:val="SourceCode"/>
+        <w:shd w:val="clear" w:color="auto" w:fill="F6F6F6"/>
+        <w:pBdr>
+          <w:left w:val="single" w:sz="24" w:space="10" w:color="C8510A"/>
+        </w:pBdr>
+        <w:spacing w:before="0" w:after="0" w:line="280" w:lineRule="auto"/>
+      </w:pPr>
+      <w:r>
+        <w:rPr>
+          <w:rFonts w:ascii="Cascadia Code" w:hAnsi="Cascadia Code" w:cs="Cascadia Code"/>
+          <w:sz w:val="19"/>
+          <w:szCs w:val="19"/>
+          <w:shd w:val="clear" w:color="auto" w:fill="F6F6F6"/>
         </w:rPr>
         <w:t xml:space="preserve">    B --&gt;|Yes| C[Do something]</w:t>
       </w:r>
-      <w:r>
-        <w:br/>
-      </w:r>
-      <w:r>
-        <w:rPr>
-          <w:rStyle w:val="InformationTok"/>
+    </w:p>
+    <w:p>
+      <w:pPr>
+        <w:pStyle w:val="SourceCode"/>
+        <w:shd w:val="clear" w:color="auto" w:fill="F6F6F6"/>
+        <w:pBdr>
+          <w:left w:val="single" w:sz="24" w:space="10" w:color="C8510A"/>
+        </w:pBdr>
+        <w:spacing w:before="0" w:after="0" w:line="280" w:lineRule="auto"/>
+      </w:pPr>
+      <w:r>
+        <w:rPr>
+          <w:rFonts w:ascii="Cascadia Code" w:hAnsi="Cascadia Code" w:cs="Cascadia Code"/>
+          <w:sz w:val="19"/>
+          <w:szCs w:val="19"/>
+          <w:shd w:val="clear" w:color="auto" w:fill="F6F6F6"/>
         </w:rPr>
         <w:t xml:space="preserve">    B --&gt;|No| D[Do something else]</w:t>
       </w:r>
-      <w:r>
-        <w:br/>
-      </w:r>
-      <w:r>
-        <w:rPr>
-          <w:rStyle w:val="InformationTok"/>
+    </w:p>
+    <w:p>
+      <w:pPr>
+        <w:pStyle w:val="SourceCode"/>
+        <w:shd w:val="clear" w:color="auto" w:fill="F6F6F6"/>
+        <w:pBdr>
+          <w:left w:val="single" w:sz="24" w:space="10" w:color="C8510A"/>
+        </w:pBdr>
+        <w:spacing w:before="0" w:after="0" w:line="280" w:lineRule="auto"/>
+      </w:pPr>
+      <w:r>
+        <w:rPr>
+          <w:rFonts w:ascii="Cascadia Code" w:hAnsi="Cascadia Code" w:cs="Cascadia Code"/>
+          <w:sz w:val="19"/>
+          <w:szCs w:val="19"/>
+          <w:shd w:val="clear" w:color="auto" w:fill="F6F6F6"/>
         </w:rPr>
         <w:t xml:space="preserve">    C --&gt; E[End]</w:t>
       </w:r>
-      <w:r>
-        <w:br/>
-      </w:r>
-      <w:r>
-        <w:rPr>
-          <w:rStyle w:val="InformationTok"/>
+    </w:p>
+    <w:p>
+      <w:pPr>
+        <w:pStyle w:val="SourceCode"/>
+        <w:shd w:val="clear" w:color="auto" w:fill="F6F6F6"/>
+        <w:pBdr>
+          <w:left w:val="single" w:sz="24" w:space="10" w:color="C8510A"/>
+        </w:pBdr>
+        <w:spacing w:before="0" w:after="0" w:line="280" w:lineRule="auto"/>
+      </w:pPr>
+      <w:r>
+        <w:rPr>
+          <w:rFonts w:ascii="Cascadia Code" w:hAnsi="Cascadia Code" w:cs="Cascadia Code"/>
+          <w:sz w:val="19"/>
+          <w:szCs w:val="19"/>
+          <w:shd w:val="clear" w:color="auto" w:fill="F6F6F6"/>
         </w:rPr>
         <w:t xml:space="preserve">    D --&gt; E</w:t>
       </w:r>
-      <w:r>
-        <w:br/>
-      </w:r>
-      <w:r>
-        <w:rPr>
-          <w:rStyle w:val="InformationTok"/>
+    </w:p>
+    <w:p>
+      <w:pPr>
+        <w:pStyle w:val="SourceCode"/>
+        <w:shd w:val="clear" w:color="auto" w:fill="F6F6F6"/>
+        <w:pBdr>
+          <w:left w:val="single" w:sz="24" w:space="10" w:color="C8510A"/>
+        </w:pBdr>
+        <w:spacing w:before="0" w:after="0" w:line="280" w:lineRule="auto"/>
+      </w:pPr>
+      <w:r>
+        <w:rPr>
+          <w:rFonts w:ascii="Cascadia Code" w:hAnsi="Cascadia Code" w:cs="Cascadia Code"/>
+          <w:sz w:val="19"/>
+          <w:szCs w:val="19"/>
+          <w:shd w:val="clear" w:color="auto" w:fill="F6F6F6"/>
         </w:rPr>
         <w:t xml:space="preserve">```</w:t>
       </w:r>
     </w:p>
     <w:p>
       <w:pPr>
-        <w:pStyle w:val="FirstParagraph"/>
+        <w:pStyle w:val="BodyText"/>
       </w:pPr>
       <w:r>
         <w:rPr>
@@ -4631,55 +5109,113 @@
     <w:p>
       <w:pPr>
         <w:pStyle w:val="SourceCode"/>
-      </w:pPr>
-      <w:r>
-        <w:rPr>
-          <w:rStyle w:val="VerbatimChar"/>
+        <w:shd w:val="clear" w:color="auto" w:fill="F6F6F6"/>
+        <w:pBdr>
+          <w:left w:val="single" w:sz="24" w:space="10" w:color="C8510A"/>
+        </w:pBdr>
+        <w:spacing w:before="0" w:after="0" w:line="280" w:lineRule="auto"/>
+      </w:pPr>
+      <w:r>
+        <w:rPr>
+          <w:rFonts w:ascii="Cascadia Code" w:hAnsi="Cascadia Code" w:cs="Cascadia Code"/>
+          <w:sz w:val="19"/>
+          <w:szCs w:val="19"/>
+          <w:shd w:val="clear" w:color="auto" w:fill="F6F6F6"/>
         </w:rPr>
         <w:t xml:space="preserve">graph TD</w:t>
       </w:r>
-      <w:r>
-        <w:br/>
-      </w:r>
-      <w:r>
-        <w:rPr>
-          <w:rStyle w:val="VerbatimChar"/>
+    </w:p>
+    <w:p>
+      <w:pPr>
+        <w:pStyle w:val="SourceCode"/>
+        <w:shd w:val="clear" w:color="auto" w:fill="F6F6F6"/>
+        <w:pBdr>
+          <w:left w:val="single" w:sz="24" w:space="10" w:color="C8510A"/>
+        </w:pBdr>
+        <w:spacing w:before="0" w:after="0" w:line="280" w:lineRule="auto"/>
+      </w:pPr>
+      <w:r>
+        <w:rPr>
+          <w:rFonts w:ascii="Cascadia Code" w:hAnsi="Cascadia Code" w:cs="Cascadia Code"/>
+          <w:sz w:val="19"/>
+          <w:szCs w:val="19"/>
+          <w:shd w:val="clear" w:color="auto" w:fill="F6F6F6"/>
         </w:rPr>
         <w:t xml:space="preserve">    A[Start] --&gt; B{Decision}</w:t>
       </w:r>
-      <w:r>
-        <w:br/>
-      </w:r>
-      <w:r>
-        <w:rPr>
-          <w:rStyle w:val="VerbatimChar"/>
+    </w:p>
+    <w:p>
+      <w:pPr>
+        <w:pStyle w:val="SourceCode"/>
+        <w:shd w:val="clear" w:color="auto" w:fill="F6F6F6"/>
+        <w:pBdr>
+          <w:left w:val="single" w:sz="24" w:space="10" w:color="C8510A"/>
+        </w:pBdr>
+        <w:spacing w:before="0" w:after="0" w:line="280" w:lineRule="auto"/>
+      </w:pPr>
+      <w:r>
+        <w:rPr>
+          <w:rFonts w:ascii="Cascadia Code" w:hAnsi="Cascadia Code" w:cs="Cascadia Code"/>
+          <w:sz w:val="19"/>
+          <w:szCs w:val="19"/>
+          <w:shd w:val="clear" w:color="auto" w:fill="F6F6F6"/>
         </w:rPr>
         <w:t xml:space="preserve">    B --&gt;|Yes| C[Do something]</w:t>
       </w:r>
-      <w:r>
-        <w:br/>
-      </w:r>
-      <w:r>
-        <w:rPr>
-          <w:rStyle w:val="VerbatimChar"/>
+    </w:p>
+    <w:p>
+      <w:pPr>
+        <w:pStyle w:val="SourceCode"/>
+        <w:shd w:val="clear" w:color="auto" w:fill="F6F6F6"/>
+        <w:pBdr>
+          <w:left w:val="single" w:sz="24" w:space="10" w:color="C8510A"/>
+        </w:pBdr>
+        <w:spacing w:before="0" w:after="0" w:line="280" w:lineRule="auto"/>
+      </w:pPr>
+      <w:r>
+        <w:rPr>
+          <w:rFonts w:ascii="Cascadia Code" w:hAnsi="Cascadia Code" w:cs="Cascadia Code"/>
+          <w:sz w:val="19"/>
+          <w:szCs w:val="19"/>
+          <w:shd w:val="clear" w:color="auto" w:fill="F6F6F6"/>
         </w:rPr>
         <w:t xml:space="preserve">    B --&gt;|No| D[Do something else]</w:t>
       </w:r>
-      <w:r>
-        <w:br/>
-      </w:r>
-      <w:r>
-        <w:rPr>
-          <w:rStyle w:val="VerbatimChar"/>
+    </w:p>
+    <w:p>
+      <w:pPr>
+        <w:pStyle w:val="SourceCode"/>
+        <w:shd w:val="clear" w:color="auto" w:fill="F6F6F6"/>
+        <w:pBdr>
+          <w:left w:val="single" w:sz="24" w:space="10" w:color="C8510A"/>
+        </w:pBdr>
+        <w:spacing w:before="0" w:after="0" w:line="280" w:lineRule="auto"/>
+      </w:pPr>
+      <w:r>
+        <w:rPr>
+          <w:rFonts w:ascii="Cascadia Code" w:hAnsi="Cascadia Code" w:cs="Cascadia Code"/>
+          <w:sz w:val="19"/>
+          <w:szCs w:val="19"/>
+          <w:shd w:val="clear" w:color="auto" w:fill="F6F6F6"/>
         </w:rPr>
         <w:t xml:space="preserve">    C --&gt; E[End]</w:t>
       </w:r>
-      <w:r>
-        <w:br/>
-      </w:r>
-      <w:r>
-        <w:rPr>
-          <w:rStyle w:val="VerbatimChar"/>
+    </w:p>
+    <w:p>
+      <w:pPr>
+        <w:pStyle w:val="SourceCode"/>
+        <w:shd w:val="clear" w:color="auto" w:fill="F6F6F6"/>
+        <w:pBdr>
+          <w:left w:val="single" w:sz="24" w:space="10" w:color="C8510A"/>
+        </w:pBdr>
+        <w:spacing w:before="0" w:after="0" w:line="280" w:lineRule="auto"/>
+      </w:pPr>
+      <w:r>
+        <w:rPr>
+          <w:rFonts w:ascii="Cascadia Code" w:hAnsi="Cascadia Code" w:cs="Cascadia Code"/>
+          <w:sz w:val="19"/>
+          <w:szCs w:val="19"/>
+          <w:shd w:val="clear" w:color="auto" w:fill="F6F6F6"/>
         </w:rPr>
         <w:t xml:space="preserve">    D --&gt; E</w:t>
       </w:r>
@@ -4767,7 +5303,10 @@
             </w:pPr>
             <w:r>
               <w:rPr>
-                <w:rStyle w:val="VerbatimChar"/>
+                <w:rFonts w:ascii="Cascadia Code" w:hAnsi="Cascadia Code" w:cs="Cascadia Code"/>
+                <w:sz w:val="19"/>
+                <w:szCs w:val="19"/>
+                <w:shd w:val="clear" w:color="auto" w:fill="F0F0F0"/>
               </w:rPr>
               <w:t xml:space="preserve">graph TD</w:t>
             </w:r>
@@ -4808,7 +5347,10 @@
             </w:pPr>
             <w:r>
               <w:rPr>
-                <w:rStyle w:val="VerbatimChar"/>
+                <w:rFonts w:ascii="Cascadia Code" w:hAnsi="Cascadia Code" w:cs="Cascadia Code"/>
+                <w:sz w:val="19"/>
+                <w:szCs w:val="19"/>
+                <w:shd w:val="clear" w:color="auto" w:fill="F0F0F0"/>
               </w:rPr>
               <w:t xml:space="preserve">sequenceDiagram</w:t>
             </w:r>
@@ -4849,7 +5391,10 @@
             </w:pPr>
             <w:r>
               <w:rPr>
-                <w:rStyle w:val="VerbatimChar"/>
+                <w:rFonts w:ascii="Cascadia Code" w:hAnsi="Cascadia Code" w:cs="Cascadia Code"/>
+                <w:sz w:val="19"/>
+                <w:szCs w:val="19"/>
+                <w:shd w:val="clear" w:color="auto" w:fill="F0F0F0"/>
               </w:rPr>
               <w:t xml:space="preserve">classDiagram</w:t>
             </w:r>
@@ -4890,7 +5435,10 @@
             </w:pPr>
             <w:r>
               <w:rPr>
-                <w:rStyle w:val="VerbatimChar"/>
+                <w:rFonts w:ascii="Cascadia Code" w:hAnsi="Cascadia Code" w:cs="Cascadia Code"/>
+                <w:sz w:val="19"/>
+                <w:szCs w:val="19"/>
+                <w:shd w:val="clear" w:color="auto" w:fill="F0F0F0"/>
               </w:rPr>
               <w:t xml:space="preserve">gantt</w:t>
             </w:r>
@@ -4931,7 +5479,10 @@
             </w:pPr>
             <w:r>
               <w:rPr>
-                <w:rStyle w:val="VerbatimChar"/>
+                <w:rFonts w:ascii="Cascadia Code" w:hAnsi="Cascadia Code" w:cs="Cascadia Code"/>
+                <w:sz w:val="19"/>
+                <w:szCs w:val="19"/>
+                <w:shd w:val="clear" w:color="auto" w:fill="F0F0F0"/>
               </w:rPr>
               <w:t xml:space="preserve">pie</w:t>
             </w:r>
@@ -4972,7 +5523,10 @@
             </w:pPr>
             <w:r>
               <w:rPr>
-                <w:rStyle w:val="VerbatimChar"/>
+                <w:rFonts w:ascii="Cascadia Code" w:hAnsi="Cascadia Code" w:cs="Cascadia Code"/>
+                <w:sz w:val="19"/>
+                <w:szCs w:val="19"/>
+                <w:shd w:val="clear" w:color="auto" w:fill="F0F0F0"/>
               </w:rPr>
               <w:t xml:space="preserve">stateDiagram</w:t>
             </w:r>
@@ -5056,200 +5610,272 @@
     <w:p>
       <w:pPr>
         <w:pStyle w:val="SourceCode"/>
-      </w:pPr>
-      <w:r>
-        <w:rPr>
-          <w:rStyle w:val="AttributeTok"/>
-        </w:rPr>
-        <w:t xml:space="preserve">&gt; </w:t>
-      </w:r>
-      <w:r>
-        <w:rPr>
-          <w:rStyle w:val="CommentTok"/>
-        </w:rPr>
-        <w:t xml:space="preserve">[</w:t>
-      </w:r>
-      <w:r>
-        <w:rPr>
-          <w:rStyle w:val="OtherTok"/>
-        </w:rPr>
-        <w:t xml:space="preserve">!NOTE</w:t>
-      </w:r>
-      <w:r>
-        <w:rPr>
-          <w:rStyle w:val="CommentTok"/>
-        </w:rPr>
-        <w:t xml:space="preserve">]</w:t>
-      </w:r>
-      <w:r>
-        <w:br/>
-      </w:r>
-      <w:r>
-        <w:rPr>
-          <w:rStyle w:val="AttributeTok"/>
+        <w:shd w:val="clear" w:color="auto" w:fill="F6F6F6"/>
+        <w:pBdr>
+          <w:left w:val="single" w:sz="24" w:space="10" w:color="C8510A"/>
+        </w:pBdr>
+        <w:spacing w:before="0" w:after="0" w:line="280" w:lineRule="auto"/>
+      </w:pPr>
+      <w:r>
+        <w:rPr>
+          <w:rFonts w:ascii="Cascadia Code" w:hAnsi="Cascadia Code" w:cs="Cascadia Code"/>
+          <w:sz w:val="19"/>
+          <w:szCs w:val="19"/>
+          <w:shd w:val="clear" w:color="auto" w:fill="F6F6F6"/>
+        </w:rPr>
+        <w:t xml:space="preserve">&gt; [!NOTE]</w:t>
+      </w:r>
+    </w:p>
+    <w:p>
+      <w:pPr>
+        <w:pStyle w:val="SourceCode"/>
+        <w:shd w:val="clear" w:color="auto" w:fill="F6F6F6"/>
+        <w:pBdr>
+          <w:left w:val="single" w:sz="24" w:space="10" w:color="C8510A"/>
+        </w:pBdr>
+        <w:spacing w:before="0" w:after="0" w:line="280" w:lineRule="auto"/>
+      </w:pPr>
+      <w:r>
+        <w:rPr>
+          <w:rFonts w:ascii="Cascadia Code" w:hAnsi="Cascadia Code" w:cs="Cascadia Code"/>
+          <w:sz w:val="19"/>
+          <w:szCs w:val="19"/>
+          <w:shd w:val="clear" w:color="auto" w:fill="F6F6F6"/>
         </w:rPr>
         <w:t xml:space="preserve">&gt; Useful information that users should know.</w:t>
       </w:r>
-      <w:r>
-        <w:br/>
-      </w:r>
-      <w:r>
-        <w:br/>
-      </w:r>
-      <w:r>
-        <w:rPr>
-          <w:rStyle w:val="AttributeTok"/>
-        </w:rPr>
-        <w:t xml:space="preserve">&gt; </w:t>
-      </w:r>
-      <w:r>
-        <w:rPr>
-          <w:rStyle w:val="CommentTok"/>
-        </w:rPr>
-        <w:t xml:space="preserve">[</w:t>
-      </w:r>
-      <w:r>
-        <w:rPr>
-          <w:rStyle w:val="OtherTok"/>
-        </w:rPr>
-        <w:t xml:space="preserve">!TIP</w:t>
-      </w:r>
-      <w:r>
-        <w:rPr>
-          <w:rStyle w:val="CommentTok"/>
-        </w:rPr>
-        <w:t xml:space="preserve">]</w:t>
-      </w:r>
-      <w:r>
-        <w:br/>
-      </w:r>
-      <w:r>
-        <w:rPr>
-          <w:rStyle w:val="AttributeTok"/>
+    </w:p>
+    <w:p>
+      <w:pPr>
+        <w:pStyle w:val="SourceCode"/>
+        <w:shd w:val="clear" w:color="auto" w:fill="F6F6F6"/>
+        <w:pBdr>
+          <w:left w:val="single" w:sz="24" w:space="10" w:color="C8510A"/>
+        </w:pBdr>
+        <w:spacing w:before="0" w:after="0" w:line="280" w:lineRule="auto"/>
+      </w:pPr>
+      <w:r>
+        <w:rPr>
+          <w:rFonts w:ascii="Cascadia Code" w:hAnsi="Cascadia Code" w:cs="Cascadia Code"/>
+          <w:sz w:val="19"/>
+          <w:szCs w:val="19"/>
+          <w:shd w:val="clear" w:color="auto" w:fill="F6F6F6"/>
+        </w:rPr>
+        <w:t xml:space="preserve"> </w:t>
+      </w:r>
+    </w:p>
+    <w:p>
+      <w:pPr>
+        <w:pStyle w:val="SourceCode"/>
+        <w:shd w:val="clear" w:color="auto" w:fill="F6F6F6"/>
+        <w:pBdr>
+          <w:left w:val="single" w:sz="24" w:space="10" w:color="C8510A"/>
+        </w:pBdr>
+        <w:spacing w:before="0" w:after="0" w:line="280" w:lineRule="auto"/>
+      </w:pPr>
+      <w:r>
+        <w:rPr>
+          <w:rFonts w:ascii="Cascadia Code" w:hAnsi="Cascadia Code" w:cs="Cascadia Code"/>
+          <w:sz w:val="19"/>
+          <w:szCs w:val="19"/>
+          <w:shd w:val="clear" w:color="auto" w:fill="F6F6F6"/>
+        </w:rPr>
+        <w:t xml:space="preserve">&gt; [!TIP]</w:t>
+      </w:r>
+    </w:p>
+    <w:p>
+      <w:pPr>
+        <w:pStyle w:val="SourceCode"/>
+        <w:shd w:val="clear" w:color="auto" w:fill="F6F6F6"/>
+        <w:pBdr>
+          <w:left w:val="single" w:sz="24" w:space="10" w:color="C8510A"/>
+        </w:pBdr>
+        <w:spacing w:before="0" w:after="0" w:line="280" w:lineRule="auto"/>
+      </w:pPr>
+      <w:r>
+        <w:rPr>
+          <w:rFonts w:ascii="Cascadia Code" w:hAnsi="Cascadia Code" w:cs="Cascadia Code"/>
+          <w:sz w:val="19"/>
+          <w:szCs w:val="19"/>
+          <w:shd w:val="clear" w:color="auto" w:fill="F6F6F6"/>
         </w:rPr>
         <w:t xml:space="preserve">&gt; Helpful advice for doing things better.</w:t>
       </w:r>
-      <w:r>
-        <w:br/>
-      </w:r>
-      <w:r>
-        <w:br/>
-      </w:r>
-      <w:r>
-        <w:rPr>
-          <w:rStyle w:val="AttributeTok"/>
-        </w:rPr>
-        <w:t xml:space="preserve">&gt; </w:t>
-      </w:r>
-      <w:r>
-        <w:rPr>
-          <w:rStyle w:val="CommentTok"/>
-        </w:rPr>
-        <w:t xml:space="preserve">[</w:t>
-      </w:r>
-      <w:r>
-        <w:rPr>
-          <w:rStyle w:val="OtherTok"/>
-        </w:rPr>
-        <w:t xml:space="preserve">!IMPORTANT</w:t>
-      </w:r>
-      <w:r>
-        <w:rPr>
-          <w:rStyle w:val="CommentTok"/>
-        </w:rPr>
-        <w:t xml:space="preserve">]</w:t>
-      </w:r>
-      <w:r>
-        <w:br/>
-      </w:r>
-      <w:r>
-        <w:rPr>
-          <w:rStyle w:val="AttributeTok"/>
+    </w:p>
+    <w:p>
+      <w:pPr>
+        <w:pStyle w:val="SourceCode"/>
+        <w:shd w:val="clear" w:color="auto" w:fill="F6F6F6"/>
+        <w:pBdr>
+          <w:left w:val="single" w:sz="24" w:space="10" w:color="C8510A"/>
+        </w:pBdr>
+        <w:spacing w:before="0" w:after="0" w:line="280" w:lineRule="auto"/>
+      </w:pPr>
+      <w:r>
+        <w:rPr>
+          <w:rFonts w:ascii="Cascadia Code" w:hAnsi="Cascadia Code" w:cs="Cascadia Code"/>
+          <w:sz w:val="19"/>
+          <w:szCs w:val="19"/>
+          <w:shd w:val="clear" w:color="auto" w:fill="F6F6F6"/>
+        </w:rPr>
+        <w:t xml:space="preserve"> </w:t>
+      </w:r>
+    </w:p>
+    <w:p>
+      <w:pPr>
+        <w:pStyle w:val="SourceCode"/>
+        <w:shd w:val="clear" w:color="auto" w:fill="F6F6F6"/>
+        <w:pBdr>
+          <w:left w:val="single" w:sz="24" w:space="10" w:color="C8510A"/>
+        </w:pBdr>
+        <w:spacing w:before="0" w:after="0" w:line="280" w:lineRule="auto"/>
+      </w:pPr>
+      <w:r>
+        <w:rPr>
+          <w:rFonts w:ascii="Cascadia Code" w:hAnsi="Cascadia Code" w:cs="Cascadia Code"/>
+          <w:sz w:val="19"/>
+          <w:szCs w:val="19"/>
+          <w:shd w:val="clear" w:color="auto" w:fill="F6F6F6"/>
+        </w:rPr>
+        <w:t xml:space="preserve">&gt; [!IMPORTANT]</w:t>
+      </w:r>
+    </w:p>
+    <w:p>
+      <w:pPr>
+        <w:pStyle w:val="SourceCode"/>
+        <w:shd w:val="clear" w:color="auto" w:fill="F6F6F6"/>
+        <w:pBdr>
+          <w:left w:val="single" w:sz="24" w:space="10" w:color="C8510A"/>
+        </w:pBdr>
+        <w:spacing w:before="0" w:after="0" w:line="280" w:lineRule="auto"/>
+      </w:pPr>
+      <w:r>
+        <w:rPr>
+          <w:rFonts w:ascii="Cascadia Code" w:hAnsi="Cascadia Code" w:cs="Cascadia Code"/>
+          <w:sz w:val="19"/>
+          <w:szCs w:val="19"/>
+          <w:shd w:val="clear" w:color="auto" w:fill="F6F6F6"/>
         </w:rPr>
         <w:t xml:space="preserve">&gt; Key information users need to know.</w:t>
       </w:r>
-      <w:r>
-        <w:br/>
-      </w:r>
-      <w:r>
-        <w:br/>
-      </w:r>
-      <w:r>
-        <w:rPr>
-          <w:rStyle w:val="AttributeTok"/>
-        </w:rPr>
-        <w:t xml:space="preserve">&gt; </w:t>
-      </w:r>
-      <w:r>
-        <w:rPr>
-          <w:rStyle w:val="CommentTok"/>
-        </w:rPr>
-        <w:t xml:space="preserve">[</w:t>
-      </w:r>
-      <w:r>
-        <w:rPr>
-          <w:rStyle w:val="OtherTok"/>
-        </w:rPr>
-        <w:t xml:space="preserve">!WARNING</w:t>
-      </w:r>
-      <w:r>
-        <w:rPr>
-          <w:rStyle w:val="CommentTok"/>
-        </w:rPr>
-        <w:t xml:space="preserve">]</w:t>
-      </w:r>
-      <w:r>
-        <w:br/>
-      </w:r>
-      <w:r>
-        <w:rPr>
-          <w:rStyle w:val="AttributeTok"/>
+    </w:p>
+    <w:p>
+      <w:pPr>
+        <w:pStyle w:val="SourceCode"/>
+        <w:shd w:val="clear" w:color="auto" w:fill="F6F6F6"/>
+        <w:pBdr>
+          <w:left w:val="single" w:sz="24" w:space="10" w:color="C8510A"/>
+        </w:pBdr>
+        <w:spacing w:before="0" w:after="0" w:line="280" w:lineRule="auto"/>
+      </w:pPr>
+      <w:r>
+        <w:rPr>
+          <w:rFonts w:ascii="Cascadia Code" w:hAnsi="Cascadia Code" w:cs="Cascadia Code"/>
+          <w:sz w:val="19"/>
+          <w:szCs w:val="19"/>
+          <w:shd w:val="clear" w:color="auto" w:fill="F6F6F6"/>
+        </w:rPr>
+        <w:t xml:space="preserve"> </w:t>
+      </w:r>
+    </w:p>
+    <w:p>
+      <w:pPr>
+        <w:pStyle w:val="SourceCode"/>
+        <w:shd w:val="clear" w:color="auto" w:fill="F6F6F6"/>
+        <w:pBdr>
+          <w:left w:val="single" w:sz="24" w:space="10" w:color="C8510A"/>
+        </w:pBdr>
+        <w:spacing w:before="0" w:after="0" w:line="280" w:lineRule="auto"/>
+      </w:pPr>
+      <w:r>
+        <w:rPr>
+          <w:rFonts w:ascii="Cascadia Code" w:hAnsi="Cascadia Code" w:cs="Cascadia Code"/>
+          <w:sz w:val="19"/>
+          <w:szCs w:val="19"/>
+          <w:shd w:val="clear" w:color="auto" w:fill="F6F6F6"/>
+        </w:rPr>
+        <w:t xml:space="preserve">&gt; [!WARNING]</w:t>
+      </w:r>
+    </w:p>
+    <w:p>
+      <w:pPr>
+        <w:pStyle w:val="SourceCode"/>
+        <w:shd w:val="clear" w:color="auto" w:fill="F6F6F6"/>
+        <w:pBdr>
+          <w:left w:val="single" w:sz="24" w:space="10" w:color="C8510A"/>
+        </w:pBdr>
+        <w:spacing w:before="0" w:after="0" w:line="280" w:lineRule="auto"/>
+      </w:pPr>
+      <w:r>
+        <w:rPr>
+          <w:rFonts w:ascii="Cascadia Code" w:hAnsi="Cascadia Code" w:cs="Cascadia Code"/>
+          <w:sz w:val="19"/>
+          <w:szCs w:val="19"/>
+          <w:shd w:val="clear" w:color="auto" w:fill="F6F6F6"/>
         </w:rPr>
         <w:t xml:space="preserve">&gt; Urgent info that needs immediate attention.</w:t>
       </w:r>
-      <w:r>
-        <w:br/>
-      </w:r>
-      <w:r>
-        <w:br/>
-      </w:r>
-      <w:r>
-        <w:rPr>
-          <w:rStyle w:val="AttributeTok"/>
-        </w:rPr>
-        <w:t xml:space="preserve">&gt; </w:t>
-      </w:r>
-      <w:r>
-        <w:rPr>
-          <w:rStyle w:val="CommentTok"/>
-        </w:rPr>
-        <w:t xml:space="preserve">[</w:t>
-      </w:r>
-      <w:r>
-        <w:rPr>
-          <w:rStyle w:val="OtherTok"/>
-        </w:rPr>
-        <w:t xml:space="preserve">!CAUTION</w:t>
-      </w:r>
-      <w:r>
-        <w:rPr>
-          <w:rStyle w:val="CommentTok"/>
-        </w:rPr>
-        <w:t xml:space="preserve">]</w:t>
-      </w:r>
-      <w:r>
-        <w:br/>
-      </w:r>
-      <w:r>
-        <w:rPr>
-          <w:rStyle w:val="AttributeTok"/>
+    </w:p>
+    <w:p>
+      <w:pPr>
+        <w:pStyle w:val="SourceCode"/>
+        <w:shd w:val="clear" w:color="auto" w:fill="F6F6F6"/>
+        <w:pBdr>
+          <w:left w:val="single" w:sz="24" w:space="10" w:color="C8510A"/>
+        </w:pBdr>
+        <w:spacing w:before="0" w:after="0" w:line="280" w:lineRule="auto"/>
+      </w:pPr>
+      <w:r>
+        <w:rPr>
+          <w:rFonts w:ascii="Cascadia Code" w:hAnsi="Cascadia Code" w:cs="Cascadia Code"/>
+          <w:sz w:val="19"/>
+          <w:szCs w:val="19"/>
+          <w:shd w:val="clear" w:color="auto" w:fill="F6F6F6"/>
+        </w:rPr>
+        <w:t xml:space="preserve"> </w:t>
+      </w:r>
+    </w:p>
+    <w:p>
+      <w:pPr>
+        <w:pStyle w:val="SourceCode"/>
+        <w:shd w:val="clear" w:color="auto" w:fill="F6F6F6"/>
+        <w:pBdr>
+          <w:left w:val="single" w:sz="24" w:space="10" w:color="C8510A"/>
+        </w:pBdr>
+        <w:spacing w:before="0" w:after="0" w:line="280" w:lineRule="auto"/>
+      </w:pPr>
+      <w:r>
+        <w:rPr>
+          <w:rFonts w:ascii="Cascadia Code" w:hAnsi="Cascadia Code" w:cs="Cascadia Code"/>
+          <w:sz w:val="19"/>
+          <w:szCs w:val="19"/>
+          <w:shd w:val="clear" w:color="auto" w:fill="F6F6F6"/>
+        </w:rPr>
+        <w:t xml:space="preserve">&gt; [!CAUTION]</w:t>
+      </w:r>
+    </w:p>
+    <w:p>
+      <w:pPr>
+        <w:pStyle w:val="SourceCode"/>
+        <w:shd w:val="clear" w:color="auto" w:fill="F6F6F6"/>
+        <w:pBdr>
+          <w:left w:val="single" w:sz="24" w:space="10" w:color="C8510A"/>
+        </w:pBdr>
+        <w:spacing w:before="0" w:after="0" w:line="280" w:lineRule="auto"/>
+      </w:pPr>
+      <w:r>
+        <w:rPr>
+          <w:rFonts w:ascii="Cascadia Code" w:hAnsi="Cascadia Code" w:cs="Cascadia Code"/>
+          <w:sz w:val="19"/>
+          <w:szCs w:val="19"/>
+          <w:shd w:val="clear" w:color="auto" w:fill="F6F6F6"/>
         </w:rPr>
         <w:t xml:space="preserve">&gt; Advises about risks or negative outcomes.</w:t>
       </w:r>
     </w:p>
     <w:p>
       <w:pPr>
-        <w:pStyle w:val="FirstParagraph"/>
+        <w:pStyle w:val="BodyText"/>
       </w:pPr>
       <w:r>
         <w:rPr>
@@ -5351,7 +5977,10 @@
       </w:r>
       <w:r>
         <w:rPr>
-          <w:rStyle w:val="VerbatimChar"/>
+          <w:rFonts w:ascii="Cascadia Code" w:hAnsi="Cascadia Code" w:cs="Cascadia Code"/>
+          <w:sz w:val="19"/>
+          <w:szCs w:val="19"/>
+          <w:shd w:val="clear" w:color="auto" w:fill="F0F0F0"/>
         </w:rPr>
         <w:t xml:space="preserve">&gt; [!note]</w:t>
       </w:r>
@@ -5397,7 +6026,10 @@
       </w:r>
       <w:r>
         <w:rPr>
-          <w:rStyle w:val="VerbatimChar"/>
+          <w:rFonts w:ascii="Cascadia Code" w:hAnsi="Cascadia Code" w:cs="Cascadia Code"/>
+          <w:sz w:val="19"/>
+          <w:szCs w:val="19"/>
+          <w:shd w:val="clear" w:color="auto" w:fill="F0F0F0"/>
         </w:rPr>
         <w:t xml:space="preserve">&lt;details&gt;</w:t>
       </w:r>
@@ -5412,7 +6044,10 @@
       </w:r>
       <w:r>
         <w:rPr>
-          <w:rStyle w:val="VerbatimChar"/>
+          <w:rFonts w:ascii="Cascadia Code" w:hAnsi="Cascadia Code" w:cs="Cascadia Code"/>
+          <w:sz w:val="19"/>
+          <w:szCs w:val="19"/>
+          <w:shd w:val="clear" w:color="auto" w:fill="F0F0F0"/>
         </w:rPr>
         <w:t xml:space="preserve">&lt;summary&gt;</w:t>
       </w:r>
@@ -5438,143 +6073,177 @@
     <w:p>
       <w:pPr>
         <w:pStyle w:val="SourceCode"/>
-      </w:pPr>
-      <w:r>
-        <w:rPr>
-          <w:rStyle w:val="DataTypeTok"/>
-        </w:rPr>
-        <w:t xml:space="preserve">&lt;</w:t>
-      </w:r>
-      <w:r>
-        <w:rPr>
-          <w:rStyle w:val="KeywordTok"/>
-        </w:rPr>
-        <w:t xml:space="preserve">details</w:t>
-      </w:r>
-      <w:r>
-        <w:rPr>
-          <w:rStyle w:val="DataTypeTok"/>
-        </w:rPr>
-        <w:t xml:space="preserve">&gt;</w:t>
-      </w:r>
-      <w:r>
-        <w:br/>
-      </w:r>
-      <w:r>
-        <w:rPr>
-          <w:rStyle w:val="DataTypeTok"/>
-        </w:rPr>
-        <w:t xml:space="preserve">&lt;</w:t>
-      </w:r>
-      <w:r>
-        <w:rPr>
-          <w:rStyle w:val="KeywordTok"/>
-        </w:rPr>
-        <w:t xml:space="preserve">summary</w:t>
-      </w:r>
-      <w:r>
-        <w:rPr>
-          <w:rStyle w:val="DataTypeTok"/>
-        </w:rPr>
-        <w:t xml:space="preserve">&gt;</w:t>
-      </w:r>
-      <w:r>
-        <w:rPr>
-          <w:rStyle w:val="NormalTok"/>
-        </w:rPr>
-        <w:t xml:space="preserve">Click to expand</w:t>
-      </w:r>
-      <w:r>
-        <w:rPr>
-          <w:rStyle w:val="DataTypeTok"/>
-        </w:rPr>
-        <w:t xml:space="preserve">&lt;/</w:t>
-      </w:r>
-      <w:r>
-        <w:rPr>
-          <w:rStyle w:val="KeywordTok"/>
-        </w:rPr>
-        <w:t xml:space="preserve">summary</w:t>
-      </w:r>
-      <w:r>
-        <w:rPr>
-          <w:rStyle w:val="DataTypeTok"/>
-        </w:rPr>
-        <w:t xml:space="preserve">&gt;</w:t>
-      </w:r>
-      <w:r>
-        <w:br/>
-      </w:r>
-      <w:r>
-        <w:br/>
-      </w:r>
-      <w:r>
-        <w:rPr>
-          <w:rStyle w:val="NormalTok"/>
+        <w:shd w:val="clear" w:color="auto" w:fill="F6F6F6"/>
+        <w:pBdr>
+          <w:left w:val="single" w:sz="24" w:space="10" w:color="C8510A"/>
+        </w:pBdr>
+        <w:spacing w:before="0" w:after="0" w:line="280" w:lineRule="auto"/>
+      </w:pPr>
+      <w:r>
+        <w:rPr>
+          <w:rFonts w:ascii="Cascadia Code" w:hAnsi="Cascadia Code" w:cs="Cascadia Code"/>
+          <w:sz w:val="19"/>
+          <w:szCs w:val="19"/>
+          <w:shd w:val="clear" w:color="auto" w:fill="F6F6F6"/>
+        </w:rPr>
+        <w:t xml:space="preserve">&lt;details&gt;</w:t>
+      </w:r>
+    </w:p>
+    <w:p>
+      <w:pPr>
+        <w:pStyle w:val="SourceCode"/>
+        <w:shd w:val="clear" w:color="auto" w:fill="F6F6F6"/>
+        <w:pBdr>
+          <w:left w:val="single" w:sz="24" w:space="10" w:color="C8510A"/>
+        </w:pBdr>
+        <w:spacing w:before="0" w:after="0" w:line="280" w:lineRule="auto"/>
+      </w:pPr>
+      <w:r>
+        <w:rPr>
+          <w:rFonts w:ascii="Cascadia Code" w:hAnsi="Cascadia Code" w:cs="Cascadia Code"/>
+          <w:sz w:val="19"/>
+          <w:szCs w:val="19"/>
+          <w:shd w:val="clear" w:color="auto" w:fill="F6F6F6"/>
+        </w:rPr>
+        <w:t xml:space="preserve">&lt;summary&gt;Click to expand&lt;/summary&gt;</w:t>
+      </w:r>
+    </w:p>
+    <w:p>
+      <w:pPr>
+        <w:pStyle w:val="SourceCode"/>
+        <w:shd w:val="clear" w:color="auto" w:fill="F6F6F6"/>
+        <w:pBdr>
+          <w:left w:val="single" w:sz="24" w:space="10" w:color="C8510A"/>
+        </w:pBdr>
+        <w:spacing w:before="0" w:after="0" w:line="280" w:lineRule="auto"/>
+      </w:pPr>
+      <w:r>
+        <w:rPr>
+          <w:rFonts w:ascii="Cascadia Code" w:hAnsi="Cascadia Code" w:cs="Cascadia Code"/>
+          <w:sz w:val="19"/>
+          <w:szCs w:val="19"/>
+          <w:shd w:val="clear" w:color="auto" w:fill="F6F6F6"/>
+        </w:rPr>
+        <w:t xml:space="preserve"> </w:t>
+      </w:r>
+    </w:p>
+    <w:p>
+      <w:pPr>
+        <w:pStyle w:val="SourceCode"/>
+        <w:shd w:val="clear" w:color="auto" w:fill="F6F6F6"/>
+        <w:pBdr>
+          <w:left w:val="single" w:sz="24" w:space="10" w:color="C8510A"/>
+        </w:pBdr>
+        <w:spacing w:before="0" w:after="0" w:line="280" w:lineRule="auto"/>
+      </w:pPr>
+      <w:r>
+        <w:rPr>
+          <w:rFonts w:ascii="Cascadia Code" w:hAnsi="Cascadia Code" w:cs="Cascadia Code"/>
+          <w:sz w:val="19"/>
+          <w:szCs w:val="19"/>
+          <w:shd w:val="clear" w:color="auto" w:fill="F6F6F6"/>
         </w:rPr>
         <w:t xml:space="preserve">Hidden content goes here. You can use **any Markdown** inside.</w:t>
       </w:r>
-      <w:r>
-        <w:br/>
-      </w:r>
-      <w:r>
-        <w:br/>
-      </w:r>
-      <w:r>
-        <w:rPr>
-          <w:rStyle w:val="SpecialStringTok"/>
-        </w:rPr>
-        <w:t xml:space="preserve">- </w:t>
-      </w:r>
-      <w:r>
-        <w:rPr>
-          <w:rStyle w:val="NormalTok"/>
-        </w:rPr>
-        <w:t xml:space="preserve">List item one</w:t>
-      </w:r>
-      <w:r>
-        <w:br/>
-      </w:r>
-      <w:r>
-        <w:rPr>
-          <w:rStyle w:val="SpecialStringTok"/>
-        </w:rPr>
-        <w:t xml:space="preserve">- </w:t>
-      </w:r>
-      <w:r>
-        <w:rPr>
-          <w:rStyle w:val="NormalTok"/>
-        </w:rPr>
-        <w:t xml:space="preserve">List item two</w:t>
-      </w:r>
-      <w:r>
-        <w:br/>
-      </w:r>
-      <w:r>
-        <w:br/>
-      </w:r>
-      <w:r>
-        <w:rPr>
-          <w:rStyle w:val="DataTypeTok"/>
-        </w:rPr>
-        <w:t xml:space="preserve">&lt;/</w:t>
-      </w:r>
-      <w:r>
-        <w:rPr>
-          <w:rStyle w:val="KeywordTok"/>
-        </w:rPr>
-        <w:t xml:space="preserve">details</w:t>
-      </w:r>
-      <w:r>
-        <w:rPr>
-          <w:rStyle w:val="DataTypeTok"/>
-        </w:rPr>
-        <w:t xml:space="preserve">&gt;</w:t>
-      </w:r>
-    </w:p>
-    <w:p>
-      <w:pPr>
-        <w:pStyle w:val="FirstParagraph"/>
+    </w:p>
+    <w:p>
+      <w:pPr>
+        <w:pStyle w:val="SourceCode"/>
+        <w:shd w:val="clear" w:color="auto" w:fill="F6F6F6"/>
+        <w:pBdr>
+          <w:left w:val="single" w:sz="24" w:space="10" w:color="C8510A"/>
+        </w:pBdr>
+        <w:spacing w:before="0" w:after="0" w:line="280" w:lineRule="auto"/>
+      </w:pPr>
+      <w:r>
+        <w:rPr>
+          <w:rFonts w:ascii="Cascadia Code" w:hAnsi="Cascadia Code" w:cs="Cascadia Code"/>
+          <w:sz w:val="19"/>
+          <w:szCs w:val="19"/>
+          <w:shd w:val="clear" w:color="auto" w:fill="F6F6F6"/>
+        </w:rPr>
+        <w:t xml:space="preserve"> </w:t>
+      </w:r>
+    </w:p>
+    <w:p>
+      <w:pPr>
+        <w:pStyle w:val="SourceCode"/>
+        <w:shd w:val="clear" w:color="auto" w:fill="F6F6F6"/>
+        <w:pBdr>
+          <w:left w:val="single" w:sz="24" w:space="10" w:color="C8510A"/>
+        </w:pBdr>
+        <w:spacing w:before="0" w:after="0" w:line="280" w:lineRule="auto"/>
+      </w:pPr>
+      <w:r>
+        <w:rPr>
+          <w:rFonts w:ascii="Cascadia Code" w:hAnsi="Cascadia Code" w:cs="Cascadia Code"/>
+          <w:sz w:val="19"/>
+          <w:szCs w:val="19"/>
+          <w:shd w:val="clear" w:color="auto" w:fill="F6F6F6"/>
+        </w:rPr>
+        <w:t xml:space="preserve">- List item one</w:t>
+      </w:r>
+    </w:p>
+    <w:p>
+      <w:pPr>
+        <w:pStyle w:val="SourceCode"/>
+        <w:shd w:val="clear" w:color="auto" w:fill="F6F6F6"/>
+        <w:pBdr>
+          <w:left w:val="single" w:sz="24" w:space="10" w:color="C8510A"/>
+        </w:pBdr>
+        <w:spacing w:before="0" w:after="0" w:line="280" w:lineRule="auto"/>
+      </w:pPr>
+      <w:r>
+        <w:rPr>
+          <w:rFonts w:ascii="Cascadia Code" w:hAnsi="Cascadia Code" w:cs="Cascadia Code"/>
+          <w:sz w:val="19"/>
+          <w:szCs w:val="19"/>
+          <w:shd w:val="clear" w:color="auto" w:fill="F6F6F6"/>
+        </w:rPr>
+        <w:t xml:space="preserve">- List item two</w:t>
+      </w:r>
+    </w:p>
+    <w:p>
+      <w:pPr>
+        <w:pStyle w:val="SourceCode"/>
+        <w:shd w:val="clear" w:color="auto" w:fill="F6F6F6"/>
+        <w:pBdr>
+          <w:left w:val="single" w:sz="24" w:space="10" w:color="C8510A"/>
+        </w:pBdr>
+        <w:spacing w:before="0" w:after="0" w:line="280" w:lineRule="auto"/>
+      </w:pPr>
+      <w:r>
+        <w:rPr>
+          <w:rFonts w:ascii="Cascadia Code" w:hAnsi="Cascadia Code" w:cs="Cascadia Code"/>
+          <w:sz w:val="19"/>
+          <w:szCs w:val="19"/>
+          <w:shd w:val="clear" w:color="auto" w:fill="F6F6F6"/>
+        </w:rPr>
+        <w:t xml:space="preserve"> </w:t>
+      </w:r>
+    </w:p>
+    <w:p>
+      <w:pPr>
+        <w:pStyle w:val="SourceCode"/>
+        <w:shd w:val="clear" w:color="auto" w:fill="F6F6F6"/>
+        <w:pBdr>
+          <w:left w:val="single" w:sz="24" w:space="10" w:color="C8510A"/>
+        </w:pBdr>
+        <w:spacing w:before="0" w:after="0" w:line="280" w:lineRule="auto"/>
+      </w:pPr>
+      <w:r>
+        <w:rPr>
+          <w:rFonts w:ascii="Cascadia Code" w:hAnsi="Cascadia Code" w:cs="Cascadia Code"/>
+          <w:sz w:val="19"/>
+          <w:szCs w:val="19"/>
+          <w:shd w:val="clear" w:color="auto" w:fill="F6F6F6"/>
+        </w:rPr>
+        <w:t xml:space="preserve">&lt;/details&gt;</w:t>
+      </w:r>
+    </w:p>
+    <w:p>
+      <w:pPr>
+        <w:pStyle w:val="BodyText"/>
       </w:pPr>
       <w:r>
         <w:rPr>
@@ -5662,7 +6331,10 @@
       </w:r>
       <w:r>
         <w:rPr>
-          <w:rStyle w:val="VerbatimChar"/>
+          <w:rFonts w:ascii="Cascadia Code" w:hAnsi="Cascadia Code" w:cs="Cascadia Code"/>
+          <w:sz w:val="19"/>
+          <w:szCs w:val="19"/>
+          <w:shd w:val="clear" w:color="auto" w:fill="F0F0F0"/>
         </w:rPr>
         <w:t xml:space="preserve">&lt;summary&gt;</w:t>
       </w:r>
@@ -5683,7 +6355,10 @@
       </w:r>
       <w:r>
         <w:rPr>
-          <w:rStyle w:val="VerbatimChar"/>
+          <w:rFonts w:ascii="Cascadia Code" w:hAnsi="Cascadia Code" w:cs="Cascadia Code"/>
+          <w:sz w:val="19"/>
+          <w:szCs w:val="19"/>
+          <w:shd w:val="clear" w:color="auto" w:fill="F0F0F0"/>
         </w:rPr>
         <w:t xml:space="preserve">&lt;details&gt;</w:t>
       </w:r>
@@ -5704,7 +6379,10 @@
       </w:r>
       <w:r>
         <w:rPr>
-          <w:rStyle w:val="VerbatimChar"/>
+          <w:rFonts w:ascii="Cascadia Code" w:hAnsi="Cascadia Code" w:cs="Cascadia Code"/>
+          <w:sz w:val="19"/>
+          <w:szCs w:val="19"/>
+          <w:shd w:val="clear" w:color="auto" w:fill="F0F0F0"/>
         </w:rPr>
         <w:t xml:space="preserve">open</w:t>
       </w:r>
@@ -5719,7 +6397,10 @@
       </w:r>
       <w:r>
         <w:rPr>
-          <w:rStyle w:val="VerbatimChar"/>
+          <w:rFonts w:ascii="Cascadia Code" w:hAnsi="Cascadia Code" w:cs="Cascadia Code"/>
+          <w:sz w:val="19"/>
+          <w:szCs w:val="19"/>
+          <w:shd w:val="clear" w:color="auto" w:fill="F0F0F0"/>
         </w:rPr>
         <w:t xml:space="preserve">&lt;details open&gt;</w:t>
       </w:r>
@@ -5767,257 +6448,139 @@
     <w:p>
       <w:pPr>
         <w:pStyle w:val="SourceCode"/>
-      </w:pPr>
-      <w:r>
-        <w:rPr>
-          <w:rStyle w:val="DataTypeTok"/>
-        </w:rPr>
-        <w:t xml:space="preserve">&lt;</w:t>
-      </w:r>
-      <w:r>
-        <w:rPr>
-          <w:rStyle w:val="KeywordTok"/>
-        </w:rPr>
-        <w:t xml:space="preserve">dl</w:t>
-      </w:r>
-      <w:r>
-        <w:rPr>
-          <w:rStyle w:val="DataTypeTok"/>
-        </w:rPr>
-        <w:t xml:space="preserve">&gt;</w:t>
-      </w:r>
-      <w:r>
-        <w:br/>
-      </w:r>
-      <w:r>
-        <w:rPr>
-          <w:rStyle w:val="NormalTok"/>
-        </w:rPr>
-        <w:t xml:space="preserve">  </w:t>
-      </w:r>
-      <w:r>
-        <w:rPr>
-          <w:rStyle w:val="DataTypeTok"/>
-        </w:rPr>
-        <w:t xml:space="preserve">&lt;</w:t>
-      </w:r>
-      <w:r>
-        <w:rPr>
-          <w:rStyle w:val="KeywordTok"/>
-        </w:rPr>
-        <w:t xml:space="preserve">dt</w:t>
-      </w:r>
-      <w:r>
-        <w:rPr>
-          <w:rStyle w:val="DataTypeTok"/>
-        </w:rPr>
-        <w:t xml:space="preserve">&gt;</w:t>
-      </w:r>
-      <w:r>
-        <w:rPr>
-          <w:rStyle w:val="NormalTok"/>
-        </w:rPr>
-        <w:t xml:space="preserve">Term One</w:t>
-      </w:r>
-      <w:r>
-        <w:rPr>
-          <w:rStyle w:val="DataTypeTok"/>
-        </w:rPr>
-        <w:t xml:space="preserve">&lt;/</w:t>
-      </w:r>
-      <w:r>
-        <w:rPr>
-          <w:rStyle w:val="KeywordTok"/>
-        </w:rPr>
-        <w:t xml:space="preserve">dt</w:t>
-      </w:r>
-      <w:r>
-        <w:rPr>
-          <w:rStyle w:val="DataTypeTok"/>
-        </w:rPr>
-        <w:t xml:space="preserve">&gt;</w:t>
-      </w:r>
-      <w:r>
-        <w:br/>
-      </w:r>
-      <w:r>
-        <w:rPr>
-          <w:rStyle w:val="NormalTok"/>
-        </w:rPr>
-        <w:t xml:space="preserve">  </w:t>
-      </w:r>
-      <w:r>
-        <w:rPr>
-          <w:rStyle w:val="DataTypeTok"/>
-        </w:rPr>
-        <w:t xml:space="preserve">&lt;</w:t>
-      </w:r>
-      <w:r>
-        <w:rPr>
-          <w:rStyle w:val="KeywordTok"/>
-        </w:rPr>
-        <w:t xml:space="preserve">dd</w:t>
-      </w:r>
-      <w:r>
-        <w:rPr>
-          <w:rStyle w:val="DataTypeTok"/>
-        </w:rPr>
-        <w:t xml:space="preserve">&gt;</w:t>
-      </w:r>
-      <w:r>
-        <w:rPr>
-          <w:rStyle w:val="NormalTok"/>
-        </w:rPr>
-        <w:t xml:space="preserve">Definition of term one.</w:t>
-      </w:r>
-      <w:r>
-        <w:rPr>
-          <w:rStyle w:val="DataTypeTok"/>
-        </w:rPr>
-        <w:t xml:space="preserve">&lt;/</w:t>
-      </w:r>
-      <w:r>
-        <w:rPr>
-          <w:rStyle w:val="KeywordTok"/>
-        </w:rPr>
-        <w:t xml:space="preserve">dd</w:t>
-      </w:r>
-      <w:r>
-        <w:rPr>
-          <w:rStyle w:val="DataTypeTok"/>
-        </w:rPr>
-        <w:t xml:space="preserve">&gt;</w:t>
-      </w:r>
-      <w:r>
-        <w:br/>
-      </w:r>
-      <w:r>
-        <w:br/>
-      </w:r>
-      <w:r>
-        <w:rPr>
-          <w:rStyle w:val="NormalTok"/>
-        </w:rPr>
-        <w:t xml:space="preserve">  </w:t>
-      </w:r>
-      <w:r>
-        <w:rPr>
-          <w:rStyle w:val="DataTypeTok"/>
-        </w:rPr>
-        <w:t xml:space="preserve">&lt;</w:t>
-      </w:r>
-      <w:r>
-        <w:rPr>
-          <w:rStyle w:val="KeywordTok"/>
-        </w:rPr>
-        <w:t xml:space="preserve">dt</w:t>
-      </w:r>
-      <w:r>
-        <w:rPr>
-          <w:rStyle w:val="DataTypeTok"/>
-        </w:rPr>
-        <w:t xml:space="preserve">&gt;</w:t>
-      </w:r>
-      <w:r>
-        <w:rPr>
-          <w:rStyle w:val="NormalTok"/>
-        </w:rPr>
-        <w:t xml:space="preserve">Term Two</w:t>
-      </w:r>
-      <w:r>
-        <w:rPr>
-          <w:rStyle w:val="DataTypeTok"/>
-        </w:rPr>
-        <w:t xml:space="preserve">&lt;/</w:t>
-      </w:r>
-      <w:r>
-        <w:rPr>
-          <w:rStyle w:val="KeywordTok"/>
-        </w:rPr>
-        <w:t xml:space="preserve">dt</w:t>
-      </w:r>
-      <w:r>
-        <w:rPr>
-          <w:rStyle w:val="DataTypeTok"/>
-        </w:rPr>
-        <w:t xml:space="preserve">&gt;</w:t>
-      </w:r>
-      <w:r>
-        <w:br/>
-      </w:r>
-      <w:r>
-        <w:rPr>
-          <w:rStyle w:val="NormalTok"/>
-        </w:rPr>
-        <w:t xml:space="preserve">  </w:t>
-      </w:r>
-      <w:r>
-        <w:rPr>
-          <w:rStyle w:val="DataTypeTok"/>
-        </w:rPr>
-        <w:t xml:space="preserve">&lt;</w:t>
-      </w:r>
-      <w:r>
-        <w:rPr>
-          <w:rStyle w:val="KeywordTok"/>
-        </w:rPr>
-        <w:t xml:space="preserve">dd</w:t>
-      </w:r>
-      <w:r>
-        <w:rPr>
-          <w:rStyle w:val="DataTypeTok"/>
-        </w:rPr>
-        <w:t xml:space="preserve">&gt;</w:t>
-      </w:r>
-      <w:r>
-        <w:rPr>
-          <w:rStyle w:val="NormalTok"/>
-        </w:rPr>
-        <w:t xml:space="preserve">Definition of term two.</w:t>
-      </w:r>
-      <w:r>
-        <w:rPr>
-          <w:rStyle w:val="DataTypeTok"/>
-        </w:rPr>
-        <w:t xml:space="preserve">&lt;/</w:t>
-      </w:r>
-      <w:r>
-        <w:rPr>
-          <w:rStyle w:val="KeywordTok"/>
-        </w:rPr>
-        <w:t xml:space="preserve">dd</w:t>
-      </w:r>
-      <w:r>
-        <w:rPr>
-          <w:rStyle w:val="DataTypeTok"/>
-        </w:rPr>
-        <w:t xml:space="preserve">&gt;</w:t>
-      </w:r>
-      <w:r>
-        <w:br/>
-      </w:r>
-      <w:r>
-        <w:rPr>
-          <w:rStyle w:val="DataTypeTok"/>
-        </w:rPr>
-        <w:t xml:space="preserve">&lt;/</w:t>
-      </w:r>
-      <w:r>
-        <w:rPr>
-          <w:rStyle w:val="KeywordTok"/>
-        </w:rPr>
-        <w:t xml:space="preserve">dl</w:t>
-      </w:r>
-      <w:r>
-        <w:rPr>
-          <w:rStyle w:val="DataTypeTok"/>
-        </w:rPr>
-        <w:t xml:space="preserve">&gt;</w:t>
-      </w:r>
-    </w:p>
-    <w:p>
-      <w:pPr>
-        <w:pStyle w:val="FirstParagraph"/>
+        <w:shd w:val="clear" w:color="auto" w:fill="F6F6F6"/>
+        <w:pBdr>
+          <w:left w:val="single" w:sz="24" w:space="10" w:color="C8510A"/>
+        </w:pBdr>
+        <w:spacing w:before="0" w:after="0" w:line="280" w:lineRule="auto"/>
+      </w:pPr>
+      <w:r>
+        <w:rPr>
+          <w:rFonts w:ascii="Cascadia Code" w:hAnsi="Cascadia Code" w:cs="Cascadia Code"/>
+          <w:sz w:val="19"/>
+          <w:szCs w:val="19"/>
+          <w:shd w:val="clear" w:color="auto" w:fill="F6F6F6"/>
+        </w:rPr>
+        <w:t xml:space="preserve">&lt;dl&gt;</w:t>
+      </w:r>
+    </w:p>
+    <w:p>
+      <w:pPr>
+        <w:pStyle w:val="SourceCode"/>
+        <w:shd w:val="clear" w:color="auto" w:fill="F6F6F6"/>
+        <w:pBdr>
+          <w:left w:val="single" w:sz="24" w:space="10" w:color="C8510A"/>
+        </w:pBdr>
+        <w:spacing w:before="0" w:after="0" w:line="280" w:lineRule="auto"/>
+      </w:pPr>
+      <w:r>
+        <w:rPr>
+          <w:rFonts w:ascii="Cascadia Code" w:hAnsi="Cascadia Code" w:cs="Cascadia Code"/>
+          <w:sz w:val="19"/>
+          <w:szCs w:val="19"/>
+          <w:shd w:val="clear" w:color="auto" w:fill="F6F6F6"/>
+        </w:rPr>
+        <w:t xml:space="preserve">  &lt;dt&gt;Term One&lt;/dt&gt;</w:t>
+      </w:r>
+    </w:p>
+    <w:p>
+      <w:pPr>
+        <w:pStyle w:val="SourceCode"/>
+        <w:shd w:val="clear" w:color="auto" w:fill="F6F6F6"/>
+        <w:pBdr>
+          <w:left w:val="single" w:sz="24" w:space="10" w:color="C8510A"/>
+        </w:pBdr>
+        <w:spacing w:before="0" w:after="0" w:line="280" w:lineRule="auto"/>
+      </w:pPr>
+      <w:r>
+        <w:rPr>
+          <w:rFonts w:ascii="Cascadia Code" w:hAnsi="Cascadia Code" w:cs="Cascadia Code"/>
+          <w:sz w:val="19"/>
+          <w:szCs w:val="19"/>
+          <w:shd w:val="clear" w:color="auto" w:fill="F6F6F6"/>
+        </w:rPr>
+        <w:t xml:space="preserve">  &lt;dd&gt;Definition of term one.&lt;/dd&gt;</w:t>
+      </w:r>
+    </w:p>
+    <w:p>
+      <w:pPr>
+        <w:pStyle w:val="SourceCode"/>
+        <w:shd w:val="clear" w:color="auto" w:fill="F6F6F6"/>
+        <w:pBdr>
+          <w:left w:val="single" w:sz="24" w:space="10" w:color="C8510A"/>
+        </w:pBdr>
+        <w:spacing w:before="0" w:after="0" w:line="280" w:lineRule="auto"/>
+      </w:pPr>
+      <w:r>
+        <w:rPr>
+          <w:rFonts w:ascii="Cascadia Code" w:hAnsi="Cascadia Code" w:cs="Cascadia Code"/>
+          <w:sz w:val="19"/>
+          <w:szCs w:val="19"/>
+          <w:shd w:val="clear" w:color="auto" w:fill="F6F6F6"/>
+        </w:rPr>
+        <w:t xml:space="preserve"> </w:t>
+      </w:r>
+    </w:p>
+    <w:p>
+      <w:pPr>
+        <w:pStyle w:val="SourceCode"/>
+        <w:shd w:val="clear" w:color="auto" w:fill="F6F6F6"/>
+        <w:pBdr>
+          <w:left w:val="single" w:sz="24" w:space="10" w:color="C8510A"/>
+        </w:pBdr>
+        <w:spacing w:before="0" w:after="0" w:line="280" w:lineRule="auto"/>
+      </w:pPr>
+      <w:r>
+        <w:rPr>
+          <w:rFonts w:ascii="Cascadia Code" w:hAnsi="Cascadia Code" w:cs="Cascadia Code"/>
+          <w:sz w:val="19"/>
+          <w:szCs w:val="19"/>
+          <w:shd w:val="clear" w:color="auto" w:fill="F6F6F6"/>
+        </w:rPr>
+        <w:t xml:space="preserve">  &lt;dt&gt;Term Two&lt;/dt&gt;</w:t>
+      </w:r>
+    </w:p>
+    <w:p>
+      <w:pPr>
+        <w:pStyle w:val="SourceCode"/>
+        <w:shd w:val="clear" w:color="auto" w:fill="F6F6F6"/>
+        <w:pBdr>
+          <w:left w:val="single" w:sz="24" w:space="10" w:color="C8510A"/>
+        </w:pBdr>
+        <w:spacing w:before="0" w:after="0" w:line="280" w:lineRule="auto"/>
+      </w:pPr>
+      <w:r>
+        <w:rPr>
+          <w:rFonts w:ascii="Cascadia Code" w:hAnsi="Cascadia Code" w:cs="Cascadia Code"/>
+          <w:sz w:val="19"/>
+          <w:szCs w:val="19"/>
+          <w:shd w:val="clear" w:color="auto" w:fill="F6F6F6"/>
+        </w:rPr>
+        <w:t xml:space="preserve">  &lt;dd&gt;Definition of term two.&lt;/dd&gt;</w:t>
+      </w:r>
+    </w:p>
+    <w:p>
+      <w:pPr>
+        <w:pStyle w:val="SourceCode"/>
+        <w:shd w:val="clear" w:color="auto" w:fill="F6F6F6"/>
+        <w:pBdr>
+          <w:left w:val="single" w:sz="24" w:space="10" w:color="C8510A"/>
+        </w:pBdr>
+        <w:spacing w:before="0" w:after="0" w:line="280" w:lineRule="auto"/>
+      </w:pPr>
+      <w:r>
+        <w:rPr>
+          <w:rFonts w:ascii="Cascadia Code" w:hAnsi="Cascadia Code" w:cs="Cascadia Code"/>
+          <w:sz w:val="19"/>
+          <w:szCs w:val="19"/>
+          <w:shd w:val="clear" w:color="auto" w:fill="F6F6F6"/>
+        </w:rPr>
+        <w:t xml:space="preserve">&lt;/dl&gt;</w:t>
+      </w:r>
+    </w:p>
+    <w:p>
+      <w:pPr>
+        <w:pStyle w:val="BodyText"/>
       </w:pPr>
       <w:r>
         <w:rPr>
@@ -6070,47 +6633,101 @@
     <w:p>
       <w:pPr>
         <w:pStyle w:val="SourceCode"/>
-      </w:pPr>
-      <w:r>
-        <w:rPr>
-          <w:rStyle w:val="NormalTok"/>
+        <w:shd w:val="clear" w:color="auto" w:fill="F6F6F6"/>
+        <w:pBdr>
+          <w:left w:val="single" w:sz="24" w:space="10" w:color="C8510A"/>
+        </w:pBdr>
+        <w:spacing w:before="0" w:after="0" w:line="280" w:lineRule="auto"/>
+      </w:pPr>
+      <w:r>
+        <w:rPr>
+          <w:rFonts w:ascii="Cascadia Code" w:hAnsi="Cascadia Code" w:cs="Cascadia Code"/>
+          <w:sz w:val="19"/>
+          <w:szCs w:val="19"/>
+          <w:shd w:val="clear" w:color="auto" w:fill="F6F6F6"/>
         </w:rPr>
         <w:t xml:space="preserve">Term One</w:t>
       </w:r>
-      <w:r>
-        <w:br/>
-      </w:r>
-      <w:r>
-        <w:rPr>
-          <w:rStyle w:val="NormalTok"/>
+    </w:p>
+    <w:p>
+      <w:pPr>
+        <w:pStyle w:val="SourceCode"/>
+        <w:shd w:val="clear" w:color="auto" w:fill="F6F6F6"/>
+        <w:pBdr>
+          <w:left w:val="single" w:sz="24" w:space="10" w:color="C8510A"/>
+        </w:pBdr>
+        <w:spacing w:before="0" w:after="0" w:line="280" w:lineRule="auto"/>
+      </w:pPr>
+      <w:r>
+        <w:rPr>
+          <w:rFonts w:ascii="Cascadia Code" w:hAnsi="Cascadia Code" w:cs="Cascadia Code"/>
+          <w:sz w:val="19"/>
+          <w:szCs w:val="19"/>
+          <w:shd w:val="clear" w:color="auto" w:fill="F6F6F6"/>
         </w:rPr>
         <w:t xml:space="preserve">: Definition of term one.</w:t>
       </w:r>
-      <w:r>
-        <w:br/>
-      </w:r>
-      <w:r>
-        <w:br/>
-      </w:r>
-      <w:r>
-        <w:rPr>
-          <w:rStyle w:val="NormalTok"/>
+    </w:p>
+    <w:p>
+      <w:pPr>
+        <w:pStyle w:val="SourceCode"/>
+        <w:shd w:val="clear" w:color="auto" w:fill="F6F6F6"/>
+        <w:pBdr>
+          <w:left w:val="single" w:sz="24" w:space="10" w:color="C8510A"/>
+        </w:pBdr>
+        <w:spacing w:before="0" w:after="0" w:line="280" w:lineRule="auto"/>
+      </w:pPr>
+      <w:r>
+        <w:rPr>
+          <w:rFonts w:ascii="Cascadia Code" w:hAnsi="Cascadia Code" w:cs="Cascadia Code"/>
+          <w:sz w:val="19"/>
+          <w:szCs w:val="19"/>
+          <w:shd w:val="clear" w:color="auto" w:fill="F6F6F6"/>
+        </w:rPr>
+        <w:t xml:space="preserve"> </w:t>
+      </w:r>
+    </w:p>
+    <w:p>
+      <w:pPr>
+        <w:pStyle w:val="SourceCode"/>
+        <w:shd w:val="clear" w:color="auto" w:fill="F6F6F6"/>
+        <w:pBdr>
+          <w:left w:val="single" w:sz="24" w:space="10" w:color="C8510A"/>
+        </w:pBdr>
+        <w:spacing w:before="0" w:after="0" w:line="280" w:lineRule="auto"/>
+      </w:pPr>
+      <w:r>
+        <w:rPr>
+          <w:rFonts w:ascii="Cascadia Code" w:hAnsi="Cascadia Code" w:cs="Cascadia Code"/>
+          <w:sz w:val="19"/>
+          <w:szCs w:val="19"/>
+          <w:shd w:val="clear" w:color="auto" w:fill="F6F6F6"/>
         </w:rPr>
         <w:t xml:space="preserve">Term Two</w:t>
       </w:r>
-      <w:r>
-        <w:br/>
-      </w:r>
-      <w:r>
-        <w:rPr>
-          <w:rStyle w:val="NormalTok"/>
+    </w:p>
+    <w:p>
+      <w:pPr>
+        <w:pStyle w:val="SourceCode"/>
+        <w:shd w:val="clear" w:color="auto" w:fill="F6F6F6"/>
+        <w:pBdr>
+          <w:left w:val="single" w:sz="24" w:space="10" w:color="C8510A"/>
+        </w:pBdr>
+        <w:spacing w:before="0" w:after="0" w:line="280" w:lineRule="auto"/>
+      </w:pPr>
+      <w:r>
+        <w:rPr>
+          <w:rFonts w:ascii="Cascadia Code" w:hAnsi="Cascadia Code" w:cs="Cascadia Code"/>
+          <w:sz w:val="19"/>
+          <w:szCs w:val="19"/>
+          <w:shd w:val="clear" w:color="auto" w:fill="F6F6F6"/>
         </w:rPr>
         <w:t xml:space="preserve">: Definition of term two.</w:t>
       </w:r>
     </w:p>
     <w:p>
       <w:pPr>
-        <w:pStyle w:val="FirstParagraph"/>
+        <w:pStyle w:val="BodyText"/>
       </w:pPr>
       <w:r>
         <w:t xml:space="preserve">This native syntax is</w:t>
@@ -6169,17 +6786,25 @@
     <w:p>
       <w:pPr>
         <w:pStyle w:val="SourceCode"/>
-      </w:pPr>
-      <w:r>
-        <w:rPr>
-          <w:rStyle w:val="NormalTok"/>
+        <w:shd w:val="clear" w:color="auto" w:fill="F6F6F6"/>
+        <w:pBdr>
+          <w:left w:val="single" w:sz="24" w:space="10" w:color="C8510A"/>
+        </w:pBdr>
+        <w:spacing w:before="0" w:after="0" w:line="280" w:lineRule="auto"/>
+      </w:pPr>
+      <w:r>
+        <w:rPr>
+          <w:rFonts w:ascii="Cascadia Code" w:hAnsi="Cascadia Code" w:cs="Cascadia Code"/>
+          <w:sz w:val="19"/>
+          <w:szCs w:val="19"/>
+          <w:shd w:val="clear" w:color="auto" w:fill="F6F6F6"/>
         </w:rPr>
         <w:t xml:space="preserve">🚀 Launch day! 🌕 See you on the Moon.</w:t>
       </w:r>
     </w:p>
     <w:p>
       <w:pPr>
-        <w:pStyle w:val="FirstParagraph"/>
+        <w:pStyle w:val="BodyText"/>
       </w:pPr>
       <w:r>
         <w:t xml:space="preserve">🚀 Launch day! 🌕 See you on the Moon.</w:t>
@@ -6206,35 +6831,25 @@
     <w:p>
       <w:pPr>
         <w:pStyle w:val="SourceCode"/>
-      </w:pPr>
-      <w:r>
-        <w:rPr>
-          <w:rStyle w:val="SpecialCharTok"/>
-        </w:rPr>
-        <w:t xml:space="preserve">:rocket:</w:t>
-      </w:r>
-      <w:r>
-        <w:rPr>
-          <w:rStyle w:val="NormalTok"/>
-        </w:rPr>
-        <w:t xml:space="preserve"> Launch day! </w:t>
-      </w:r>
-      <w:r>
-        <w:rPr>
-          <w:rStyle w:val="SpecialCharTok"/>
-        </w:rPr>
-        <w:t xml:space="preserve">:full_moon:</w:t>
-      </w:r>
-      <w:r>
-        <w:rPr>
-          <w:rStyle w:val="NormalTok"/>
-        </w:rPr>
-        <w:t xml:space="preserve"> See you on the Moon.</w:t>
-      </w:r>
-    </w:p>
-    <w:p>
-      <w:pPr>
-        <w:pStyle w:val="FirstParagraph"/>
+        <w:shd w:val="clear" w:color="auto" w:fill="F6F6F6"/>
+        <w:pBdr>
+          <w:left w:val="single" w:sz="24" w:space="10" w:color="C8510A"/>
+        </w:pBdr>
+        <w:spacing w:before="0" w:after="0" w:line="280" w:lineRule="auto"/>
+      </w:pPr>
+      <w:r>
+        <w:rPr>
+          <w:rFonts w:ascii="Cascadia Code" w:hAnsi="Cascadia Code" w:cs="Cascadia Code"/>
+          <w:sz w:val="19"/>
+          <w:szCs w:val="19"/>
+          <w:shd w:val="clear" w:color="auto" w:fill="F6F6F6"/>
+        </w:rPr>
+        <w:t xml:space="preserve">:rocket: Launch day! :full_moon: See you on the Moon.</w:t>
+      </w:r>
+    </w:p>
+    <w:p>
+      <w:pPr>
+        <w:pStyle w:val="BodyText"/>
       </w:pPr>
       <w:r>
         <w:t xml:space="preserve">:rocket: Launch day! :full_moon: See you on the Moon.</w:t>
@@ -6313,435 +6928,305 @@
     <w:p>
       <w:pPr>
         <w:pStyle w:val="SourceCode"/>
-      </w:pPr>
-      <w:r>
-        <w:rPr>
-          <w:rStyle w:val="CommentTok"/>
+        <w:shd w:val="clear" w:color="auto" w:fill="F6F6F6"/>
+        <w:pBdr>
+          <w:left w:val="single" w:sz="24" w:space="10" w:color="C8510A"/>
+        </w:pBdr>
+        <w:spacing w:before="0" w:after="0" w:line="280" w:lineRule="auto"/>
+      </w:pPr>
+      <w:r>
+        <w:rPr>
+          <w:rFonts w:ascii="Cascadia Code" w:hAnsi="Cascadia Code" w:cs="Cascadia Code"/>
+          <w:sz w:val="19"/>
+          <w:szCs w:val="19"/>
+          <w:shd w:val="clear" w:color="auto" w:fill="F6F6F6"/>
         </w:rPr>
         <w:t xml:space="preserve">&lt;!-- Subscript and superscript --&gt;</w:t>
       </w:r>
-      <w:r>
-        <w:br/>
-      </w:r>
-      <w:r>
-        <w:rPr>
-          <w:rStyle w:val="NormalTok"/>
-        </w:rPr>
-        <w:t xml:space="preserve">H</w:t>
-      </w:r>
-      <w:r>
-        <w:rPr>
-          <w:rStyle w:val="DataTypeTok"/>
-        </w:rPr>
-        <w:t xml:space="preserve">&lt;</w:t>
-      </w:r>
-      <w:r>
-        <w:rPr>
-          <w:rStyle w:val="KeywordTok"/>
-        </w:rPr>
-        <w:t xml:space="preserve">sub</w:t>
-      </w:r>
-      <w:r>
-        <w:rPr>
-          <w:rStyle w:val="DataTypeTok"/>
-        </w:rPr>
-        <w:t xml:space="preserve">&gt;</w:t>
-      </w:r>
-      <w:r>
-        <w:rPr>
-          <w:rStyle w:val="NormalTok"/>
-        </w:rPr>
-        <w:t xml:space="preserve">2</w:t>
-      </w:r>
-      <w:r>
-        <w:rPr>
-          <w:rStyle w:val="DataTypeTok"/>
-        </w:rPr>
-        <w:t xml:space="preserve">&lt;/</w:t>
-      </w:r>
-      <w:r>
-        <w:rPr>
-          <w:rStyle w:val="KeywordTok"/>
-        </w:rPr>
-        <w:t xml:space="preserve">sub</w:t>
-      </w:r>
-      <w:r>
-        <w:rPr>
-          <w:rStyle w:val="DataTypeTok"/>
-        </w:rPr>
-        <w:t xml:space="preserve">&gt;</w:t>
-      </w:r>
-      <w:r>
-        <w:rPr>
-          <w:rStyle w:val="NormalTok"/>
-        </w:rPr>
-        <w:t xml:space="preserve">O is water. E = mc</w:t>
-      </w:r>
-      <w:r>
-        <w:rPr>
-          <w:rStyle w:val="DataTypeTok"/>
-        </w:rPr>
-        <w:t xml:space="preserve">&lt;</w:t>
-      </w:r>
-      <w:r>
-        <w:rPr>
-          <w:rStyle w:val="KeywordTok"/>
-        </w:rPr>
-        <w:t xml:space="preserve">sup</w:t>
-      </w:r>
-      <w:r>
-        <w:rPr>
-          <w:rStyle w:val="DataTypeTok"/>
-        </w:rPr>
-        <w:t xml:space="preserve">&gt;</w:t>
-      </w:r>
-      <w:r>
-        <w:rPr>
-          <w:rStyle w:val="NormalTok"/>
-        </w:rPr>
-        <w:t xml:space="preserve">2</w:t>
-      </w:r>
-      <w:r>
-        <w:rPr>
-          <w:rStyle w:val="DataTypeTok"/>
-        </w:rPr>
-        <w:t xml:space="preserve">&lt;/</w:t>
-      </w:r>
-      <w:r>
-        <w:rPr>
-          <w:rStyle w:val="KeywordTok"/>
-        </w:rPr>
-        <w:t xml:space="preserve">sup</w:t>
-      </w:r>
-      <w:r>
-        <w:rPr>
-          <w:rStyle w:val="DataTypeTok"/>
-        </w:rPr>
-        <w:t xml:space="preserve">&gt;</w:t>
-      </w:r>
-      <w:r>
-        <w:rPr>
-          <w:rStyle w:val="NormalTok"/>
-        </w:rPr>
-        <w:t xml:space="preserve">.</w:t>
-      </w:r>
-      <w:r>
-        <w:br/>
-      </w:r>
-      <w:r>
-        <w:br/>
-      </w:r>
-      <w:r>
-        <w:rPr>
-          <w:rStyle w:val="CommentTok"/>
+    </w:p>
+    <w:p>
+      <w:pPr>
+        <w:pStyle w:val="SourceCode"/>
+        <w:shd w:val="clear" w:color="auto" w:fill="F6F6F6"/>
+        <w:pBdr>
+          <w:left w:val="single" w:sz="24" w:space="10" w:color="C8510A"/>
+        </w:pBdr>
+        <w:spacing w:before="0" w:after="0" w:line="280" w:lineRule="auto"/>
+      </w:pPr>
+      <w:r>
+        <w:rPr>
+          <w:rFonts w:ascii="Cascadia Code" w:hAnsi="Cascadia Code" w:cs="Cascadia Code"/>
+          <w:sz w:val="19"/>
+          <w:szCs w:val="19"/>
+          <w:shd w:val="clear" w:color="auto" w:fill="F6F6F6"/>
+        </w:rPr>
+        <w:t xml:space="preserve">H&lt;sub&gt;2&lt;/sub&gt;O is water. E = mc&lt;sup&gt;2&lt;/sup&gt;.</w:t>
+      </w:r>
+    </w:p>
+    <w:p>
+      <w:pPr>
+        <w:pStyle w:val="SourceCode"/>
+        <w:shd w:val="clear" w:color="auto" w:fill="F6F6F6"/>
+        <w:pBdr>
+          <w:left w:val="single" w:sz="24" w:space="10" w:color="C8510A"/>
+        </w:pBdr>
+        <w:spacing w:before="0" w:after="0" w:line="280" w:lineRule="auto"/>
+      </w:pPr>
+      <w:r>
+        <w:rPr>
+          <w:rFonts w:ascii="Cascadia Code" w:hAnsi="Cascadia Code" w:cs="Cascadia Code"/>
+          <w:sz w:val="19"/>
+          <w:szCs w:val="19"/>
+          <w:shd w:val="clear" w:color="auto" w:fill="F6F6F6"/>
+        </w:rPr>
+        <w:t xml:space="preserve"> </w:t>
+      </w:r>
+    </w:p>
+    <w:p>
+      <w:pPr>
+        <w:pStyle w:val="SourceCode"/>
+        <w:shd w:val="clear" w:color="auto" w:fill="F6F6F6"/>
+        <w:pBdr>
+          <w:left w:val="single" w:sz="24" w:space="10" w:color="C8510A"/>
+        </w:pBdr>
+        <w:spacing w:before="0" w:after="0" w:line="280" w:lineRule="auto"/>
+      </w:pPr>
+      <w:r>
+        <w:rPr>
+          <w:rFonts w:ascii="Cascadia Code" w:hAnsi="Cascadia Code" w:cs="Cascadia Code"/>
+          <w:sz w:val="19"/>
+          <w:szCs w:val="19"/>
+          <w:shd w:val="clear" w:color="auto" w:fill="F6F6F6"/>
         </w:rPr>
         <w:t xml:space="preserve">&lt;!-- Keyboard keys --&gt;</w:t>
       </w:r>
-      <w:r>
-        <w:br/>
-      </w:r>
-      <w:r>
-        <w:rPr>
-          <w:rStyle w:val="NormalTok"/>
-        </w:rPr>
-        <w:t xml:space="preserve">Press </w:t>
-      </w:r>
-      <w:r>
-        <w:rPr>
-          <w:rStyle w:val="DataTypeTok"/>
-        </w:rPr>
-        <w:t xml:space="preserve">&lt;</w:t>
-      </w:r>
-      <w:r>
-        <w:rPr>
-          <w:rStyle w:val="KeywordTok"/>
-        </w:rPr>
-        <w:t xml:space="preserve">kbd</w:t>
-      </w:r>
-      <w:r>
-        <w:rPr>
-          <w:rStyle w:val="DataTypeTok"/>
-        </w:rPr>
-        <w:t xml:space="preserve">&gt;</w:t>
-      </w:r>
-      <w:r>
-        <w:rPr>
-          <w:rStyle w:val="NormalTok"/>
-        </w:rPr>
-        <w:t xml:space="preserve">Ctrl</w:t>
-      </w:r>
-      <w:r>
-        <w:rPr>
-          <w:rStyle w:val="DataTypeTok"/>
-        </w:rPr>
-        <w:t xml:space="preserve">&lt;/</w:t>
-      </w:r>
-      <w:r>
-        <w:rPr>
-          <w:rStyle w:val="KeywordTok"/>
-        </w:rPr>
-        <w:t xml:space="preserve">kbd</w:t>
-      </w:r>
-      <w:r>
-        <w:rPr>
-          <w:rStyle w:val="DataTypeTok"/>
-        </w:rPr>
-        <w:t xml:space="preserve">&gt;</w:t>
-      </w:r>
-      <w:r>
-        <w:rPr>
-          <w:rStyle w:val="NormalTok"/>
-        </w:rPr>
-        <w:t xml:space="preserve"> + </w:t>
-      </w:r>
-      <w:r>
-        <w:rPr>
-          <w:rStyle w:val="DataTypeTok"/>
-        </w:rPr>
-        <w:t xml:space="preserve">&lt;</w:t>
-      </w:r>
-      <w:r>
-        <w:rPr>
-          <w:rStyle w:val="KeywordTok"/>
-        </w:rPr>
-        <w:t xml:space="preserve">kbd</w:t>
-      </w:r>
-      <w:r>
-        <w:rPr>
-          <w:rStyle w:val="DataTypeTok"/>
-        </w:rPr>
-        <w:t xml:space="preserve">&gt;</w:t>
-      </w:r>
-      <w:r>
-        <w:rPr>
-          <w:rStyle w:val="NormalTok"/>
-        </w:rPr>
-        <w:t xml:space="preserve">C</w:t>
-      </w:r>
-      <w:r>
-        <w:rPr>
-          <w:rStyle w:val="DataTypeTok"/>
-        </w:rPr>
-        <w:t xml:space="preserve">&lt;/</w:t>
-      </w:r>
-      <w:r>
-        <w:rPr>
-          <w:rStyle w:val="KeywordTok"/>
-        </w:rPr>
-        <w:t xml:space="preserve">kbd</w:t>
-      </w:r>
-      <w:r>
-        <w:rPr>
-          <w:rStyle w:val="DataTypeTok"/>
-        </w:rPr>
-        <w:t xml:space="preserve">&gt;</w:t>
-      </w:r>
-      <w:r>
-        <w:rPr>
-          <w:rStyle w:val="NormalTok"/>
-        </w:rPr>
-        <w:t xml:space="preserve"> to copy.</w:t>
-      </w:r>
-      <w:r>
-        <w:br/>
-      </w:r>
-      <w:r>
-        <w:br/>
-      </w:r>
-      <w:r>
-        <w:rPr>
-          <w:rStyle w:val="CommentTok"/>
+    </w:p>
+    <w:p>
+      <w:pPr>
+        <w:pStyle w:val="SourceCode"/>
+        <w:shd w:val="clear" w:color="auto" w:fill="F6F6F6"/>
+        <w:pBdr>
+          <w:left w:val="single" w:sz="24" w:space="10" w:color="C8510A"/>
+        </w:pBdr>
+        <w:spacing w:before="0" w:after="0" w:line="280" w:lineRule="auto"/>
+      </w:pPr>
+      <w:r>
+        <w:rPr>
+          <w:rFonts w:ascii="Cascadia Code" w:hAnsi="Cascadia Code" w:cs="Cascadia Code"/>
+          <w:sz w:val="19"/>
+          <w:szCs w:val="19"/>
+          <w:shd w:val="clear" w:color="auto" w:fill="F6F6F6"/>
+        </w:rPr>
+        <w:t xml:space="preserve">Press &lt;kbd&gt;Ctrl&lt;/kbd&gt; + &lt;kbd&gt;C&lt;/kbd&gt; to copy.</w:t>
+      </w:r>
+    </w:p>
+    <w:p>
+      <w:pPr>
+        <w:pStyle w:val="SourceCode"/>
+        <w:shd w:val="clear" w:color="auto" w:fill="F6F6F6"/>
+        <w:pBdr>
+          <w:left w:val="single" w:sz="24" w:space="10" w:color="C8510A"/>
+        </w:pBdr>
+        <w:spacing w:before="0" w:after="0" w:line="280" w:lineRule="auto"/>
+      </w:pPr>
+      <w:r>
+        <w:rPr>
+          <w:rFonts w:ascii="Cascadia Code" w:hAnsi="Cascadia Code" w:cs="Cascadia Code"/>
+          <w:sz w:val="19"/>
+          <w:szCs w:val="19"/>
+          <w:shd w:val="clear" w:color="auto" w:fill="F6F6F6"/>
+        </w:rPr>
+        <w:t xml:space="preserve"> </w:t>
+      </w:r>
+    </w:p>
+    <w:p>
+      <w:pPr>
+        <w:pStyle w:val="SourceCode"/>
+        <w:shd w:val="clear" w:color="auto" w:fill="F6F6F6"/>
+        <w:pBdr>
+          <w:left w:val="single" w:sz="24" w:space="10" w:color="C8510A"/>
+        </w:pBdr>
+        <w:spacing w:before="0" w:after="0" w:line="280" w:lineRule="auto"/>
+      </w:pPr>
+      <w:r>
+        <w:rPr>
+          <w:rFonts w:ascii="Cascadia Code" w:hAnsi="Cascadia Code" w:cs="Cascadia Code"/>
+          <w:sz w:val="19"/>
+          <w:szCs w:val="19"/>
+          <w:shd w:val="clear" w:color="auto" w:fill="F6F6F6"/>
         </w:rPr>
         <w:t xml:space="preserve">&lt;!-- Centered text --&gt;</w:t>
       </w:r>
-      <w:r>
-        <w:br/>
-      </w:r>
-      <w:r>
-        <w:rPr>
-          <w:rStyle w:val="DataTypeTok"/>
-        </w:rPr>
-        <w:t xml:space="preserve">&lt;</w:t>
-      </w:r>
-      <w:r>
-        <w:rPr>
-          <w:rStyle w:val="KeywordTok"/>
-        </w:rPr>
-        <w:t xml:space="preserve">div</w:t>
-      </w:r>
-      <w:r>
-        <w:rPr>
-          <w:rStyle w:val="OtherTok"/>
-        </w:rPr>
-        <w:t xml:space="preserve"> align</w:t>
-      </w:r>
-      <w:r>
-        <w:rPr>
-          <w:rStyle w:val="OperatorTok"/>
-        </w:rPr>
-        <w:t xml:space="preserve">=</w:t>
-      </w:r>
-      <w:r>
-        <w:rPr>
-          <w:rStyle w:val="StringTok"/>
-        </w:rPr>
-        <w:t xml:space="preserve">"center"</w:t>
-      </w:r>
-      <w:r>
-        <w:rPr>
-          <w:rStyle w:val="DataTypeTok"/>
-        </w:rPr>
-        <w:t xml:space="preserve">&gt;</w:t>
-      </w:r>
-      <w:r>
-        <w:br/>
-      </w:r>
-      <w:r>
-        <w:rPr>
-          <w:rStyle w:val="NormalTok"/>
+    </w:p>
+    <w:p>
+      <w:pPr>
+        <w:pStyle w:val="SourceCode"/>
+        <w:shd w:val="clear" w:color="auto" w:fill="F6F6F6"/>
+        <w:pBdr>
+          <w:left w:val="single" w:sz="24" w:space="10" w:color="C8510A"/>
+        </w:pBdr>
+        <w:spacing w:before="0" w:after="0" w:line="280" w:lineRule="auto"/>
+      </w:pPr>
+      <w:r>
+        <w:rPr>
+          <w:rFonts w:ascii="Cascadia Code" w:hAnsi="Cascadia Code" w:cs="Cascadia Code"/>
+          <w:sz w:val="19"/>
+          <w:szCs w:val="19"/>
+          <w:shd w:val="clear" w:color="auto" w:fill="F6F6F6"/>
+        </w:rPr>
+        <w:t xml:space="preserve">&lt;div align="center"&gt;</w:t>
+      </w:r>
+    </w:p>
+    <w:p>
+      <w:pPr>
+        <w:pStyle w:val="SourceCode"/>
+        <w:shd w:val="clear" w:color="auto" w:fill="F6F6F6"/>
+        <w:pBdr>
+          <w:left w:val="single" w:sz="24" w:space="10" w:color="C8510A"/>
+        </w:pBdr>
+        <w:spacing w:before="0" w:after="0" w:line="280" w:lineRule="auto"/>
+      </w:pPr>
+      <w:r>
+        <w:rPr>
+          <w:rFonts w:ascii="Cascadia Code" w:hAnsi="Cascadia Code" w:cs="Cascadia Code"/>
+          <w:sz w:val="19"/>
+          <w:szCs w:val="19"/>
+          <w:shd w:val="clear" w:color="auto" w:fill="F6F6F6"/>
         </w:rPr>
         <w:t xml:space="preserve">  Centered content here.</w:t>
       </w:r>
-      <w:r>
-        <w:br/>
-      </w:r>
-      <w:r>
-        <w:rPr>
-          <w:rStyle w:val="DataTypeTok"/>
-        </w:rPr>
-        <w:t xml:space="preserve">&lt;/</w:t>
-      </w:r>
-      <w:r>
-        <w:rPr>
-          <w:rStyle w:val="KeywordTok"/>
-        </w:rPr>
-        <w:t xml:space="preserve">div</w:t>
-      </w:r>
-      <w:r>
-        <w:rPr>
-          <w:rStyle w:val="DataTypeTok"/>
-        </w:rPr>
-        <w:t xml:space="preserve">&gt;</w:t>
-      </w:r>
-      <w:r>
-        <w:br/>
-      </w:r>
-      <w:r>
-        <w:br/>
-      </w:r>
-      <w:r>
-        <w:rPr>
-          <w:rStyle w:val="CommentTok"/>
+    </w:p>
+    <w:p>
+      <w:pPr>
+        <w:pStyle w:val="SourceCode"/>
+        <w:shd w:val="clear" w:color="auto" w:fill="F6F6F6"/>
+        <w:pBdr>
+          <w:left w:val="single" w:sz="24" w:space="10" w:color="C8510A"/>
+        </w:pBdr>
+        <w:spacing w:before="0" w:after="0" w:line="280" w:lineRule="auto"/>
+      </w:pPr>
+      <w:r>
+        <w:rPr>
+          <w:rFonts w:ascii="Cascadia Code" w:hAnsi="Cascadia Code" w:cs="Cascadia Code"/>
+          <w:sz w:val="19"/>
+          <w:szCs w:val="19"/>
+          <w:shd w:val="clear" w:color="auto" w:fill="F6F6F6"/>
+        </w:rPr>
+        <w:t xml:space="preserve">&lt;/div&gt;</w:t>
+      </w:r>
+    </w:p>
+    <w:p>
+      <w:pPr>
+        <w:pStyle w:val="SourceCode"/>
+        <w:shd w:val="clear" w:color="auto" w:fill="F6F6F6"/>
+        <w:pBdr>
+          <w:left w:val="single" w:sz="24" w:space="10" w:color="C8510A"/>
+        </w:pBdr>
+        <w:spacing w:before="0" w:after="0" w:line="280" w:lineRule="auto"/>
+      </w:pPr>
+      <w:r>
+        <w:rPr>
+          <w:rFonts w:ascii="Cascadia Code" w:hAnsi="Cascadia Code" w:cs="Cascadia Code"/>
+          <w:sz w:val="19"/>
+          <w:szCs w:val="19"/>
+          <w:shd w:val="clear" w:color="auto" w:fill="F6F6F6"/>
+        </w:rPr>
+        <w:t xml:space="preserve"> </w:t>
+      </w:r>
+    </w:p>
+    <w:p>
+      <w:pPr>
+        <w:pStyle w:val="SourceCode"/>
+        <w:shd w:val="clear" w:color="auto" w:fill="F6F6F6"/>
+        <w:pBdr>
+          <w:left w:val="single" w:sz="24" w:space="10" w:color="C8510A"/>
+        </w:pBdr>
+        <w:spacing w:before="0" w:after="0" w:line="280" w:lineRule="auto"/>
+      </w:pPr>
+      <w:r>
+        <w:rPr>
+          <w:rFonts w:ascii="Cascadia Code" w:hAnsi="Cascadia Code" w:cs="Cascadia Code"/>
+          <w:sz w:val="19"/>
+          <w:szCs w:val="19"/>
+          <w:shd w:val="clear" w:color="auto" w:fill="F6F6F6"/>
         </w:rPr>
         <w:t xml:space="preserve">&lt;!-- Colored text (GitHub doesn't support this) --&gt;</w:t>
       </w:r>
-      <w:r>
-        <w:br/>
-      </w:r>
-      <w:r>
-        <w:rPr>
-          <w:rStyle w:val="DataTypeTok"/>
-        </w:rPr>
-        <w:t xml:space="preserve">&lt;</w:t>
-      </w:r>
-      <w:r>
-        <w:rPr>
-          <w:rStyle w:val="KeywordTok"/>
-        </w:rPr>
-        <w:t xml:space="preserve">span</w:t>
-      </w:r>
-      <w:r>
-        <w:rPr>
-          <w:rStyle w:val="OtherTok"/>
-        </w:rPr>
-        <w:t xml:space="preserve"> style</w:t>
-      </w:r>
-      <w:r>
-        <w:rPr>
-          <w:rStyle w:val="OperatorTok"/>
-        </w:rPr>
-        <w:t xml:space="preserve">=</w:t>
-      </w:r>
-      <w:r>
-        <w:rPr>
-          <w:rStyle w:val="StringTok"/>
-        </w:rPr>
-        <w:t xml:space="preserve">"color: red;"</w:t>
-      </w:r>
-      <w:r>
-        <w:rPr>
-          <w:rStyle w:val="DataTypeTok"/>
-        </w:rPr>
-        <w:t xml:space="preserve">&gt;</w:t>
-      </w:r>
-      <w:r>
-        <w:rPr>
-          <w:rStyle w:val="NormalTok"/>
-        </w:rPr>
-        <w:t xml:space="preserve">Red text</w:t>
-      </w:r>
-      <w:r>
-        <w:rPr>
-          <w:rStyle w:val="DataTypeTok"/>
-        </w:rPr>
-        <w:t xml:space="preserve">&lt;/</w:t>
-      </w:r>
-      <w:r>
-        <w:rPr>
-          <w:rStyle w:val="KeywordTok"/>
-        </w:rPr>
-        <w:t xml:space="preserve">span</w:t>
-      </w:r>
-      <w:r>
-        <w:rPr>
-          <w:rStyle w:val="DataTypeTok"/>
-        </w:rPr>
-        <w:t xml:space="preserve">&gt;</w:t>
-      </w:r>
-      <w:r>
-        <w:br/>
-      </w:r>
-      <w:r>
-        <w:br/>
-      </w:r>
-      <w:r>
-        <w:rPr>
-          <w:rStyle w:val="CommentTok"/>
+    </w:p>
+    <w:p>
+      <w:pPr>
+        <w:pStyle w:val="SourceCode"/>
+        <w:shd w:val="clear" w:color="auto" w:fill="F6F6F6"/>
+        <w:pBdr>
+          <w:left w:val="single" w:sz="24" w:space="10" w:color="C8510A"/>
+        </w:pBdr>
+        <w:spacing w:before="0" w:after="0" w:line="280" w:lineRule="auto"/>
+      </w:pPr>
+      <w:r>
+        <w:rPr>
+          <w:rFonts w:ascii="Cascadia Code" w:hAnsi="Cascadia Code" w:cs="Cascadia Code"/>
+          <w:sz w:val="19"/>
+          <w:szCs w:val="19"/>
+          <w:shd w:val="clear" w:color="auto" w:fill="F6F6F6"/>
+        </w:rPr>
+        <w:t xml:space="preserve">&lt;span style="color: red;"&gt;Red text&lt;/span&gt;</w:t>
+      </w:r>
+    </w:p>
+    <w:p>
+      <w:pPr>
+        <w:pStyle w:val="SourceCode"/>
+        <w:shd w:val="clear" w:color="auto" w:fill="F6F6F6"/>
+        <w:pBdr>
+          <w:left w:val="single" w:sz="24" w:space="10" w:color="C8510A"/>
+        </w:pBdr>
+        <w:spacing w:before="0" w:after="0" w:line="280" w:lineRule="auto"/>
+      </w:pPr>
+      <w:r>
+        <w:rPr>
+          <w:rFonts w:ascii="Cascadia Code" w:hAnsi="Cascadia Code" w:cs="Cascadia Code"/>
+          <w:sz w:val="19"/>
+          <w:szCs w:val="19"/>
+          <w:shd w:val="clear" w:color="auto" w:fill="F6F6F6"/>
+        </w:rPr>
+        <w:t xml:space="preserve"> </w:t>
+      </w:r>
+    </w:p>
+    <w:p>
+      <w:pPr>
+        <w:pStyle w:val="SourceCode"/>
+        <w:shd w:val="clear" w:color="auto" w:fill="F6F6F6"/>
+        <w:pBdr>
+          <w:left w:val="single" w:sz="24" w:space="10" w:color="C8510A"/>
+        </w:pBdr>
+        <w:spacing w:before="0" w:after="0" w:line="280" w:lineRule="auto"/>
+      </w:pPr>
+      <w:r>
+        <w:rPr>
+          <w:rFonts w:ascii="Cascadia Code" w:hAnsi="Cascadia Code" w:cs="Cascadia Code"/>
+          <w:sz w:val="19"/>
+          <w:szCs w:val="19"/>
+          <w:shd w:val="clear" w:color="auto" w:fill="F6F6F6"/>
         </w:rPr>
         <w:t xml:space="preserve">&lt;!-- Line break --&gt;</w:t>
       </w:r>
-      <w:r>
-        <w:br/>
-      </w:r>
-      <w:r>
-        <w:rPr>
-          <w:rStyle w:val="NormalTok"/>
-        </w:rPr>
-        <w:t xml:space="preserve">Line one</w:t>
-      </w:r>
-      <w:r>
-        <w:rPr>
-          <w:rStyle w:val="DataTypeTok"/>
-        </w:rPr>
-        <w:t xml:space="preserve">&lt;</w:t>
-      </w:r>
-      <w:r>
-        <w:rPr>
-          <w:rStyle w:val="KeywordTok"/>
-        </w:rPr>
-        <w:t xml:space="preserve">br</w:t>
-      </w:r>
-      <w:r>
-        <w:rPr>
-          <w:rStyle w:val="DataTypeTok"/>
-        </w:rPr>
-        <w:t xml:space="preserve">&gt;</w:t>
-      </w:r>
-      <w:r>
-        <w:rPr>
-          <w:rStyle w:val="NormalTok"/>
-        </w:rPr>
-        <w:t xml:space="preserve">Line two</w:t>
+    </w:p>
+    <w:p>
+      <w:pPr>
+        <w:pStyle w:val="SourceCode"/>
+        <w:shd w:val="clear" w:color="auto" w:fill="F6F6F6"/>
+        <w:pBdr>
+          <w:left w:val="single" w:sz="24" w:space="10" w:color="C8510A"/>
+        </w:pBdr>
+        <w:spacing w:before="0" w:after="0" w:line="280" w:lineRule="auto"/>
+      </w:pPr>
+      <w:r>
+        <w:rPr>
+          <w:rFonts w:ascii="Cascadia Code" w:hAnsi="Cascadia Code" w:cs="Cascadia Code"/>
+          <w:sz w:val="19"/>
+          <w:szCs w:val="19"/>
+          <w:shd w:val="clear" w:color="auto" w:fill="F6F6F6"/>
+        </w:rPr>
+        <w:t xml:space="preserve">Line one&lt;br&gt;Line two</w:t>
       </w:r>
     </w:p>
     <w:p>
@@ -6830,7 +7315,10 @@
       </w:r>
       <w:r>
         <w:rPr>
-          <w:rStyle w:val="VerbatimChar"/>
+          <w:rFonts w:ascii="Cascadia Code" w:hAnsi="Cascadia Code" w:cs="Cascadia Code"/>
+          <w:sz w:val="19"/>
+          <w:szCs w:val="19"/>
+          <w:shd w:val="clear" w:color="auto" w:fill="F0F0F0"/>
         </w:rPr>
         <w:t xml:space="preserve">style</w:t>
       </w:r>
@@ -6851,7 +7339,10 @@
       </w:r>
       <w:r>
         <w:rPr>
-          <w:rStyle w:val="VerbatimChar"/>
+          <w:rFonts w:ascii="Cascadia Code" w:hAnsi="Cascadia Code" w:cs="Cascadia Code"/>
+          <w:sz w:val="19"/>
+          <w:szCs w:val="19"/>
+          <w:shd w:val="clear" w:color="auto" w:fill="F0F0F0"/>
         </w:rPr>
         <w:t xml:space="preserve">&lt;sub&gt;</w:t>
       </w:r>
@@ -6863,7 +7354,10 @@
       </w:r>
       <w:r>
         <w:rPr>
-          <w:rStyle w:val="VerbatimChar"/>
+          <w:rFonts w:ascii="Cascadia Code" w:hAnsi="Cascadia Code" w:cs="Cascadia Code"/>
+          <w:sz w:val="19"/>
+          <w:szCs w:val="19"/>
+          <w:shd w:val="clear" w:color="auto" w:fill="F0F0F0"/>
         </w:rPr>
         <w:t xml:space="preserve">&lt;sup&gt;</w:t>
       </w:r>
@@ -6875,7 +7369,10 @@
       </w:r>
       <w:r>
         <w:rPr>
-          <w:rStyle w:val="VerbatimChar"/>
+          <w:rFonts w:ascii="Cascadia Code" w:hAnsi="Cascadia Code" w:cs="Cascadia Code"/>
+          <w:sz w:val="19"/>
+          <w:szCs w:val="19"/>
+          <w:shd w:val="clear" w:color="auto" w:fill="F0F0F0"/>
         </w:rPr>
         <w:t xml:space="preserve">&lt;kbd&gt;</w:t>
       </w:r>
@@ -6887,7 +7384,10 @@
       </w:r>
       <w:r>
         <w:rPr>
-          <w:rStyle w:val="VerbatimChar"/>
+          <w:rFonts w:ascii="Cascadia Code" w:hAnsi="Cascadia Code" w:cs="Cascadia Code"/>
+          <w:sz w:val="19"/>
+          <w:szCs w:val="19"/>
+          <w:shd w:val="clear" w:color="auto" w:fill="F0F0F0"/>
         </w:rPr>
         <w:t xml:space="preserve">&lt;br&gt;</w:t>
       </w:r>
@@ -6899,7 +7399,10 @@
       </w:r>
       <w:r>
         <w:rPr>
-          <w:rStyle w:val="VerbatimChar"/>
+          <w:rFonts w:ascii="Cascadia Code" w:hAnsi="Cascadia Code" w:cs="Cascadia Code"/>
+          <w:sz w:val="19"/>
+          <w:szCs w:val="19"/>
+          <w:shd w:val="clear" w:color="auto" w:fill="F0F0F0"/>
         </w:rPr>
         <w:t xml:space="preserve">&lt;details&gt;</w:t>
       </w:r>
@@ -6911,7 +7414,10 @@
       </w:r>
       <w:r>
         <w:rPr>
-          <w:rStyle w:val="VerbatimChar"/>
+          <w:rFonts w:ascii="Cascadia Code" w:hAnsi="Cascadia Code" w:cs="Cascadia Code"/>
+          <w:sz w:val="19"/>
+          <w:szCs w:val="19"/>
+          <w:shd w:val="clear" w:color="auto" w:fill="F0F0F0"/>
         </w:rPr>
         <w:t xml:space="preserve">&lt;dl&gt;</w:t>
       </w:r>
@@ -6969,49 +7475,113 @@
     <w:p>
       <w:pPr>
         <w:pStyle w:val="SourceCode"/>
-      </w:pPr>
-      <w:r>
-        <w:rPr>
-          <w:rStyle w:val="CommentTok"/>
+        <w:shd w:val="clear" w:color="auto" w:fill="F6F6F6"/>
+        <w:pBdr>
+          <w:left w:val="single" w:sz="24" w:space="10" w:color="C8510A"/>
+        </w:pBdr>
+        <w:spacing w:before="0" w:after="0" w:line="280" w:lineRule="auto"/>
+      </w:pPr>
+      <w:r>
+        <w:rPr>
+          <w:rFonts w:ascii="Cascadia Code" w:hAnsi="Cascadia Code" w:cs="Cascadia Code"/>
+          <w:sz w:val="19"/>
+          <w:szCs w:val="19"/>
+          <w:shd w:val="clear" w:color="auto" w:fill="F6F6F6"/>
         </w:rPr>
         <w:t xml:space="preserve">&lt;!-- This text won't appear in the rendered document --&gt;</w:t>
       </w:r>
-      <w:r>
-        <w:br/>
-      </w:r>
-      <w:r>
-        <w:br/>
-      </w:r>
-      <w:r>
-        <w:rPr>
-          <w:rStyle w:val="CommentTok"/>
+    </w:p>
+    <w:p>
+      <w:pPr>
+        <w:pStyle w:val="SourceCode"/>
+        <w:shd w:val="clear" w:color="auto" w:fill="F6F6F6"/>
+        <w:pBdr>
+          <w:left w:val="single" w:sz="24" w:space="10" w:color="C8510A"/>
+        </w:pBdr>
+        <w:spacing w:before="0" w:after="0" w:line="280" w:lineRule="auto"/>
+      </w:pPr>
+      <w:r>
+        <w:rPr>
+          <w:rFonts w:ascii="Cascadia Code" w:hAnsi="Cascadia Code" w:cs="Cascadia Code"/>
+          <w:sz w:val="19"/>
+          <w:szCs w:val="19"/>
+          <w:shd w:val="clear" w:color="auto" w:fill="F6F6F6"/>
+        </w:rPr>
+        <w:t xml:space="preserve"> </w:t>
+      </w:r>
+    </w:p>
+    <w:p>
+      <w:pPr>
+        <w:pStyle w:val="SourceCode"/>
+        <w:shd w:val="clear" w:color="auto" w:fill="F6F6F6"/>
+        <w:pBdr>
+          <w:left w:val="single" w:sz="24" w:space="10" w:color="C8510A"/>
+        </w:pBdr>
+        <w:spacing w:before="0" w:after="0" w:line="280" w:lineRule="auto"/>
+      </w:pPr>
+      <w:r>
+        <w:rPr>
+          <w:rFonts w:ascii="Cascadia Code" w:hAnsi="Cascadia Code" w:cs="Cascadia Code"/>
+          <w:sz w:val="19"/>
+          <w:szCs w:val="19"/>
+          <w:shd w:val="clear" w:color="auto" w:fill="F6F6F6"/>
         </w:rPr>
         <w:t xml:space="preserve">&lt;!-- </w:t>
       </w:r>
-      <w:r>
-        <w:br/>
-      </w:r>
-      <w:r>
-        <w:rPr>
-          <w:rStyle w:val="CommentTok"/>
+    </w:p>
+    <w:p>
+      <w:pPr>
+        <w:pStyle w:val="SourceCode"/>
+        <w:shd w:val="clear" w:color="auto" w:fill="F6F6F6"/>
+        <w:pBdr>
+          <w:left w:val="single" w:sz="24" w:space="10" w:color="C8510A"/>
+        </w:pBdr>
+        <w:spacing w:before="0" w:after="0" w:line="280" w:lineRule="auto"/>
+      </w:pPr>
+      <w:r>
+        <w:rPr>
+          <w:rFonts w:ascii="Cascadia Code" w:hAnsi="Cascadia Code" w:cs="Cascadia Code"/>
+          <w:sz w:val="19"/>
+          <w:szCs w:val="19"/>
+          <w:shd w:val="clear" w:color="auto" w:fill="F6F6F6"/>
         </w:rPr>
         <w:t xml:space="preserve">  Multi-line comments</w:t>
       </w:r>
-      <w:r>
-        <w:br/>
-      </w:r>
-      <w:r>
-        <w:rPr>
-          <w:rStyle w:val="CommentTok"/>
+    </w:p>
+    <w:p>
+      <w:pPr>
+        <w:pStyle w:val="SourceCode"/>
+        <w:shd w:val="clear" w:color="auto" w:fill="F6F6F6"/>
+        <w:pBdr>
+          <w:left w:val="single" w:sz="24" w:space="10" w:color="C8510A"/>
+        </w:pBdr>
+        <w:spacing w:before="0" w:after="0" w:line="280" w:lineRule="auto"/>
+      </w:pPr>
+      <w:r>
+        <w:rPr>
+          <w:rFonts w:ascii="Cascadia Code" w:hAnsi="Cascadia Code" w:cs="Cascadia Code"/>
+          <w:sz w:val="19"/>
+          <w:szCs w:val="19"/>
+          <w:shd w:val="clear" w:color="auto" w:fill="F6F6F6"/>
         </w:rPr>
         <w:t xml:space="preserve">  work too.</w:t>
       </w:r>
-      <w:r>
-        <w:br/>
-      </w:r>
-      <w:r>
-        <w:rPr>
-          <w:rStyle w:val="CommentTok"/>
+    </w:p>
+    <w:p>
+      <w:pPr>
+        <w:pStyle w:val="SourceCode"/>
+        <w:shd w:val="clear" w:color="auto" w:fill="F6F6F6"/>
+        <w:pBdr>
+          <w:left w:val="single" w:sz="24" w:space="10" w:color="C8510A"/>
+        </w:pBdr>
+        <w:spacing w:before="0" w:after="0" w:line="280" w:lineRule="auto"/>
+      </w:pPr>
+      <w:r>
+        <w:rPr>
+          <w:rFonts w:ascii="Cascadia Code" w:hAnsi="Cascadia Code" w:cs="Cascadia Code"/>
+          <w:sz w:val="19"/>
+          <w:szCs w:val="19"/>
+          <w:shd w:val="clear" w:color="auto" w:fill="F6F6F6"/>
         </w:rPr>
         <w:t xml:space="preserve">--&gt;</w:t>
       </w:r>
@@ -8108,7 +8678,10 @@
       </w:r>
       <w:r>
         <w:rPr>
-          <w:rStyle w:val="VerbatimChar"/>
+          <w:rFonts w:ascii="Cascadia Code" w:hAnsi="Cascadia Code" w:cs="Cascadia Code"/>
+          <w:sz w:val="19"/>
+          <w:szCs w:val="19"/>
+          <w:shd w:val="clear" w:color="auto" w:fill="F0F0F0"/>
         </w:rPr>
         <w:t xml:space="preserve">&gt; [!note]</w:t>
       </w:r>
@@ -8120,7 +8693,10 @@
       </w:r>
       <w:r>
         <w:rPr>
-          <w:rStyle w:val="VerbatimChar"/>
+          <w:rFonts w:ascii="Cascadia Code" w:hAnsi="Cascadia Code" w:cs="Cascadia Code"/>
+          <w:sz w:val="19"/>
+          <w:szCs w:val="19"/>
+          <w:shd w:val="clear" w:color="auto" w:fill="F0F0F0"/>
         </w:rPr>
         <w:t xml:space="preserve">&gt; [!warning]</w:t>
       </w:r>
@@ -8199,7 +8775,7 @@
       <w:lvlText w:val=" "/>
       <w:lvlJc w:val="left"/>
       <w:pPr>
-        <w:ind w:left="720" w:hanging="360"/>
+        <w:ind w:left="360" w:hanging="360"/>
       </w:pPr>
     </w:lvl>
     <w:lvl w:ilvl="1">
@@ -8207,7 +8783,7 @@
       <w:lvlText w:val=" "/>
       <w:lvlJc w:val="left"/>
       <w:pPr>
-        <w:ind w:left="1440" w:hanging="360"/>
+        <w:ind w:left="600" w:hanging="360"/>
       </w:pPr>
     </w:lvl>
     <w:lvl w:ilvl="2">
@@ -8215,7 +8791,7 @@
       <w:lvlText w:val=" "/>
       <w:lvlJc w:val="left"/>
       <w:pPr>
-        <w:ind w:left="2160" w:hanging="360"/>
+        <w:ind w:left="840" w:hanging="360"/>
       </w:pPr>
     </w:lvl>
     <w:lvl w:ilvl="3">
@@ -8223,7 +8799,7 @@
       <w:lvlText w:val=" "/>
       <w:lvlJc w:val="left"/>
       <w:pPr>
-        <w:ind w:left="2880" w:hanging="360"/>
+        <w:ind w:left="1080" w:hanging="360"/>
       </w:pPr>
     </w:lvl>
     <w:lvl w:ilvl="4">
@@ -8231,7 +8807,7 @@
       <w:lvlText w:val=" "/>
       <w:lvlJc w:val="left"/>
       <w:pPr>
-        <w:ind w:left="3600" w:hanging="360"/>
+        <w:ind w:left="1320" w:hanging="360"/>
       </w:pPr>
     </w:lvl>
     <w:lvl w:ilvl="5">
@@ -8239,7 +8815,7 @@
       <w:lvlText w:val=" "/>
       <w:lvlJc w:val="left"/>
       <w:pPr>
-        <w:ind w:left="4320" w:hanging="360"/>
+        <w:ind w:left="1560" w:hanging="360"/>
       </w:pPr>
     </w:lvl>
     <w:lvl w:ilvl="6">
@@ -8247,7 +8823,7 @@
       <w:lvlText w:val=" "/>
       <w:lvlJc w:val="left"/>
       <w:pPr>
-        <w:ind w:left="5040" w:hanging="360"/>
+        <w:ind w:left="1800" w:hanging="360"/>
       </w:pPr>
     </w:lvl>
     <w:lvl w:ilvl="7">
@@ -8255,7 +8831,7 @@
       <w:lvlText w:val=" "/>
       <w:lvlJc w:val="left"/>
       <w:pPr>
-        <w:ind w:left="5760" w:hanging="360"/>
+        <w:ind w:left="2040" w:hanging="360"/>
       </w:pPr>
     </w:lvl>
     <w:lvl w:ilvl="8">
@@ -8263,7 +8839,7 @@
       <w:lvlText w:val=" "/>
       <w:lvlJc w:val="left"/>
       <w:pPr>
-        <w:ind w:left="6480" w:hanging="360"/>
+        <w:ind w:left="2280" w:hanging="360"/>
       </w:pPr>
     </w:lvl>
   </w:abstractNum>
@@ -8275,7 +8851,7 @@
       <w:lvlText w:val=""/>
       <w:lvlJc w:val="left"/>
       <w:pPr>
-        <w:ind w:left="720" w:hanging="360"/>
+        <w:ind w:left="360" w:hanging="360"/>
       </w:pPr>
       <w:rPr>
         <w:rFonts w:ascii="Symbol" w:hAnsi="Symbol" w:cs="Symbol" w:hint="default"/>
@@ -8286,7 +8862,7 @@
       <w:lvlText w:val="o"/>
       <w:lvlJc w:val="left"/>
       <w:pPr>
-        <w:ind w:left="1440" w:hanging="360"/>
+        <w:ind w:left="600" w:hanging="360"/>
       </w:pPr>
       <w:rPr>
         <w:rFonts w:ascii="Courier New" w:hAnsi="Courier New" w:cs="Courier New" w:hint="default"/>
@@ -8297,7 +8873,7 @@
       <w:lvlText w:val=""/>
       <w:lvlJc w:val="left"/>
       <w:pPr>
-        <w:ind w:left="2160" w:hanging="360"/>
+        <w:ind w:left="840" w:hanging="360"/>
       </w:pPr>
       <w:rPr>
         <w:rFonts w:ascii="Wingdings" w:hAnsi="Wingdings" w:cs="Wingdings" w:hint="default"/>
@@ -8308,7 +8884,7 @@
       <w:lvlText w:val=""/>
       <w:lvlJc w:val="left"/>
       <w:pPr>
-        <w:ind w:left="2880" w:hanging="360"/>
+        <w:ind w:left="1080" w:hanging="360"/>
       </w:pPr>
       <w:rPr>
         <w:rFonts w:ascii="Symbol" w:hAnsi="Symbol" w:cs="Symbol" w:hint="default"/>
@@ -8319,7 +8895,7 @@
       <w:lvlText w:val="o"/>
       <w:lvlJc w:val="left"/>
       <w:pPr>
-        <w:ind w:left="3600" w:hanging="360"/>
+        <w:ind w:left="1320" w:hanging="360"/>
       </w:pPr>
       <w:rPr>
         <w:rFonts w:ascii="Courier New" w:hAnsi="Courier New" w:cs="Courier New" w:hint="default"/>
@@ -8330,7 +8906,7 @@
       <w:lvlText w:val=""/>
       <w:lvlJc w:val="left"/>
       <w:pPr>
-        <w:ind w:left="4320" w:hanging="360"/>
+        <w:ind w:left="1560" w:hanging="360"/>
       </w:pPr>
       <w:rPr>
         <w:rFonts w:ascii="Wingdings" w:hAnsi="Wingdings" w:cs="Wingdings" w:hint="default"/>
@@ -8341,7 +8917,7 @@
       <w:lvlText w:val=""/>
       <w:lvlJc w:val="left"/>
       <w:pPr>
-        <w:ind w:left="5040" w:hanging="360"/>
+        <w:ind w:left="1800" w:hanging="360"/>
       </w:pPr>
       <w:rPr>
         <w:rFonts w:ascii="Symbol" w:hAnsi="Symbol" w:cs="Symbol" w:hint="default"/>
@@ -8352,7 +8928,7 @@
       <w:lvlText w:val="o"/>
       <w:lvlJc w:val="left"/>
       <w:pPr>
-        <w:ind w:left="5760" w:hanging="360"/>
+        <w:ind w:left="2040" w:hanging="360"/>
       </w:pPr>
       <w:rPr>
         <w:rFonts w:ascii="Courier New" w:hAnsi="Courier New" w:cs="Courier New" w:hint="default"/>
@@ -8363,7 +8939,7 @@
       <w:lvlText w:val=""/>
       <w:lvlJc w:val="left"/>
       <w:pPr>
-        <w:ind w:left="6480" w:hanging="360"/>
+        <w:ind w:left="2280" w:hanging="360"/>
       </w:pPr>
       <w:rPr>
         <w:rFonts w:ascii="Wingdings" w:hAnsi="Wingdings" w:cs="Wingdings" w:hint="default"/>
@@ -8379,7 +8955,7 @@
       <w:lvlText w:val="%1."/>
       <w:lvlJc w:val="left"/>
       <w:pPr>
-        <w:ind w:left="720" w:hanging="360"/>
+        <w:ind w:left="360" w:hanging="360"/>
       </w:pPr>
     </w:lvl>
     <w:lvl w:ilvl="1">
@@ -8388,7 +8964,7 @@
       <w:lvlText w:val="%2."/>
       <w:lvlJc w:val="left"/>
       <w:pPr>
-        <w:ind w:left="1440" w:hanging="360"/>
+        <w:ind w:left="600" w:hanging="360"/>
       </w:pPr>
     </w:lvl>
     <w:lvl w:ilvl="2">
@@ -8397,7 +8973,7 @@
       <w:lvlText w:val="%3."/>
       <w:lvlJc w:val="left"/>
       <w:pPr>
-        <w:ind w:left="2160" w:hanging="360"/>
+        <w:ind w:left="840" w:hanging="360"/>
       </w:pPr>
     </w:lvl>
     <w:lvl w:ilvl="3">
@@ -8406,7 +8982,7 @@
       <w:lvlText w:val="%4."/>
       <w:lvlJc w:val="left"/>
       <w:pPr>
-        <w:ind w:left="2880" w:hanging="360"/>
+        <w:ind w:left="1080" w:hanging="360"/>
       </w:pPr>
     </w:lvl>
     <w:lvl w:ilvl="4">
@@ -8415,7 +8991,7 @@
       <w:lvlText w:val="%5."/>
       <w:lvlJc w:val="left"/>
       <w:pPr>
-        <w:ind w:left="3600" w:hanging="360"/>
+        <w:ind w:left="1320" w:hanging="360"/>
       </w:pPr>
     </w:lvl>
     <w:lvl w:ilvl="5">
@@ -8424,7 +9000,7 @@
       <w:lvlText w:val="%6."/>
       <w:lvlJc w:val="left"/>
       <w:pPr>
-        <w:ind w:left="4320" w:hanging="360"/>
+        <w:ind w:left="1560" w:hanging="360"/>
       </w:pPr>
     </w:lvl>
     <w:lvl w:ilvl="6">
@@ -8433,7 +9009,7 @@
       <w:lvlText w:val="%7."/>
       <w:lvlJc w:val="left"/>
       <w:pPr>
-        <w:ind w:left="5040" w:hanging="360"/>
+        <w:ind w:left="1800" w:hanging="360"/>
       </w:pPr>
     </w:lvl>
     <w:lvl w:ilvl="7">
@@ -8442,7 +9018,7 @@
       <w:lvlText w:val="%8."/>
       <w:lvlJc w:val="left"/>
       <w:pPr>
-        <w:ind w:left="5760" w:hanging="360"/>
+        <w:ind w:left="2040" w:hanging="360"/>
       </w:pPr>
     </w:lvl>
     <w:lvl w:ilvl="8">
@@ -8451,7 +9027,7 @@
       <w:lvlText w:val="%9."/>
       <w:lvlJc w:val="left"/>
       <w:pPr>
-        <w:ind w:left="6480" w:hanging="360"/>
+        <w:ind w:left="2280" w:hanging="360"/>
       </w:pPr>
     </w:lvl>
   </w:abstractNum>
@@ -8463,7 +9039,7 @@
       <w:lvlText w:val="☒"/>
       <w:lvlJc w:val="left"/>
       <w:pPr>
-        <w:ind w:left="720" w:hanging="360"/>
+        <w:ind w:left="360" w:hanging="360"/>
       </w:pPr>
     </w:lvl>
     <w:lvl w:ilvl="1">
@@ -8471,7 +9047,7 @@
       <w:lvlText w:val="☒"/>
       <w:lvlJc w:val="left"/>
       <w:pPr>
-        <w:ind w:left="1440" w:hanging="360"/>
+        <w:ind w:left="600" w:hanging="360"/>
       </w:pPr>
     </w:lvl>
     <w:lvl w:ilvl="2">
@@ -8479,7 +9055,7 @@
       <w:lvlText w:val="☒"/>
       <w:lvlJc w:val="left"/>
       <w:pPr>
-        <w:ind w:left="2160" w:hanging="360"/>
+        <w:ind w:left="840" w:hanging="360"/>
       </w:pPr>
     </w:lvl>
     <w:lvl w:ilvl="3">
@@ -8487,7 +9063,7 @@
       <w:lvlText w:val="☒"/>
       <w:lvlJc w:val="left"/>
       <w:pPr>
-        <w:ind w:left="2880" w:hanging="360"/>
+        <w:ind w:left="1080" w:hanging="360"/>
       </w:pPr>
     </w:lvl>
     <w:lvl w:ilvl="4">
@@ -8495,7 +9071,7 @@
       <w:lvlText w:val="☒"/>
       <w:lvlJc w:val="left"/>
       <w:pPr>
-        <w:ind w:left="3600" w:hanging="360"/>
+        <w:ind w:left="1320" w:hanging="360"/>
       </w:pPr>
     </w:lvl>
     <w:lvl w:ilvl="5">
@@ -8503,7 +9079,7 @@
       <w:lvlText w:val="☒"/>
       <w:lvlJc w:val="left"/>
       <w:pPr>
-        <w:ind w:left="4320" w:hanging="360"/>
+        <w:ind w:left="1560" w:hanging="360"/>
       </w:pPr>
     </w:lvl>
     <w:lvl w:ilvl="6">
@@ -8511,7 +9087,7 @@
       <w:lvlText w:val="☒"/>
       <w:lvlJc w:val="left"/>
       <w:pPr>
-        <w:ind w:left="5040" w:hanging="360"/>
+        <w:ind w:left="1800" w:hanging="360"/>
       </w:pPr>
     </w:lvl>
     <w:lvl w:ilvl="7">
@@ -8519,7 +9095,7 @@
       <w:lvlText w:val="☒"/>
       <w:lvlJc w:val="left"/>
       <w:pPr>
-        <w:ind w:left="5760" w:hanging="360"/>
+        <w:ind w:left="2040" w:hanging="360"/>
       </w:pPr>
     </w:lvl>
     <w:lvl w:ilvl="8">
@@ -8527,7 +9103,7 @@
       <w:lvlText w:val="☒"/>
       <w:lvlJc w:val="left"/>
       <w:pPr>
-        <w:ind w:left="6480" w:hanging="360"/>
+        <w:ind w:left="2280" w:hanging="360"/>
       </w:pPr>
     </w:lvl>
   </w:abstractNum>
@@ -8539,7 +9115,7 @@
       <w:lvlText w:val="☐"/>
       <w:lvlJc w:val="left"/>
       <w:pPr>
-        <w:ind w:left="720" w:hanging="360"/>
+        <w:ind w:left="360" w:hanging="360"/>
       </w:pPr>
     </w:lvl>
     <w:lvl w:ilvl="1">
@@ -8547,7 +9123,7 @@
       <w:lvlText w:val="☐"/>
       <w:lvlJc w:val="left"/>
       <w:pPr>
-        <w:ind w:left="1440" w:hanging="360"/>
+        <w:ind w:left="600" w:hanging="360"/>
       </w:pPr>
     </w:lvl>
     <w:lvl w:ilvl="2">
@@ -8555,7 +9131,7 @@
       <w:lvlText w:val="☐"/>
       <w:lvlJc w:val="left"/>
       <w:pPr>
-        <w:ind w:left="2160" w:hanging="360"/>
+        <w:ind w:left="840" w:hanging="360"/>
       </w:pPr>
     </w:lvl>
     <w:lvl w:ilvl="3">
@@ -8563,7 +9139,7 @@
       <w:lvlText w:val="☐"/>
       <w:lvlJc w:val="left"/>
       <w:pPr>
-        <w:ind w:left="2880" w:hanging="360"/>
+        <w:ind w:left="1080" w:hanging="360"/>
       </w:pPr>
     </w:lvl>
     <w:lvl w:ilvl="4">
@@ -8571,7 +9147,7 @@
       <w:lvlText w:val="☐"/>
       <w:lvlJc w:val="left"/>
       <w:pPr>
-        <w:ind w:left="3600" w:hanging="360"/>
+        <w:ind w:left="1320" w:hanging="360"/>
       </w:pPr>
     </w:lvl>
     <w:lvl w:ilvl="5">
@@ -8579,7 +9155,7 @@
       <w:lvlText w:val="☐"/>
       <w:lvlJc w:val="left"/>
       <w:pPr>
-        <w:ind w:left="4320" w:hanging="360"/>
+        <w:ind w:left="1560" w:hanging="360"/>
       </w:pPr>
     </w:lvl>
     <w:lvl w:ilvl="6">
@@ -8587,7 +9163,7 @@
       <w:lvlText w:val="☐"/>
       <w:lvlJc w:val="left"/>
       <w:pPr>
-        <w:ind w:left="5040" w:hanging="360"/>
+        <w:ind w:left="1800" w:hanging="360"/>
       </w:pPr>
     </w:lvl>
     <w:lvl w:ilvl="7">
@@ -8595,7 +9171,7 @@
       <w:lvlText w:val="☐"/>
       <w:lvlJc w:val="left"/>
       <w:pPr>
-        <w:ind w:left="5760" w:hanging="360"/>
+        <w:ind w:left="2040" w:hanging="360"/>
       </w:pPr>
     </w:lvl>
     <w:lvl w:ilvl="8">
@@ -8603,7 +9179,7 @@
       <w:lvlText w:val="☐"/>
       <w:lvlJc w:val="left"/>
       <w:pPr>
-        <w:ind w:left="6480" w:hanging="360"/>
+        <w:ind w:left="2280" w:hanging="360"/>
       </w:pPr>
     </w:lvl>
   </w:abstractNum>

--- a/skills/doc-convert/assets/style-preview.docx
+++ b/skills/doc-convert/assets/style-preview.docx
@@ -9301,7 +9301,7 @@
       <w:spacing w:after="120" w:line="288" w:lineRule="auto"/>
     </w:pPr>
     <w:rPr>
-      <w:rFonts w:ascii="Aptos" w:hAnsi="Aptos"/>
+      <w:rFonts w:ascii="Sitka Text" w:hAnsi="Sitka Text"/>
       <w:color w:val="2D2D2D"/>
       <w:sz w:val="21"/>
     </w:rPr>
@@ -9315,7 +9315,7 @@
       <w:spacing w:after="180" w:before="180"/>
     </w:pPr>
     <w:rPr>
-      <w:rFonts w:ascii="Aptos" w:hAnsi="Aptos"/>
+      <w:rFonts w:ascii="Sitka Text" w:hAnsi="Sitka Text"/>
       <w:color w:val="2D2D2D"/>
       <w:sz w:val="21"/>
     </w:rPr>
@@ -9326,7 +9326,7 @@
     <w:next w:val="BodyText"/>
     <w:qFormat/>
     <w:rPr>
-      <w:rFonts w:ascii="Aptos" w:hAnsi="Aptos"/>
+      <w:rFonts w:ascii="Sitka Text" w:hAnsi="Sitka Text"/>
       <w:color w:val="2D2D2D"/>
       <w:sz w:val="21"/>
     </w:rPr>
@@ -9339,7 +9339,7 @@
       <w:spacing w:after="36" w:before="36"/>
     </w:pPr>
     <w:rPr>
-      <w:rFonts w:ascii="Aptos" w:hAnsi="Aptos"/>
+      <w:rFonts w:ascii="Sitka Text" w:hAnsi="Sitka Text"/>
       <w:color w:val="2D2D2D"/>
       <w:sz w:val="21"/>
     </w:rPr>
@@ -9358,7 +9358,7 @@
       <w:jc w:val="center"/>
     </w:pPr>
     <w:rPr>
-      <w:rFonts w:ascii="Aptos" w:asciiTheme="majorHAnsi" w:cstheme="majorBidi" w:eastAsiaTheme="majorEastAsia" w:hAnsi="Aptos" w:hAnsiTheme="majorHAnsi"/>
+      <w:rFonts w:ascii="Sitka Text" w:asciiTheme="majorHAnsi" w:cstheme="majorBidi" w:eastAsiaTheme="majorEastAsia" w:hAnsi="Sitka Text" w:hAnsiTheme="majorHAnsi"/>
       <w:b/>
       <w:color w:val="1A1A1A"/>
       <w:sz w:val="52"/>
@@ -9392,7 +9392,7 @@
       <w:spacing w:after="320"/>
     </w:pPr>
     <w:rPr>
-      <w:rFonts w:ascii="Aptos" w:cstheme="majorBidi" w:eastAsiaTheme="majorEastAsia" w:hAnsi="Aptos"/>
+      <w:rFonts w:ascii="Sitka Text" w:cstheme="majorBidi" w:eastAsiaTheme="majorEastAsia" w:hAnsi="Sitka Text"/>
       <w:b w:val="0"/>
       <w:i w:val="0"/>
       <w:color w:val="555555"/>
@@ -9501,7 +9501,7 @@
       </w:pBdr>
     </w:pPr>
     <w:rPr>
-      <w:rFonts w:ascii="Aptos" w:asciiTheme="majorHAnsi" w:cstheme="majorBidi" w:eastAsiaTheme="majorEastAsia" w:hAnsi="Aptos" w:hAnsiTheme="majorHAnsi"/>
+      <w:rFonts w:ascii="Sitka Text" w:asciiTheme="majorHAnsi" w:cstheme="majorBidi" w:eastAsiaTheme="majorEastAsia" w:hAnsi="Sitka Text" w:hAnsiTheme="majorHAnsi"/>
       <w:b/>
       <w:i w:val="0"/>
       <w:color w:val="1A1A1A"/>
@@ -9529,7 +9529,7 @@
       </w:pBdr>
     </w:pPr>
     <w:rPr>
-      <w:rFonts w:ascii="Aptos" w:asciiTheme="majorHAnsi" w:cstheme="majorBidi" w:eastAsiaTheme="majorEastAsia" w:hAnsi="Aptos" w:hAnsiTheme="majorHAnsi"/>
+      <w:rFonts w:ascii="Sitka Text" w:asciiTheme="majorHAnsi" w:cstheme="majorBidi" w:eastAsiaTheme="majorEastAsia" w:hAnsi="Sitka Text" w:hAnsiTheme="majorHAnsi"/>
       <w:b/>
       <w:i w:val="0"/>
       <w:color w:val="1A1A1A"/>
@@ -9554,7 +9554,7 @@
       <w:outlineLvl w:val="2"/>
     </w:pPr>
     <w:rPr>
-      <w:rFonts w:ascii="Aptos" w:cstheme="majorBidi" w:eastAsiaTheme="majorEastAsia" w:hAnsi="Aptos"/>
+      <w:rFonts w:ascii="Sitka Text" w:cstheme="majorBidi" w:eastAsiaTheme="majorEastAsia" w:hAnsi="Sitka Text"/>
       <w:b/>
       <w:i w:val="0"/>
       <w:color w:val="1A1A1A"/>
@@ -9579,7 +9579,7 @@
       <w:outlineLvl w:val="3"/>
     </w:pPr>
     <w:rPr>
-      <w:rFonts w:ascii="Aptos" w:cstheme="majorBidi" w:eastAsiaTheme="majorEastAsia" w:hAnsi="Aptos"/>
+      <w:rFonts w:ascii="Sitka Text" w:cstheme="majorBidi" w:eastAsiaTheme="majorEastAsia" w:hAnsi="Sitka Text"/>
       <w:b/>
       <w:i w:val="0"/>
       <w:iCs/>
@@ -9604,7 +9604,7 @@
       <w:outlineLvl w:val="4"/>
     </w:pPr>
     <w:rPr>
-      <w:rFonts w:ascii="Aptos" w:cstheme="majorBidi" w:eastAsiaTheme="majorEastAsia" w:hAnsi="Aptos"/>
+      <w:rFonts w:ascii="Sitka Text" w:cstheme="majorBidi" w:eastAsiaTheme="majorEastAsia" w:hAnsi="Sitka Text"/>
       <w:b/>
       <w:i w:val="0"/>
       <w:color w:val="555555"/>
@@ -9628,7 +9628,7 @@
       <w:outlineLvl w:val="5"/>
     </w:pPr>
     <w:rPr>
-      <w:rFonts w:ascii="Aptos" w:cstheme="majorBidi" w:eastAsiaTheme="majorEastAsia" w:hAnsi="Aptos"/>
+      <w:rFonts w:ascii="Sitka Text" w:cstheme="majorBidi" w:eastAsiaTheme="majorEastAsia" w:hAnsi="Sitka Text"/>
       <w:b/>
       <w:i w:val="0"/>
       <w:iCs/>
@@ -9836,7 +9836,7 @@
       </w:pBdr>
     </w:pPr>
     <w:rPr>
-      <w:rFonts w:ascii="Aptos" w:hAnsi="Aptos"/>
+      <w:rFonts w:ascii="Sitka Text" w:hAnsi="Sitka Text"/>
       <w:i w:val="0"/>
       <w:color w:val="2D2D2D"/>
       <w:sz w:val="21"/>
@@ -9874,7 +9874,7 @@
     <w:unhideWhenUsed/>
     <w:qFormat/>
     <w:rPr>
-      <w:rFonts w:ascii="Aptos" w:hAnsi="Aptos"/>
+      <w:rFonts w:ascii="Sitka Text" w:hAnsi="Sitka Text"/>
       <w:sz w:val="20"/>
     </w:rPr>
     <w:tblPr>

--- a/skills/doc-convert/assets/style-preview.docx
+++ b/skills/doc-convert/assets/style-preview.docx
@@ -9494,11 +9494,8 @@
     <w:pPr>
       <w:keepNext/>
       <w:keepLines/>
-      <w:spacing w:after="200" w:before="560" w:line="276" w:lineRule="auto"/>
+      <w:spacing w:after="200" w:before="360" w:line="276" w:lineRule="auto"/>
       <w:outlineLvl w:val="0"/>
-      <w:pBdr>
-        <w:bottom w:color="E0E0E0" w:space="6" w:sz="4" w:val="single"/>
-      </w:pBdr>
     </w:pPr>
     <w:rPr>
       <w:rFonts w:ascii="Sitka Text" w:asciiTheme="majorHAnsi" w:cstheme="majorBidi" w:eastAsiaTheme="majorEastAsia" w:hAnsi="Sitka Text" w:hAnsiTheme="majorHAnsi"/>
@@ -9524,9 +9521,6 @@
       <w:keepLines/>
       <w:spacing w:after="160" w:before="480" w:line="276" w:lineRule="auto"/>
       <w:outlineLvl w:val="1"/>
-      <w:pBdr>
-        <w:bottom w:color="E0E0E0" w:space="6" w:sz="4" w:val="single"/>
-      </w:pBdr>
     </w:pPr>
     <w:rPr>
       <w:rFonts w:ascii="Sitka Text" w:asciiTheme="majorHAnsi" w:cstheme="majorBidi" w:eastAsiaTheme="majorEastAsia" w:hAnsi="Sitka Text" w:hAnsiTheme="majorHAnsi"/>
@@ -10232,296 +10226,296 @@
 </file>
 
 <file path=word/theme/theme1.xml><?xml version="1.0" encoding="utf-8"?>
-<a:theme xmlns:a="http://schemas.openxmlformats.org/drawingml/2006/main" name="Office Theme">
-  <a:themeElements>
-    <a:clrScheme name="Office">
-      <a:dk1>
-        <a:sysClr val="windowText" lastClr="000000"/>
-      </a:dk1>
-      <a:lt1>
-        <a:sysClr val="window" lastClr="FFFFFF"/>
-      </a:lt1>
-      <a:dk2>
-        <a:srgbClr val="0E2841"/>
-      </a:dk2>
-      <a:lt2>
-        <a:srgbClr val="E8E8E8"/>
-      </a:lt2>
-      <a:accent1>
-        <a:srgbClr val="156082"/>
-      </a:accent1>
-      <a:accent2>
-        <a:srgbClr val="E97132"/>
-      </a:accent2>
-      <a:accent3>
-        <a:srgbClr val="196B24"/>
-      </a:accent3>
-      <a:accent4>
-        <a:srgbClr val="0F9ED5"/>
-      </a:accent4>
-      <a:accent5>
-        <a:srgbClr val="A02B93"/>
-      </a:accent5>
-      <a:accent6>
-        <a:srgbClr val="4EA72E"/>
-      </a:accent6>
-      <a:hlink>
-        <a:srgbClr val="467886"/>
-      </a:hlink>
-      <a:folHlink>
-        <a:srgbClr val="96607D"/>
-      </a:folHlink>
-    </a:clrScheme>
-    <a:fontScheme name="Office">
-      <a:majorFont>
-        <a:latin typeface="Aptos Display" panose="02110004020202020204"/>
-        <a:ea typeface=""/>
-        <a:cs typeface=""/>
-        <a:font script="Jpan" typeface="游ゴシック Light"/>
-        <a:font script="Hang" typeface="맑은 고딕"/>
-        <a:font script="Hans" typeface="等线 Light"/>
-        <a:font script="Hant" typeface="新細明體"/>
-        <a:font script="Arab" typeface="Times New Roman"/>
-        <a:font script="Hebr" typeface="Times New Roman"/>
-        <a:font script="Thai" typeface="Angsana New"/>
-        <a:font script="Ethi" typeface="Nyala"/>
-        <a:font script="Beng" typeface="Vrinda"/>
-        <a:font script="Gujr" typeface="Shruti"/>
-        <a:font script="Khmr" typeface="MoolBoran"/>
-        <a:font script="Knda" typeface="Tunga"/>
-        <a:font script="Guru" typeface="Raavi"/>
-        <a:font script="Cans" typeface="Euphemia"/>
-        <a:font script="Cher" typeface="Plantagenet Cherokee"/>
-        <a:font script="Yiii" typeface="Microsoft Yi Baiti"/>
-        <a:font script="Tibt" typeface="Microsoft Himalaya"/>
-        <a:font script="Thaa" typeface="MV Boli"/>
-        <a:font script="Deva" typeface="Mangal"/>
-        <a:font script="Telu" typeface="Gautami"/>
-        <a:font script="Taml" typeface="Latha"/>
-        <a:font script="Syrc" typeface="Estrangelo Edessa"/>
-        <a:font script="Orya" typeface="Kalinga"/>
-        <a:font script="Mlym" typeface="Kartika"/>
-        <a:font script="Laoo" typeface="DokChampa"/>
-        <a:font script="Sinh" typeface="Iskoola Pota"/>
-        <a:font script="Mong" typeface="Mongolian Baiti"/>
-        <a:font script="Viet" typeface="Times New Roman"/>
-        <a:font script="Uigh" typeface="Microsoft Uighur"/>
-        <a:font script="Geor" typeface="Sylfaen"/>
-        <a:font script="Armn" typeface="Arial"/>
-        <a:font script="Bugi" typeface="Leelawadee UI"/>
-        <a:font script="Bopo" typeface="Microsoft JhengHei"/>
-        <a:font script="Java" typeface="Javanese Text"/>
-        <a:font script="Lisu" typeface="Segoe UI"/>
-        <a:font script="Mymr" typeface="Myanmar Text"/>
-        <a:font script="Nkoo" typeface="Ebrima"/>
-        <a:font script="Olck" typeface="Nirmala UI"/>
-        <a:font script="Osma" typeface="Ebrima"/>
-        <a:font script="Phag" typeface="Phagspa"/>
-        <a:font script="Syrn" typeface="Estrangelo Edessa"/>
-        <a:font script="Syrj" typeface="Estrangelo Edessa"/>
-        <a:font script="Syre" typeface="Estrangelo Edessa"/>
-        <a:font script="Sora" typeface="Nirmala UI"/>
-        <a:font script="Tale" typeface="Microsoft Tai Le"/>
-        <a:font script="Talu" typeface="Microsoft New Tai Lue"/>
-        <a:font script="Tfng" typeface="Ebrima"/>
-      </a:majorFont>
-      <a:minorFont>
-        <a:latin typeface="Aptos" panose="02110004020202020204"/>
-        <a:ea typeface=""/>
-        <a:cs typeface=""/>
-        <a:font script="Jpan" typeface="游明朝"/>
-        <a:font script="Hang" typeface="맑은 고딕"/>
-        <a:font script="Hans" typeface="等线"/>
-        <a:font script="Hant" typeface="新細明體"/>
-        <a:font script="Arab" typeface="Arial"/>
-        <a:font script="Hebr" typeface="Arial"/>
-        <a:font script="Thai" typeface="Cordia New"/>
-        <a:font script="Ethi" typeface="Nyala"/>
-        <a:font script="Beng" typeface="Vrinda"/>
-        <a:font script="Gujr" typeface="Shruti"/>
-        <a:font script="Khmr" typeface="DaunPenh"/>
-        <a:font script="Knda" typeface="Tunga"/>
-        <a:font script="Guru" typeface="Raavi"/>
-        <a:font script="Cans" typeface="Euphemia"/>
-        <a:font script="Cher" typeface="Plantagenet Cherokee"/>
-        <a:font script="Yiii" typeface="Microsoft Yi Baiti"/>
-        <a:font script="Tibt" typeface="Microsoft Himalaya"/>
-        <a:font script="Thaa" typeface="MV Boli"/>
-        <a:font script="Deva" typeface="Mangal"/>
-        <a:font script="Telu" typeface="Gautami"/>
-        <a:font script="Taml" typeface="Latha"/>
-        <a:font script="Syrc" typeface="Estrangelo Edessa"/>
-        <a:font script="Orya" typeface="Kalinga"/>
-        <a:font script="Mlym" typeface="Kartika"/>
-        <a:font script="Laoo" typeface="DokChampa"/>
-        <a:font script="Sinh" typeface="Iskoola Pota"/>
-        <a:font script="Mong" typeface="Mongolian Baiti"/>
-        <a:font script="Viet" typeface="Arial"/>
-        <a:font script="Uigh" typeface="Microsoft Uighur"/>
-        <a:font script="Geor" typeface="Sylfaen"/>
-        <a:font script="Armn" typeface="Arial"/>
-        <a:font script="Bugi" typeface="Leelawadee UI"/>
-        <a:font script="Bopo" typeface="Microsoft JhengHei"/>
-        <a:font script="Java" typeface="Javanese Text"/>
-        <a:font script="Lisu" typeface="Segoe UI"/>
-        <a:font script="Mymr" typeface="Myanmar Text"/>
-        <a:font script="Nkoo" typeface="Ebrima"/>
-        <a:font script="Olck" typeface="Nirmala UI"/>
-        <a:font script="Osma" typeface="Ebrima"/>
-        <a:font script="Phag" typeface="Phagspa"/>
-        <a:font script="Syrn" typeface="Estrangelo Edessa"/>
-        <a:font script="Syrj" typeface="Estrangelo Edessa"/>
-        <a:font script="Syre" typeface="Estrangelo Edessa"/>
-        <a:font script="Sora" typeface="Nirmala UI"/>
-        <a:font script="Tale" typeface="Microsoft Tai Le"/>
-        <a:font script="Talu" typeface="Microsoft New Tai Lue"/>
-        <a:font script="Tfng" typeface="Ebrima"/>
-      </a:minorFont>
-    </a:fontScheme>
-    <a:fmtScheme name="Office">
-      <a:fillStyleLst>
-        <a:solidFill>
-          <a:schemeClr val="phClr"/>
-        </a:solidFill>
-        <a:gradFill rotWithShape="1">
-          <a:gsLst>
-            <a:gs pos="0">
-              <a:schemeClr val="phClr">
-                <a:lumMod val="110000"/>
-                <a:satMod val="105000"/>
-                <a:tint val="67000"/>
-              </a:schemeClr>
-            </a:gs>
-            <a:gs pos="50000">
-              <a:schemeClr val="phClr">
-                <a:lumMod val="105000"/>
-                <a:satMod val="103000"/>
-                <a:tint val="73000"/>
-              </a:schemeClr>
-            </a:gs>
-            <a:gs pos="100000">
-              <a:schemeClr val="phClr">
-                <a:lumMod val="105000"/>
-                <a:satMod val="109000"/>
-                <a:tint val="81000"/>
-              </a:schemeClr>
-            </a:gs>
-          </a:gsLst>
-          <a:lin ang="5400000" scaled="0"/>
-        </a:gradFill>
-        <a:gradFill rotWithShape="1">
-          <a:gsLst>
-            <a:gs pos="0">
-              <a:schemeClr val="phClr">
-                <a:satMod val="103000"/>
-                <a:lumMod val="102000"/>
-                <a:tint val="94000"/>
-              </a:schemeClr>
-            </a:gs>
-            <a:gs pos="50000">
-              <a:schemeClr val="phClr">
-                <a:satMod val="110000"/>
-                <a:lumMod val="100000"/>
-                <a:shade val="100000"/>
-              </a:schemeClr>
-            </a:gs>
-            <a:gs pos="100000">
-              <a:schemeClr val="phClr">
-                <a:lumMod val="99000"/>
-                <a:satMod val="120000"/>
-                <a:shade val="78000"/>
-              </a:schemeClr>
-            </a:gs>
-          </a:gsLst>
-          <a:lin ang="5400000" scaled="0"/>
-        </a:gradFill>
-      </a:fillStyleLst>
-      <a:lnStyleLst>
-        <a:ln w="6350" cap="flat" cmpd="sng" algn="ctr">
-          <a:solidFill>
-            <a:schemeClr val="phClr"/>
-          </a:solidFill>
-          <a:prstDash val="solid"/>
-          <a:miter lim="800000"/>
-        </a:ln>
-        <a:ln w="12700" cap="flat" cmpd="sng" algn="ctr">
-          <a:solidFill>
-            <a:schemeClr val="phClr"/>
-          </a:solidFill>
-          <a:prstDash val="solid"/>
-          <a:miter lim="800000"/>
-        </a:ln>
-        <a:ln w="19050" cap="flat" cmpd="sng" algn="ctr">
-          <a:solidFill>
-            <a:schemeClr val="phClr"/>
-          </a:solidFill>
-          <a:prstDash val="solid"/>
-          <a:miter lim="800000"/>
-        </a:ln>
-      </a:lnStyleLst>
-      <a:effectStyleLst>
-        <a:effectStyle>
-          <a:effectLst/>
-        </a:effectStyle>
-        <a:effectStyle>
-          <a:effectLst/>
-        </a:effectStyle>
-        <a:effectStyle>
-          <a:effectLst>
-            <a:outerShdw blurRad="57150" dist="19050" dir="5400000" algn="ctr" rotWithShape="0">
-              <a:srgbClr val="000000">
-                <a:alpha val="63000"/>
-              </a:srgbClr>
-            </a:outerShdw>
-          </a:effectLst>
-        </a:effectStyle>
-      </a:effectStyleLst>
-      <a:bgFillStyleLst>
-        <a:solidFill>
-          <a:schemeClr val="phClr"/>
-        </a:solidFill>
-        <a:solidFill>
-          <a:schemeClr val="phClr">
-            <a:tint val="95000"/>
-            <a:satMod val="170000"/>
-          </a:schemeClr>
-        </a:solidFill>
-        <a:gradFill rotWithShape="1">
-          <a:gsLst>
-            <a:gs pos="0">
-              <a:schemeClr val="phClr">
-                <a:tint val="93000"/>
-                <a:satMod val="150000"/>
-                <a:shade val="98000"/>
-                <a:lumMod val="102000"/>
-              </a:schemeClr>
-            </a:gs>
-            <a:gs pos="50000">
-              <a:schemeClr val="phClr">
-                <a:tint val="98000"/>
-                <a:satMod val="130000"/>
-                <a:shade val="90000"/>
-                <a:lumMod val="103000"/>
-              </a:schemeClr>
-            </a:gs>
-            <a:gs pos="100000">
-              <a:schemeClr val="phClr">
-                <a:shade val="63000"/>
-                <a:satMod val="120000"/>
-              </a:schemeClr>
-            </a:gs>
-          </a:gsLst>
-          <a:lin ang="5400000" scaled="0"/>
-        </a:gradFill>
-      </a:bgFillStyleLst>
-    </a:fmtScheme>
-  </a:themeElements>
-  <a:objectDefaults/>
-  <a:extraClrSchemeLst/>
-  <a:extLst>
-    <a:ext uri="{05A4C25C-085E-4340-85A3-A5531E510DB2}">
-      <thm15:themeFamily xmlns:thm15="http://schemas.microsoft.com/office/thememl/2012/main" name="Office Theme" id="{2E142A2C-CD16-42D6-873A-C26D2A0506FA}" vid="{1BDDFF52-6CD6-40A5-AB3C-68EB2F1E4D0A}"/>
-    </a:ext>
-  </a:extLst>
-</a:theme>
+<ns0:theme xmlns:ns0="http://schemas.openxmlformats.org/drawingml/2006/main" xmlns:ns1="http://schemas.microsoft.com/office/thememl/2012/main" name="Office Theme">
+  <ns0:themeElements>
+    <ns0:clrScheme name="Office">
+      <ns0:dk1>
+        <ns0:sysClr val="windowText" lastClr="000000"/>
+      </ns0:dk1>
+      <ns0:lt1>
+        <ns0:sysClr val="window" lastClr="FFFFFF"/>
+      </ns0:lt1>
+      <ns0:dk2>
+        <ns0:srgbClr val="0E2841"/>
+      </ns0:dk2>
+      <ns0:lt2>
+        <ns0:srgbClr val="E8E8E8"/>
+      </ns0:lt2>
+      <ns0:accent1>
+        <ns0:srgbClr val="156082"/>
+      </ns0:accent1>
+      <ns0:accent2>
+        <ns0:srgbClr val="E97132"/>
+      </ns0:accent2>
+      <ns0:accent3>
+        <ns0:srgbClr val="196B24"/>
+      </ns0:accent3>
+      <ns0:accent4>
+        <ns0:srgbClr val="0F9ED5"/>
+      </ns0:accent4>
+      <ns0:accent5>
+        <ns0:srgbClr val="A02B93"/>
+      </ns0:accent5>
+      <ns0:accent6>
+        <ns0:srgbClr val="4EA72E"/>
+      </ns0:accent6>
+      <ns0:hlink>
+        <ns0:srgbClr val="467886"/>
+      </ns0:hlink>
+      <ns0:folHlink>
+        <ns0:srgbClr val="96607D"/>
+      </ns0:folHlink>
+    </ns0:clrScheme>
+    <ns0:fontScheme name="Office">
+      <ns0:majorFont>
+        <ns0:latin typeface="Sitka Text" panose="02110004020202020204"/>
+        <ns0:ea typeface=""/>
+        <ns0:cs typeface=""/>
+        <ns0:font script="Jpan" typeface="游ゴシック Light"/>
+        <ns0:font script="Hang" typeface="맑은 고딕"/>
+        <ns0:font script="Hans" typeface="等线 Light"/>
+        <ns0:font script="Hant" typeface="新細明體"/>
+        <ns0:font script="Arab" typeface="Times New Roman"/>
+        <ns0:font script="Hebr" typeface="Times New Roman"/>
+        <ns0:font script="Thai" typeface="Angsana New"/>
+        <ns0:font script="Ethi" typeface="Nyala"/>
+        <ns0:font script="Beng" typeface="Vrinda"/>
+        <ns0:font script="Gujr" typeface="Shruti"/>
+        <ns0:font script="Khmr" typeface="MoolBoran"/>
+        <ns0:font script="Knda" typeface="Tunga"/>
+        <ns0:font script="Guru" typeface="Raavi"/>
+        <ns0:font script="Cans" typeface="Euphemia"/>
+        <ns0:font script="Cher" typeface="Plantagenet Cherokee"/>
+        <ns0:font script="Yiii" typeface="Microsoft Yi Baiti"/>
+        <ns0:font script="Tibt" typeface="Microsoft Himalaya"/>
+        <ns0:font script="Thaa" typeface="MV Boli"/>
+        <ns0:font script="Deva" typeface="Mangal"/>
+        <ns0:font script="Telu" typeface="Gautami"/>
+        <ns0:font script="Taml" typeface="Latha"/>
+        <ns0:font script="Syrc" typeface="Estrangelo Edessa"/>
+        <ns0:font script="Orya" typeface="Kalinga"/>
+        <ns0:font script="Mlym" typeface="Kartika"/>
+        <ns0:font script="Laoo" typeface="DokChampa"/>
+        <ns0:font script="Sinh" typeface="Iskoola Pota"/>
+        <ns0:font script="Mong" typeface="Mongolian Baiti"/>
+        <ns0:font script="Viet" typeface="Times New Roman"/>
+        <ns0:font script="Uigh" typeface="Microsoft Uighur"/>
+        <ns0:font script="Geor" typeface="Sylfaen"/>
+        <ns0:font script="Armn" typeface="Arial"/>
+        <ns0:font script="Bugi" typeface="Leelawadee UI"/>
+        <ns0:font script="Bopo" typeface="Microsoft JhengHei"/>
+        <ns0:font script="Java" typeface="Javanese Text"/>
+        <ns0:font script="Lisu" typeface="Segoe UI"/>
+        <ns0:font script="Mymr" typeface="Myanmar Text"/>
+        <ns0:font script="Nkoo" typeface="Ebrima"/>
+        <ns0:font script="Olck" typeface="Nirmala UI"/>
+        <ns0:font script="Osma" typeface="Ebrima"/>
+        <ns0:font script="Phag" typeface="Phagspa"/>
+        <ns0:font script="Syrn" typeface="Estrangelo Edessa"/>
+        <ns0:font script="Syrj" typeface="Estrangelo Edessa"/>
+        <ns0:font script="Syre" typeface="Estrangelo Edessa"/>
+        <ns0:font script="Sora" typeface="Nirmala UI"/>
+        <ns0:font script="Tale" typeface="Microsoft Tai Le"/>
+        <ns0:font script="Talu" typeface="Microsoft New Tai Lue"/>
+        <ns0:font script="Tfng" typeface="Ebrima"/>
+      </ns0:majorFont>
+      <ns0:minorFont>
+        <ns0:latin typeface="Sitka Text" panose="02110004020202020204"/>
+        <ns0:ea typeface=""/>
+        <ns0:cs typeface=""/>
+        <ns0:font script="Jpan" typeface="游明朝"/>
+        <ns0:font script="Hang" typeface="맑은 고딕"/>
+        <ns0:font script="Hans" typeface="等线"/>
+        <ns0:font script="Hant" typeface="新細明體"/>
+        <ns0:font script="Arab" typeface="Arial"/>
+        <ns0:font script="Hebr" typeface="Arial"/>
+        <ns0:font script="Thai" typeface="Cordia New"/>
+        <ns0:font script="Ethi" typeface="Nyala"/>
+        <ns0:font script="Beng" typeface="Vrinda"/>
+        <ns0:font script="Gujr" typeface="Shruti"/>
+        <ns0:font script="Khmr" typeface="DaunPenh"/>
+        <ns0:font script="Knda" typeface="Tunga"/>
+        <ns0:font script="Guru" typeface="Raavi"/>
+        <ns0:font script="Cans" typeface="Euphemia"/>
+        <ns0:font script="Cher" typeface="Plantagenet Cherokee"/>
+        <ns0:font script="Yiii" typeface="Microsoft Yi Baiti"/>
+        <ns0:font script="Tibt" typeface="Microsoft Himalaya"/>
+        <ns0:font script="Thaa" typeface="MV Boli"/>
+        <ns0:font script="Deva" typeface="Mangal"/>
+        <ns0:font script="Telu" typeface="Gautami"/>
+        <ns0:font script="Taml" typeface="Latha"/>
+        <ns0:font script="Syrc" typeface="Estrangelo Edessa"/>
+        <ns0:font script="Orya" typeface="Kalinga"/>
+        <ns0:font script="Mlym" typeface="Kartika"/>
+        <ns0:font script="Laoo" typeface="DokChampa"/>
+        <ns0:font script="Sinh" typeface="Iskoola Pota"/>
+        <ns0:font script="Mong" typeface="Mongolian Baiti"/>
+        <ns0:font script="Viet" typeface="Arial"/>
+        <ns0:font script="Uigh" typeface="Microsoft Uighur"/>
+        <ns0:font script="Geor" typeface="Sylfaen"/>
+        <ns0:font script="Armn" typeface="Arial"/>
+        <ns0:font script="Bugi" typeface="Leelawadee UI"/>
+        <ns0:font script="Bopo" typeface="Microsoft JhengHei"/>
+        <ns0:font script="Java" typeface="Javanese Text"/>
+        <ns0:font script="Lisu" typeface="Segoe UI"/>
+        <ns0:font script="Mymr" typeface="Myanmar Text"/>
+        <ns0:font script="Nkoo" typeface="Ebrima"/>
+        <ns0:font script="Olck" typeface="Nirmala UI"/>
+        <ns0:font script="Osma" typeface="Ebrima"/>
+        <ns0:font script="Phag" typeface="Phagspa"/>
+        <ns0:font script="Syrn" typeface="Estrangelo Edessa"/>
+        <ns0:font script="Syrj" typeface="Estrangelo Edessa"/>
+        <ns0:font script="Syre" typeface="Estrangelo Edessa"/>
+        <ns0:font script="Sora" typeface="Nirmala UI"/>
+        <ns0:font script="Tale" typeface="Microsoft Tai Le"/>
+        <ns0:font script="Talu" typeface="Microsoft New Tai Lue"/>
+        <ns0:font script="Tfng" typeface="Ebrima"/>
+      </ns0:minorFont>
+    </ns0:fontScheme>
+    <ns0:fmtScheme name="Office">
+      <ns0:fillStyleLst>
+        <ns0:solidFill>
+          <ns0:schemeClr val="phClr"/>
+        </ns0:solidFill>
+        <ns0:gradFill rotWithShape="1">
+          <ns0:gsLst>
+            <ns0:gs pos="0">
+              <ns0:schemeClr val="phClr">
+                <ns0:lumMod val="110000"/>
+                <ns0:satMod val="105000"/>
+                <ns0:tint val="67000"/>
+              </ns0:schemeClr>
+            </ns0:gs>
+            <ns0:gs pos="50000">
+              <ns0:schemeClr val="phClr">
+                <ns0:lumMod val="105000"/>
+                <ns0:satMod val="103000"/>
+                <ns0:tint val="73000"/>
+              </ns0:schemeClr>
+            </ns0:gs>
+            <ns0:gs pos="100000">
+              <ns0:schemeClr val="phClr">
+                <ns0:lumMod val="105000"/>
+                <ns0:satMod val="109000"/>
+                <ns0:tint val="81000"/>
+              </ns0:schemeClr>
+            </ns0:gs>
+          </ns0:gsLst>
+          <ns0:lin ang="5400000" scaled="0"/>
+        </ns0:gradFill>
+        <ns0:gradFill rotWithShape="1">
+          <ns0:gsLst>
+            <ns0:gs pos="0">
+              <ns0:schemeClr val="phClr">
+                <ns0:satMod val="103000"/>
+                <ns0:lumMod val="102000"/>
+                <ns0:tint val="94000"/>
+              </ns0:schemeClr>
+            </ns0:gs>
+            <ns0:gs pos="50000">
+              <ns0:schemeClr val="phClr">
+                <ns0:satMod val="110000"/>
+                <ns0:lumMod val="100000"/>
+                <ns0:shade val="100000"/>
+              </ns0:schemeClr>
+            </ns0:gs>
+            <ns0:gs pos="100000">
+              <ns0:schemeClr val="phClr">
+                <ns0:lumMod val="99000"/>
+                <ns0:satMod val="120000"/>
+                <ns0:shade val="78000"/>
+              </ns0:schemeClr>
+            </ns0:gs>
+          </ns0:gsLst>
+          <ns0:lin ang="5400000" scaled="0"/>
+        </ns0:gradFill>
+      </ns0:fillStyleLst>
+      <ns0:lnStyleLst>
+        <ns0:ln w="6350" cap="flat" cmpd="sng" algn="ctr">
+          <ns0:solidFill>
+            <ns0:schemeClr val="phClr"/>
+          </ns0:solidFill>
+          <ns0:prstDash val="solid"/>
+          <ns0:miter lim="800000"/>
+        </ns0:ln>
+        <ns0:ln w="12700" cap="flat" cmpd="sng" algn="ctr">
+          <ns0:solidFill>
+            <ns0:schemeClr val="phClr"/>
+          </ns0:solidFill>
+          <ns0:prstDash val="solid"/>
+          <ns0:miter lim="800000"/>
+        </ns0:ln>
+        <ns0:ln w="19050" cap="flat" cmpd="sng" algn="ctr">
+          <ns0:solidFill>
+            <ns0:schemeClr val="phClr"/>
+          </ns0:solidFill>
+          <ns0:prstDash val="solid"/>
+          <ns0:miter lim="800000"/>
+        </ns0:ln>
+      </ns0:lnStyleLst>
+      <ns0:effectStyleLst>
+        <ns0:effectStyle>
+          <ns0:effectLst/>
+        </ns0:effectStyle>
+        <ns0:effectStyle>
+          <ns0:effectLst/>
+        </ns0:effectStyle>
+        <ns0:effectStyle>
+          <ns0:effectLst>
+            <ns0:outerShdw blurRad="57150" dist="19050" dir="5400000" algn="ctr" rotWithShape="0">
+              <ns0:srgbClr val="000000">
+                <ns0:alpha val="63000"/>
+              </ns0:srgbClr>
+            </ns0:outerShdw>
+          </ns0:effectLst>
+        </ns0:effectStyle>
+      </ns0:effectStyleLst>
+      <ns0:bgFillStyleLst>
+        <ns0:solidFill>
+          <ns0:schemeClr val="phClr"/>
+        </ns0:solidFill>
+        <ns0:solidFill>
+          <ns0:schemeClr val="phClr">
+            <ns0:tint val="95000"/>
+            <ns0:satMod val="170000"/>
+          </ns0:schemeClr>
+        </ns0:solidFill>
+        <ns0:gradFill rotWithShape="1">
+          <ns0:gsLst>
+            <ns0:gs pos="0">
+              <ns0:schemeClr val="phClr">
+                <ns0:tint val="93000"/>
+                <ns0:satMod val="150000"/>
+                <ns0:shade val="98000"/>
+                <ns0:lumMod val="102000"/>
+              </ns0:schemeClr>
+            </ns0:gs>
+            <ns0:gs pos="50000">
+              <ns0:schemeClr val="phClr">
+                <ns0:tint val="98000"/>
+                <ns0:satMod val="130000"/>
+                <ns0:shade val="90000"/>
+                <ns0:lumMod val="103000"/>
+              </ns0:schemeClr>
+            </ns0:gs>
+            <ns0:gs pos="100000">
+              <ns0:schemeClr val="phClr">
+                <ns0:shade val="63000"/>
+                <ns0:satMod val="120000"/>
+              </ns0:schemeClr>
+            </ns0:gs>
+          </ns0:gsLst>
+          <ns0:lin ang="5400000" scaled="0"/>
+        </ns0:gradFill>
+      </ns0:bgFillStyleLst>
+    </ns0:fmtScheme>
+  </ns0:themeElements>
+  <ns0:objectDefaults/>
+  <ns0:extraClrSchemeLst/>
+  <ns0:extLst>
+    <ns0:ext uri="{05A4C25C-085E-4340-85A3-A5531E510DB2}">
+      <ns1:themeFamily name="Office Theme" id="{2E142A2C-CD16-42D6-873A-C26D2A0506FA}" vid="{1BDDFF52-6CD6-40A5-AB3C-68EB2F1E4D0A}"/>
+    </ns0:ext>
+  </ns0:extLst>
+</ns0:theme>
 </file>